--- a/DataFlex/DataFlex.docx
+++ b/DataFlex/DataFlex.docx
@@ -1,8 +1,7 @@
 
 <file path=word/document.xml><?xml version="1.0" encoding="utf-8"?>
-<w:document xmlns:wpc="http://schemas.microsoft.com/office/word/2010/wordprocessingCanvas" xmlns:cx="http://schemas.microsoft.com/office/drawing/2014/chartex" xmlns:cx1="http://schemas.microsoft.com/office/drawing/2015/9/8/chartex" xmlns:cx2="http://schemas.microsoft.com/office/drawing/2015/10/21/chartex" xmlns:cx3="http://schemas.microsoft.com/office/drawing/2016/5/9/chartex" xmlns:cx4="http://schemas.microsoft.com/office/drawing/2016/5/10/chartex" xmlns:cx5="http://schemas.microsoft.com/office/drawing/2016/5/11/chartex" xmlns:cx6="http://schemas.microsoft.com/office/drawing/2016/5/12/chartex" xmlns:cx7="http://schemas.microsoft.com/office/drawing/2016/5/13/chartex" xmlns:cx8="http://schemas.microsoft.com/office/drawing/2016/5/14/chartex" xmlns:mc="http://schemas.openxmlformats.org/markup-compatibility/2006" xmlns:aink="http://schemas.microsoft.com/office/drawing/2016/ink" xmlns:am3d="http://schemas.microsoft.com/office/drawing/2017/model3d" xmlns:o="urn:schemas-microsoft-com:office:office" xmlns:r="http://schemas.openxmlformats.org/officeDocument/2006/relationships" xmlns:m="http://schemas.openxmlformats.org/officeDocument/2006/math" xmlns:v="urn:schemas-microsoft-com:vml" xmlns:wp14="http://schemas.microsoft.com/office/word/2010/wordprocessingDrawing" xmlns:wp="http://schemas.openxmlformats.org/drawingml/2006/wordprocessingDrawing" xmlns:w10="urn:schemas-microsoft-com:office:word" xmlns:w="http://schemas.openxmlformats.org/wordprocessingml/2006/main" xmlns:w14="http://schemas.microsoft.com/office/word/2010/wordml" xmlns:w15="http://schemas.microsoft.com/office/word/2012/wordml" xmlns:w16cid="http://schemas.microsoft.com/office/word/2016/wordml/cid" xmlns:w16se="http://schemas.microsoft.com/office/word/2015/wordml/symex" xmlns:wpg="http://schemas.microsoft.com/office/word/2010/wordprocessingGroup" xmlns:wpi="http://schemas.microsoft.com/office/word/2010/wordprocessingInk" xmlns:wne="http://schemas.microsoft.com/office/word/2006/wordml" xmlns:wps="http://schemas.microsoft.com/office/word/2010/wordprocessingShape" mc:Ignorable="w14 w15 w16se w16cid wp14">
+<w:document xmlns:wpc="http://schemas.microsoft.com/office/word/2010/wordprocessingCanvas" xmlns:cx="http://schemas.microsoft.com/office/drawing/2014/chartex" xmlns:cx1="http://schemas.microsoft.com/office/drawing/2015/9/8/chartex" xmlns:cx2="http://schemas.microsoft.com/office/drawing/2015/10/21/chartex" xmlns:cx3="http://schemas.microsoft.com/office/drawing/2016/5/9/chartex" xmlns:cx4="http://schemas.microsoft.com/office/drawing/2016/5/10/chartex" xmlns:cx5="http://schemas.microsoft.com/office/drawing/2016/5/11/chartex" xmlns:cx6="http://schemas.microsoft.com/office/drawing/2016/5/12/chartex" xmlns:cx7="http://schemas.microsoft.com/office/drawing/2016/5/13/chartex" xmlns:cx8="http://schemas.microsoft.com/office/drawing/2016/5/14/chartex" xmlns:mc="http://schemas.openxmlformats.org/markup-compatibility/2006" xmlns:aink="http://schemas.microsoft.com/office/drawing/2016/ink" xmlns:am3d="http://schemas.microsoft.com/office/drawing/2017/model3d" xmlns:o="urn:schemas-microsoft-com:office:office" xmlns:oel="http://schemas.microsoft.com/office/2019/extlst" xmlns:r="http://schemas.openxmlformats.org/officeDocument/2006/relationships" xmlns:m="http://schemas.openxmlformats.org/officeDocument/2006/math" xmlns:v="urn:schemas-microsoft-com:vml" xmlns:wp14="http://schemas.microsoft.com/office/word/2010/wordprocessingDrawing" xmlns:wp="http://schemas.openxmlformats.org/drawingml/2006/wordprocessingDrawing" xmlns:w10="urn:schemas-microsoft-com:office:word" xmlns:w="http://schemas.openxmlformats.org/wordprocessingml/2006/main" xmlns:w14="http://schemas.microsoft.com/office/word/2010/wordml" xmlns:w15="http://schemas.microsoft.com/office/word/2012/wordml" xmlns:w16cex="http://schemas.microsoft.com/office/word/2018/wordml/cex" xmlns:w16cid="http://schemas.microsoft.com/office/word/2016/wordml/cid" xmlns:w16="http://schemas.microsoft.com/office/word/2018/wordml" xmlns:w16du="http://schemas.microsoft.com/office/word/2023/wordml/word16du" xmlns:w16sdtdh="http://schemas.microsoft.com/office/word/2020/wordml/sdtdatahash" xmlns:w16sdtfl="http://schemas.microsoft.com/office/word/2024/wordml/sdtformatlock" xmlns:w16se="http://schemas.microsoft.com/office/word/2015/wordml/symex" xmlns:wpg="http://schemas.microsoft.com/office/word/2010/wordprocessingGroup" xmlns:wpi="http://schemas.microsoft.com/office/word/2010/wordprocessingInk" xmlns:wne="http://schemas.microsoft.com/office/word/2006/wordml" xmlns:wps="http://schemas.microsoft.com/office/word/2010/wordprocessingShape" mc:Ignorable="w14 w15 w16se w16cid w16 w16cex w16sdtdh w16sdtfl w16du wp14">
   <w:body>
-    <w:bookmarkStart w:id="0" w:name="_GoBack"/>
     <w:p>
       <w:pPr>
         <w:jc w:val="right"/>
@@ -81,7 +80,7 @@
               </wp:anchor>
             </w:drawing>
           </mc:Choice>
-          <mc:Fallback xmlns:w16sdtdh="http://schemas.microsoft.com/office/word/2020/wordml/sdtdatahash" xmlns:w16="http://schemas.microsoft.com/office/word/2018/wordml" xmlns:w16cex="http://schemas.microsoft.com/office/word/2018/wordml/cex" xmlns:oel="http://schemas.microsoft.com/office/2019/extlst">
+          <mc:Fallback xmlns:w16cei="http://schemas.microsoft.com/office/word/2026/wordml/cei">
             <w:pict>
               <v:rect w14:anchorId="242BB697" id="Rectangle 30" o:spid="_x0000_s1026" style="position:absolute;margin-left:544.1pt;margin-top:0;width:595.3pt;height:841.9pt;z-index:-7944;visibility:visible;mso-wrap-style:square;mso-width-percent:0;mso-height-percent:0;mso-wrap-distance-left:9pt;mso-wrap-distance-top:0;mso-wrap-distance-right:9pt;mso-wrap-distance-bottom:0;mso-position-horizontal:right;mso-position-horizontal-relative:page;mso-position-vertical:top;mso-position-vertical-relative:margin;mso-width-percent:0;mso-height-percent:0;mso-width-relative:page;mso-height-relative:page;v-text-anchor:top" o:gfxdata="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" fillcolor="#6d6e71" stroked="f">
                 <w10:wrap anchorx="page" anchory="margin"/>
@@ -265,7 +264,7 @@
         </w:rPr>
       </w:pPr>
     </w:p>
-    <w:bookmarkStart w:id="1" w:name="Produkt"/>
+    <w:bookmarkStart w:id="0" w:name="Produkt"/>
     <w:p>
       <w:pPr>
         <w:pStyle w:val="Titel"/>
@@ -310,7 +309,7 @@
         <w:rPr>
           <w:lang w:val="en-US"/>
         </w:rPr>
-        <w:t xml:space="preserve"> V31.0</w:t>
+        <w:t xml:space="preserve"> V32.0</w:t>
       </w:r>
       <w:r>
         <w:rPr>
@@ -336,19 +335,8 @@
           <w:szCs w:val="32"/>
           <w:lang w:val="en-US"/>
         </w:rPr>
-        <w:t xml:space="preserve">Created by Bernhard </w:t>
-      </w:r>
-      <w:proofErr w:type="spellStart"/>
-      <w:r>
-        <w:rPr>
-          <w:color w:val="FFFFFF" w:themeColor="background1"/>
-          <w:sz w:val="32"/>
-          <w:szCs w:val="32"/>
-          <w:lang w:val="en-US"/>
-        </w:rPr>
-        <w:t>Ponemayr</w:t>
-      </w:r>
-      <w:proofErr w:type="spellEnd"/>
+        <w:t>Created by Bernhard Ponemayr</w:t>
+      </w:r>
     </w:p>
     <w:p>
       <w:pPr>
@@ -362,28 +350,13 @@
         <w:pStyle w:val="Untertitel"/>
         <w:ind w:firstLine="0"/>
       </w:pPr>
-      <w:r>
-        <w:fldChar w:fldCharType="begin"/>
-      </w:r>
-      <w:r>
-        <w:instrText xml:space="preserve"> SUBJECT  \* MERGEFORMAT </w:instrText>
-      </w:r>
-      <w:r>
-        <w:fldChar w:fldCharType="separate"/>
-      </w:r>
-      <w:proofErr w:type="spellStart"/>
-      <w:r>
-        <w:t>combit</w:t>
-      </w:r>
-      <w:proofErr w:type="spellEnd"/>
-      <w:r>
-        <w:t xml:space="preserve"> List &amp; Label</w:t>
-      </w:r>
-      <w:r>
-        <w:fldChar w:fldCharType="end"/>
-      </w:r>
-    </w:p>
-    <w:bookmarkEnd w:id="1"/>
+      <w:fldSimple w:instr=" SUBJECT  \* MERGEFORMAT ">
+        <w:r>
+          <w:t>combit List &amp; Label</w:t>
+        </w:r>
+      </w:fldSimple>
+    </w:p>
+    <w:bookmarkEnd w:id="0"/>
     <w:p>
       <w:pPr>
         <w:rPr>
@@ -472,8 +445,11 @@
               <w:rFonts w:asciiTheme="minorHAnsi" w:eastAsiaTheme="minorEastAsia" w:hAnsiTheme="minorHAnsi" w:cstheme="minorBidi"/>
               <w:noProof/>
               <w:color w:val="auto"/>
-              <w:sz w:val="22"/>
+              <w:kern w:val="2"/>
+              <w:sz w:val="24"/>
+              <w:szCs w:val="24"/>
               <w:lang w:eastAsia="de-DE"/>
+              <w14:ligatures w14:val="standardContextual"/>
             </w:rPr>
           </w:pPr>
           <w:r>
@@ -494,7 +470,7 @@
             </w:rPr>
             <w:fldChar w:fldCharType="separate"/>
           </w:r>
-          <w:hyperlink w:anchor="_Toc210638676" w:history="1">
+          <w:hyperlink w:anchor="_Toc242259722" w:history="1">
             <w:r>
               <w:rPr>
                 <w:rStyle w:val="Hyperlink"/>
@@ -522,7 +498,7 @@
                 <w:noProof/>
                 <w:webHidden/>
               </w:rPr>
-              <w:instrText xml:space="preserve"> PAGEREF _Toc210638676 \h </w:instrText>
+              <w:instrText xml:space="preserve"> PAGEREF _Toc242259722 \h </w:instrText>
             </w:r>
             <w:r>
               <w:rPr>
@@ -560,11 +536,14 @@
               <w:rFonts w:asciiTheme="minorHAnsi" w:eastAsiaTheme="minorEastAsia" w:hAnsiTheme="minorHAnsi" w:cstheme="minorBidi"/>
               <w:noProof/>
               <w:color w:val="auto"/>
-              <w:sz w:val="22"/>
+              <w:kern w:val="2"/>
+              <w:sz w:val="24"/>
+              <w:szCs w:val="24"/>
               <w:lang w:eastAsia="de-DE"/>
+              <w14:ligatures w14:val="standardContextual"/>
             </w:rPr>
           </w:pPr>
-          <w:hyperlink w:anchor="_Toc210638677" w:history="1">
+          <w:hyperlink w:anchor="_Toc242259723" w:history="1">
             <w:r>
               <w:rPr>
                 <w:rStyle w:val="Hyperlink"/>
@@ -592,7 +571,7 @@
                 <w:noProof/>
                 <w:webHidden/>
               </w:rPr>
-              <w:instrText xml:space="preserve"> PAGEREF _Toc210638677 \h </w:instrText>
+              <w:instrText xml:space="preserve"> PAGEREF _Toc242259723 \h </w:instrText>
             </w:r>
             <w:r>
               <w:rPr>
@@ -630,11 +609,14 @@
               <w:rFonts w:asciiTheme="minorHAnsi" w:eastAsiaTheme="minorEastAsia" w:hAnsiTheme="minorHAnsi" w:cstheme="minorBidi"/>
               <w:noProof/>
               <w:color w:val="auto"/>
-              <w:sz w:val="22"/>
+              <w:kern w:val="2"/>
+              <w:sz w:val="24"/>
+              <w:szCs w:val="24"/>
               <w:lang w:eastAsia="de-DE"/>
+              <w14:ligatures w14:val="standardContextual"/>
             </w:rPr>
           </w:pPr>
-          <w:hyperlink w:anchor="_Toc210638678" w:history="1">
+          <w:hyperlink w:anchor="_Toc242259724" w:history="1">
             <w:r>
               <w:rPr>
                 <w:rStyle w:val="Hyperlink"/>
@@ -662,7 +644,7 @@
                 <w:noProof/>
                 <w:webHidden/>
               </w:rPr>
-              <w:instrText xml:space="preserve"> PAGEREF _Toc210638678 \h </w:instrText>
+              <w:instrText xml:space="preserve"> PAGEREF _Toc242259724 \h </w:instrText>
             </w:r>
             <w:r>
               <w:rPr>
@@ -700,11 +682,14 @@
               <w:rFonts w:asciiTheme="minorHAnsi" w:eastAsiaTheme="minorEastAsia" w:hAnsiTheme="minorHAnsi" w:cstheme="minorBidi"/>
               <w:noProof/>
               <w:color w:val="auto"/>
-              <w:sz w:val="22"/>
+              <w:kern w:val="2"/>
+              <w:sz w:val="24"/>
+              <w:szCs w:val="24"/>
               <w:lang w:eastAsia="de-DE"/>
+              <w14:ligatures w14:val="standardContextual"/>
             </w:rPr>
           </w:pPr>
-          <w:hyperlink w:anchor="_Toc210638679" w:history="1">
+          <w:hyperlink w:anchor="_Toc242259725" w:history="1">
             <w:r>
               <w:rPr>
                 <w:rStyle w:val="Hyperlink"/>
@@ -732,7 +717,7 @@
                 <w:noProof/>
                 <w:webHidden/>
               </w:rPr>
-              <w:instrText xml:space="preserve"> PAGEREF _Toc210638679 \h </w:instrText>
+              <w:instrText xml:space="preserve"> PAGEREF _Toc242259725 \h </w:instrText>
             </w:r>
             <w:r>
               <w:rPr>
@@ -773,17 +758,20 @@
               <w:rFonts w:asciiTheme="minorHAnsi" w:eastAsiaTheme="minorEastAsia" w:hAnsiTheme="minorHAnsi" w:cstheme="minorBidi"/>
               <w:noProof/>
               <w:color w:val="auto"/>
-              <w:sz w:val="22"/>
+              <w:kern w:val="2"/>
+              <w:sz w:val="24"/>
+              <w:szCs w:val="24"/>
               <w:lang w:eastAsia="de-DE"/>
+              <w14:ligatures w14:val="standardContextual"/>
             </w:rPr>
           </w:pPr>
-          <w:hyperlink w:anchor="_Toc210638680" w:history="1">
+          <w:hyperlink w:anchor="_Toc242259726" w:history="1">
             <w:r>
               <w:rPr>
                 <w:rStyle w:val="Hyperlink"/>
                 <w:noProof/>
               </w:rPr>
-              <w:t>List &amp; Label Library 31.0</w:t>
+              <w:t>List &amp; Label Library 32.0</w:t>
             </w:r>
             <w:r>
               <w:rPr>
@@ -804,7 +792,7 @@
                 <w:noProof/>
                 <w:webHidden/>
               </w:rPr>
-              <w:instrText xml:space="preserve"> PAGEREF _Toc210638680 \h </w:instrText>
+              <w:instrText xml:space="preserve"> PAGEREF _Toc242259726 \h </w:instrText>
             </w:r>
             <w:r>
               <w:rPr>
@@ -845,17 +833,20 @@
               <w:rFonts w:asciiTheme="minorHAnsi" w:eastAsiaTheme="minorEastAsia" w:hAnsiTheme="minorHAnsi" w:cstheme="minorBidi"/>
               <w:noProof/>
               <w:color w:val="auto"/>
-              <w:sz w:val="22"/>
+              <w:kern w:val="2"/>
+              <w:sz w:val="24"/>
+              <w:szCs w:val="24"/>
               <w:lang w:eastAsia="de-DE"/>
+              <w14:ligatures w14:val="standardContextual"/>
             </w:rPr>
           </w:pPr>
-          <w:hyperlink w:anchor="_Toc210638681" w:history="1">
+          <w:hyperlink w:anchor="_Toc242259727" w:history="1">
             <w:r>
               <w:rPr>
                 <w:rStyle w:val="Hyperlink"/>
                 <w:noProof/>
               </w:rPr>
-              <w:t>List &amp; Label Library 30.0</w:t>
+              <w:t>List &amp; Label Library 31.0</w:t>
             </w:r>
             <w:r>
               <w:rPr>
@@ -876,7 +867,7 @@
                 <w:noProof/>
                 <w:webHidden/>
               </w:rPr>
-              <w:instrText xml:space="preserve"> PAGEREF _Toc210638681 \h </w:instrText>
+              <w:instrText xml:space="preserve"> PAGEREF _Toc242259727 \h </w:instrText>
             </w:r>
             <w:r>
               <w:rPr>
@@ -917,17 +908,20 @@
               <w:rFonts w:asciiTheme="minorHAnsi" w:eastAsiaTheme="minorEastAsia" w:hAnsiTheme="minorHAnsi" w:cstheme="minorBidi"/>
               <w:noProof/>
               <w:color w:val="auto"/>
-              <w:sz w:val="22"/>
+              <w:kern w:val="2"/>
+              <w:sz w:val="24"/>
+              <w:szCs w:val="24"/>
               <w:lang w:eastAsia="de-DE"/>
+              <w14:ligatures w14:val="standardContextual"/>
             </w:rPr>
           </w:pPr>
-          <w:hyperlink w:anchor="_Toc210638682" w:history="1">
+          <w:hyperlink w:anchor="_Toc242259728" w:history="1">
             <w:r>
               <w:rPr>
                 <w:rStyle w:val="Hyperlink"/>
                 <w:noProof/>
               </w:rPr>
-              <w:t>List &amp; Label Library 29.0</w:t>
+              <w:t>List &amp; Label Library 30.0</w:t>
             </w:r>
             <w:r>
               <w:rPr>
@@ -948,7 +942,7 @@
                 <w:noProof/>
                 <w:webHidden/>
               </w:rPr>
-              <w:instrText xml:space="preserve"> PAGEREF _Toc210638682 \h </w:instrText>
+              <w:instrText xml:space="preserve"> PAGEREF _Toc242259728 \h </w:instrText>
             </w:r>
             <w:r>
               <w:rPr>
@@ -989,17 +983,20 @@
               <w:rFonts w:asciiTheme="minorHAnsi" w:eastAsiaTheme="minorEastAsia" w:hAnsiTheme="minorHAnsi" w:cstheme="minorBidi"/>
               <w:noProof/>
               <w:color w:val="auto"/>
-              <w:sz w:val="22"/>
+              <w:kern w:val="2"/>
+              <w:sz w:val="24"/>
+              <w:szCs w:val="24"/>
               <w:lang w:eastAsia="de-DE"/>
+              <w14:ligatures w14:val="standardContextual"/>
             </w:rPr>
           </w:pPr>
-          <w:hyperlink w:anchor="_Toc210638683" w:history="1">
+          <w:hyperlink w:anchor="_Toc242259729" w:history="1">
             <w:r>
               <w:rPr>
                 <w:rStyle w:val="Hyperlink"/>
                 <w:noProof/>
               </w:rPr>
-              <w:t>List &amp; Label Library 28.0</w:t>
+              <w:t>List &amp; Label Library 29.0</w:t>
             </w:r>
             <w:r>
               <w:rPr>
@@ -1020,7 +1017,7 @@
                 <w:noProof/>
                 <w:webHidden/>
               </w:rPr>
-              <w:instrText xml:space="preserve"> PAGEREF _Toc210638683 \h </w:instrText>
+              <w:instrText xml:space="preserve"> PAGEREF _Toc242259729 \h </w:instrText>
             </w:r>
             <w:r>
               <w:rPr>
@@ -1061,17 +1058,20 @@
               <w:rFonts w:asciiTheme="minorHAnsi" w:eastAsiaTheme="minorEastAsia" w:hAnsiTheme="minorHAnsi" w:cstheme="minorBidi"/>
               <w:noProof/>
               <w:color w:val="auto"/>
-              <w:sz w:val="22"/>
+              <w:kern w:val="2"/>
+              <w:sz w:val="24"/>
+              <w:szCs w:val="24"/>
               <w:lang w:eastAsia="de-DE"/>
+              <w14:ligatures w14:val="standardContextual"/>
             </w:rPr>
           </w:pPr>
-          <w:hyperlink w:anchor="_Toc210638684" w:history="1">
+          <w:hyperlink w:anchor="_Toc242259730" w:history="1">
             <w:r>
               <w:rPr>
                 <w:rStyle w:val="Hyperlink"/>
                 <w:noProof/>
               </w:rPr>
-              <w:t>List &amp; Label Library 27.0</w:t>
+              <w:t>List &amp; Label Library 28.0</w:t>
             </w:r>
             <w:r>
               <w:rPr>
@@ -1092,7 +1092,7 @@
                 <w:noProof/>
                 <w:webHidden/>
               </w:rPr>
-              <w:instrText xml:space="preserve"> PAGEREF _Toc210638684 \h </w:instrText>
+              <w:instrText xml:space="preserve"> PAGEREF _Toc242259730 \h </w:instrText>
             </w:r>
             <w:r>
               <w:rPr>
@@ -1133,17 +1133,20 @@
               <w:rFonts w:asciiTheme="minorHAnsi" w:eastAsiaTheme="minorEastAsia" w:hAnsiTheme="minorHAnsi" w:cstheme="minorBidi"/>
               <w:noProof/>
               <w:color w:val="auto"/>
-              <w:sz w:val="22"/>
+              <w:kern w:val="2"/>
+              <w:sz w:val="24"/>
+              <w:szCs w:val="24"/>
               <w:lang w:eastAsia="de-DE"/>
+              <w14:ligatures w14:val="standardContextual"/>
             </w:rPr>
           </w:pPr>
-          <w:hyperlink w:anchor="_Toc210638685" w:history="1">
+          <w:hyperlink w:anchor="_Toc242259731" w:history="1">
             <w:r>
               <w:rPr>
                 <w:rStyle w:val="Hyperlink"/>
                 <w:noProof/>
               </w:rPr>
-              <w:t>List &amp; Label Library 26.0</w:t>
+              <w:t>List &amp; Label Library 27.0</w:t>
             </w:r>
             <w:r>
               <w:rPr>
@@ -1164,7 +1167,7 @@
                 <w:noProof/>
                 <w:webHidden/>
               </w:rPr>
-              <w:instrText xml:space="preserve"> PAGEREF _Toc210638685 \h </w:instrText>
+              <w:instrText xml:space="preserve"> PAGEREF _Toc242259731 \h </w:instrText>
             </w:r>
             <w:r>
               <w:rPr>
@@ -1205,11 +1208,89 @@
               <w:rFonts w:asciiTheme="minorHAnsi" w:eastAsiaTheme="minorEastAsia" w:hAnsiTheme="minorHAnsi" w:cstheme="minorBidi"/>
               <w:noProof/>
               <w:color w:val="auto"/>
-              <w:sz w:val="22"/>
+              <w:kern w:val="2"/>
+              <w:sz w:val="24"/>
+              <w:szCs w:val="24"/>
               <w:lang w:eastAsia="de-DE"/>
+              <w14:ligatures w14:val="standardContextual"/>
             </w:rPr>
           </w:pPr>
-          <w:hyperlink w:anchor="_Toc210638686" w:history="1">
+          <w:hyperlink w:anchor="_Toc242259732" w:history="1">
+            <w:r>
+              <w:rPr>
+                <w:rStyle w:val="Hyperlink"/>
+                <w:noProof/>
+              </w:rPr>
+              <w:t>List &amp; Label Library 26.0</w:t>
+            </w:r>
+            <w:r>
+              <w:rPr>
+                <w:noProof/>
+                <w:webHidden/>
+              </w:rPr>
+              <w:tab/>
+            </w:r>
+            <w:r>
+              <w:rPr>
+                <w:noProof/>
+                <w:webHidden/>
+              </w:rPr>
+              <w:fldChar w:fldCharType="begin"/>
+            </w:r>
+            <w:r>
+              <w:rPr>
+                <w:noProof/>
+                <w:webHidden/>
+              </w:rPr>
+              <w:instrText xml:space="preserve"> PAGEREF _Toc242259732 \h </w:instrText>
+            </w:r>
+            <w:r>
+              <w:rPr>
+                <w:noProof/>
+                <w:webHidden/>
+              </w:rPr>
+            </w:r>
+            <w:r>
+              <w:rPr>
+                <w:noProof/>
+                <w:webHidden/>
+              </w:rPr>
+              <w:fldChar w:fldCharType="separate"/>
+            </w:r>
+            <w:r>
+              <w:rPr>
+                <w:noProof/>
+                <w:webHidden/>
+              </w:rPr>
+              <w:t>7</w:t>
+            </w:r>
+            <w:r>
+              <w:rPr>
+                <w:noProof/>
+                <w:webHidden/>
+              </w:rPr>
+              <w:fldChar w:fldCharType="end"/>
+            </w:r>
+          </w:hyperlink>
+        </w:p>
+        <w:p>
+          <w:pPr>
+            <w:pStyle w:val="Verzeichnis2"/>
+            <w:tabs>
+              <w:tab w:val="right" w:leader="dot" w:pos="9348"/>
+            </w:tabs>
+            <w:rPr>
+              <w:rFonts w:asciiTheme="minorHAnsi" w:eastAsiaTheme="minorEastAsia" w:hAnsiTheme="minorHAnsi" w:cstheme="minorBidi"/>
+              <w:noProof/>
+              <w:color w:val="auto"/>
+              <w:kern w:val="2"/>
+              <w:sz w:val="24"/>
+              <w:szCs w:val="24"/>
+              <w:lang w:eastAsia="de-DE"/>
+              <w14:ligatures w14:val="standardContextual"/>
+            </w:rPr>
+          </w:pPr>
+          <w:hyperlink w:anchor="_Toc242259733" w:history="1">
             <w:r>
               <w:rPr>
                 <w:rStyle w:val="Hyperlink"/>
@@ -1236,7 +1317,7 @@
                 <w:noProof/>
                 <w:webHidden/>
               </w:rPr>
-              <w:instrText xml:space="preserve"> PAGEREF _Toc210638686 \h </w:instrText>
+              <w:instrText xml:space="preserve"> PAGEREF _Toc242259733 \h </w:instrText>
             </w:r>
             <w:r>
               <w:rPr>
@@ -1277,11 +1358,14 @@
               <w:rFonts w:asciiTheme="minorHAnsi" w:eastAsiaTheme="minorEastAsia" w:hAnsiTheme="minorHAnsi" w:cstheme="minorBidi"/>
               <w:noProof/>
               <w:color w:val="auto"/>
-              <w:sz w:val="22"/>
+              <w:kern w:val="2"/>
+              <w:sz w:val="24"/>
+              <w:szCs w:val="24"/>
               <w:lang w:eastAsia="de-DE"/>
+              <w14:ligatures w14:val="standardContextual"/>
             </w:rPr>
           </w:pPr>
-          <w:hyperlink w:anchor="_Toc210638687" w:history="1">
+          <w:hyperlink w:anchor="_Toc242259734" w:history="1">
             <w:r>
               <w:rPr>
                 <w:rStyle w:val="Hyperlink"/>
@@ -1308,7 +1392,7 @@
                 <w:noProof/>
                 <w:webHidden/>
               </w:rPr>
-              <w:instrText xml:space="preserve"> PAGEREF _Toc210638687 \h </w:instrText>
+              <w:instrText xml:space="preserve"> PAGEREF _Toc242259734 \h </w:instrText>
             </w:r>
             <w:r>
               <w:rPr>
@@ -1349,11 +1433,14 @@
               <w:rFonts w:asciiTheme="minorHAnsi" w:eastAsiaTheme="minorEastAsia" w:hAnsiTheme="minorHAnsi" w:cstheme="minorBidi"/>
               <w:noProof/>
               <w:color w:val="auto"/>
-              <w:sz w:val="22"/>
+              <w:kern w:val="2"/>
+              <w:sz w:val="24"/>
+              <w:szCs w:val="24"/>
               <w:lang w:eastAsia="de-DE"/>
+              <w14:ligatures w14:val="standardContextual"/>
             </w:rPr>
           </w:pPr>
-          <w:hyperlink w:anchor="_Toc210638688" w:history="1">
+          <w:hyperlink w:anchor="_Toc242259735" w:history="1">
             <w:r>
               <w:rPr>
                 <w:rStyle w:val="Hyperlink"/>
@@ -1380,7 +1467,7 @@
                 <w:noProof/>
                 <w:webHidden/>
               </w:rPr>
-              <w:instrText xml:space="preserve"> PAGEREF _Toc210638688 \h </w:instrText>
+              <w:instrText xml:space="preserve"> PAGEREF _Toc242259735 \h </w:instrText>
             </w:r>
             <w:r>
               <w:rPr>
@@ -1421,11 +1508,14 @@
               <w:rFonts w:asciiTheme="minorHAnsi" w:eastAsiaTheme="minorEastAsia" w:hAnsiTheme="minorHAnsi" w:cstheme="minorBidi"/>
               <w:noProof/>
               <w:color w:val="auto"/>
-              <w:sz w:val="22"/>
+              <w:kern w:val="2"/>
+              <w:sz w:val="24"/>
+              <w:szCs w:val="24"/>
               <w:lang w:eastAsia="de-DE"/>
+              <w14:ligatures w14:val="standardContextual"/>
             </w:rPr>
           </w:pPr>
-          <w:hyperlink w:anchor="_Toc210638689" w:history="1">
+          <w:hyperlink w:anchor="_Toc242259736" w:history="1">
             <w:r>
               <w:rPr>
                 <w:rStyle w:val="Hyperlink"/>
@@ -1452,151 +1542,7 @@
                 <w:noProof/>
                 <w:webHidden/>
               </w:rPr>
-              <w:instrText xml:space="preserve"> PAGEREF _Toc210638689 \h </w:instrText>
-            </w:r>
-            <w:r>
-              <w:rPr>
-                <w:noProof/>
-                <w:webHidden/>
-              </w:rPr>
-            </w:r>
-            <w:r>
-              <w:rPr>
-                <w:noProof/>
-                <w:webHidden/>
-              </w:rPr>
-              <w:fldChar w:fldCharType="separate"/>
-            </w:r>
-            <w:r>
-              <w:rPr>
-                <w:noProof/>
-                <w:webHidden/>
-              </w:rPr>
-              <w:t>8</w:t>
-            </w:r>
-            <w:r>
-              <w:rPr>
-                <w:noProof/>
-                <w:webHidden/>
-              </w:rPr>
-              <w:fldChar w:fldCharType="end"/>
-            </w:r>
-          </w:hyperlink>
-        </w:p>
-        <w:p>
-          <w:pPr>
-            <w:pStyle w:val="Verzeichnis2"/>
-            <w:tabs>
-              <w:tab w:val="right" w:leader="dot" w:pos="9348"/>
-            </w:tabs>
-            <w:rPr>
-              <w:rFonts w:asciiTheme="minorHAnsi" w:eastAsiaTheme="minorEastAsia" w:hAnsiTheme="minorHAnsi" w:cstheme="minorBidi"/>
-              <w:noProof/>
-              <w:color w:val="auto"/>
-              <w:sz w:val="22"/>
-              <w:lang w:eastAsia="de-DE"/>
-            </w:rPr>
-          </w:pPr>
-          <w:hyperlink w:anchor="_Toc210638690" w:history="1">
-            <w:r>
-              <w:rPr>
-                <w:rStyle w:val="Hyperlink"/>
-                <w:noProof/>
-              </w:rPr>
-              <w:t>List &amp; Label Library 21.0</w:t>
-            </w:r>
-            <w:r>
-              <w:rPr>
-                <w:noProof/>
-                <w:webHidden/>
-              </w:rPr>
-              <w:tab/>
-            </w:r>
-            <w:r>
-              <w:rPr>
-                <w:noProof/>
-                <w:webHidden/>
-              </w:rPr>
-              <w:fldChar w:fldCharType="begin"/>
-            </w:r>
-            <w:r>
-              <w:rPr>
-                <w:noProof/>
-                <w:webHidden/>
-              </w:rPr>
-              <w:instrText xml:space="preserve"> PAGEREF _Toc210638690 \h </w:instrText>
-            </w:r>
-            <w:r>
-              <w:rPr>
-                <w:noProof/>
-                <w:webHidden/>
-              </w:rPr>
-            </w:r>
-            <w:r>
-              <w:rPr>
-                <w:noProof/>
-                <w:webHidden/>
-              </w:rPr>
-              <w:fldChar w:fldCharType="separate"/>
-            </w:r>
-            <w:r>
-              <w:rPr>
-                <w:noProof/>
-                <w:webHidden/>
-              </w:rPr>
-              <w:t>8</w:t>
-            </w:r>
-            <w:r>
-              <w:rPr>
-                <w:noProof/>
-                <w:webHidden/>
-              </w:rPr>
-              <w:fldChar w:fldCharType="end"/>
-            </w:r>
-          </w:hyperlink>
-        </w:p>
-        <w:p>
-          <w:pPr>
-            <w:pStyle w:val="Verzeichnis2"/>
-            <w:tabs>
-              <w:tab w:val="right" w:leader="dot" w:pos="9348"/>
-            </w:tabs>
-            <w:rPr>
-              <w:rFonts w:asciiTheme="minorHAnsi" w:eastAsiaTheme="minorEastAsia" w:hAnsiTheme="minorHAnsi" w:cstheme="minorBidi"/>
-              <w:noProof/>
-              <w:color w:val="auto"/>
-              <w:sz w:val="22"/>
-              <w:lang w:eastAsia="de-DE"/>
-            </w:rPr>
-          </w:pPr>
-          <w:hyperlink w:anchor="_Toc210638691" w:history="1">
-            <w:r>
-              <w:rPr>
-                <w:rStyle w:val="Hyperlink"/>
-                <w:noProof/>
-              </w:rPr>
-              <w:t>List &amp; Label Library 20.0</w:t>
-            </w:r>
-            <w:r>
-              <w:rPr>
-                <w:noProof/>
-                <w:webHidden/>
-              </w:rPr>
-              <w:tab/>
-            </w:r>
-            <w:r>
-              <w:rPr>
-                <w:noProof/>
-                <w:webHidden/>
-              </w:rPr>
-              <w:fldChar w:fldCharType="begin"/>
-            </w:r>
-            <w:r>
-              <w:rPr>
-                <w:noProof/>
-                <w:webHidden/>
-              </w:rPr>
-              <w:instrText xml:space="preserve"> PAGEREF _Toc210638691 \h </w:instrText>
+              <w:instrText xml:space="preserve"> PAGEREF _Toc242259736 \h </w:instrText>
             </w:r>
             <w:r>
               <w:rPr>
@@ -1637,17 +1583,20 @@
               <w:rFonts w:asciiTheme="minorHAnsi" w:eastAsiaTheme="minorEastAsia" w:hAnsiTheme="minorHAnsi" w:cstheme="minorBidi"/>
               <w:noProof/>
               <w:color w:val="auto"/>
-              <w:sz w:val="22"/>
+              <w:kern w:val="2"/>
+              <w:sz w:val="24"/>
+              <w:szCs w:val="24"/>
               <w:lang w:eastAsia="de-DE"/>
+              <w14:ligatures w14:val="standardContextual"/>
             </w:rPr>
           </w:pPr>
-          <w:hyperlink w:anchor="_Toc210638692" w:history="1">
+          <w:hyperlink w:anchor="_Toc242259737" w:history="1">
             <w:r>
               <w:rPr>
                 <w:rStyle w:val="Hyperlink"/>
                 <w:noProof/>
               </w:rPr>
-              <w:t>List &amp; Label Library 19.0</w:t>
+              <w:t>List &amp; Label Library 21.0</w:t>
             </w:r>
             <w:r>
               <w:rPr>
@@ -1668,7 +1617,7 @@
                 <w:noProof/>
                 <w:webHidden/>
               </w:rPr>
-              <w:instrText xml:space="preserve"> PAGEREF _Toc210638692 \h </w:instrText>
+              <w:instrText xml:space="preserve"> PAGEREF _Toc242259737 \h </w:instrText>
             </w:r>
             <w:r>
               <w:rPr>
@@ -1709,11 +1658,164 @@
               <w:rFonts w:asciiTheme="minorHAnsi" w:eastAsiaTheme="minorEastAsia" w:hAnsiTheme="minorHAnsi" w:cstheme="minorBidi"/>
               <w:noProof/>
               <w:color w:val="auto"/>
-              <w:sz w:val="22"/>
+              <w:kern w:val="2"/>
+              <w:sz w:val="24"/>
+              <w:szCs w:val="24"/>
               <w:lang w:eastAsia="de-DE"/>
+              <w14:ligatures w14:val="standardContextual"/>
             </w:rPr>
           </w:pPr>
-          <w:hyperlink w:anchor="_Toc210638693" w:history="1">
+          <w:hyperlink w:anchor="_Toc242259738" w:history="1">
+            <w:r>
+              <w:rPr>
+                <w:rStyle w:val="Hyperlink"/>
+                <w:noProof/>
+              </w:rPr>
+              <w:t>List &amp; Label Library 20.0</w:t>
+            </w:r>
+            <w:r>
+              <w:rPr>
+                <w:noProof/>
+                <w:webHidden/>
+              </w:rPr>
+              <w:tab/>
+            </w:r>
+            <w:r>
+              <w:rPr>
+                <w:noProof/>
+                <w:webHidden/>
+              </w:rPr>
+              <w:fldChar w:fldCharType="begin"/>
+            </w:r>
+            <w:r>
+              <w:rPr>
+                <w:noProof/>
+                <w:webHidden/>
+              </w:rPr>
+              <w:instrText xml:space="preserve"> PAGEREF _Toc242259738 \h </w:instrText>
+            </w:r>
+            <w:r>
+              <w:rPr>
+                <w:noProof/>
+                <w:webHidden/>
+              </w:rPr>
+            </w:r>
+            <w:r>
+              <w:rPr>
+                <w:noProof/>
+                <w:webHidden/>
+              </w:rPr>
+              <w:fldChar w:fldCharType="separate"/>
+            </w:r>
+            <w:r>
+              <w:rPr>
+                <w:noProof/>
+                <w:webHidden/>
+              </w:rPr>
+              <w:t>9</w:t>
+            </w:r>
+            <w:r>
+              <w:rPr>
+                <w:noProof/>
+                <w:webHidden/>
+              </w:rPr>
+              <w:fldChar w:fldCharType="end"/>
+            </w:r>
+          </w:hyperlink>
+        </w:p>
+        <w:p>
+          <w:pPr>
+            <w:pStyle w:val="Verzeichnis2"/>
+            <w:tabs>
+              <w:tab w:val="right" w:leader="dot" w:pos="9348"/>
+            </w:tabs>
+            <w:rPr>
+              <w:rFonts w:asciiTheme="minorHAnsi" w:eastAsiaTheme="minorEastAsia" w:hAnsiTheme="minorHAnsi" w:cstheme="minorBidi"/>
+              <w:noProof/>
+              <w:color w:val="auto"/>
+              <w:kern w:val="2"/>
+              <w:sz w:val="24"/>
+              <w:szCs w:val="24"/>
+              <w:lang w:eastAsia="de-DE"/>
+              <w14:ligatures w14:val="standardContextual"/>
+            </w:rPr>
+          </w:pPr>
+          <w:hyperlink w:anchor="_Toc242259739" w:history="1">
+            <w:r>
+              <w:rPr>
+                <w:rStyle w:val="Hyperlink"/>
+                <w:noProof/>
+              </w:rPr>
+              <w:t>List &amp; Label Library 19.0</w:t>
+            </w:r>
+            <w:r>
+              <w:rPr>
+                <w:noProof/>
+                <w:webHidden/>
+              </w:rPr>
+              <w:tab/>
+            </w:r>
+            <w:r>
+              <w:rPr>
+                <w:noProof/>
+                <w:webHidden/>
+              </w:rPr>
+              <w:fldChar w:fldCharType="begin"/>
+            </w:r>
+            <w:r>
+              <w:rPr>
+                <w:noProof/>
+                <w:webHidden/>
+              </w:rPr>
+              <w:instrText xml:space="preserve"> PAGEREF _Toc242259739 \h </w:instrText>
+            </w:r>
+            <w:r>
+              <w:rPr>
+                <w:noProof/>
+                <w:webHidden/>
+              </w:rPr>
+            </w:r>
+            <w:r>
+              <w:rPr>
+                <w:noProof/>
+                <w:webHidden/>
+              </w:rPr>
+              <w:fldChar w:fldCharType="separate"/>
+            </w:r>
+            <w:r>
+              <w:rPr>
+                <w:noProof/>
+                <w:webHidden/>
+              </w:rPr>
+              <w:t>9</w:t>
+            </w:r>
+            <w:r>
+              <w:rPr>
+                <w:noProof/>
+                <w:webHidden/>
+              </w:rPr>
+              <w:fldChar w:fldCharType="end"/>
+            </w:r>
+          </w:hyperlink>
+        </w:p>
+        <w:p>
+          <w:pPr>
+            <w:pStyle w:val="Verzeichnis2"/>
+            <w:tabs>
+              <w:tab w:val="right" w:leader="dot" w:pos="9348"/>
+            </w:tabs>
+            <w:rPr>
+              <w:rFonts w:asciiTheme="minorHAnsi" w:eastAsiaTheme="minorEastAsia" w:hAnsiTheme="minorHAnsi" w:cstheme="minorBidi"/>
+              <w:noProof/>
+              <w:color w:val="auto"/>
+              <w:kern w:val="2"/>
+              <w:sz w:val="24"/>
+              <w:szCs w:val="24"/>
+              <w:lang w:eastAsia="de-DE"/>
+              <w14:ligatures w14:val="standardContextual"/>
+            </w:rPr>
+          </w:pPr>
+          <w:hyperlink w:anchor="_Toc242259740" w:history="1">
             <w:r>
               <w:rPr>
                 <w:rStyle w:val="Hyperlink"/>
@@ -1740,7 +1842,7 @@
                 <w:noProof/>
                 <w:webHidden/>
               </w:rPr>
-              <w:instrText xml:space="preserve"> PAGEREF _Toc210638693 \h </w:instrText>
+              <w:instrText xml:space="preserve"> PAGEREF _Toc242259740 \h </w:instrText>
             </w:r>
             <w:r>
               <w:rPr>
@@ -1781,11 +1883,14 @@
               <w:rFonts w:asciiTheme="minorHAnsi" w:eastAsiaTheme="minorEastAsia" w:hAnsiTheme="minorHAnsi" w:cstheme="minorBidi"/>
               <w:noProof/>
               <w:color w:val="auto"/>
-              <w:sz w:val="22"/>
+              <w:kern w:val="2"/>
+              <w:sz w:val="24"/>
+              <w:szCs w:val="24"/>
               <w:lang w:eastAsia="de-DE"/>
+              <w14:ligatures w14:val="standardContextual"/>
             </w:rPr>
           </w:pPr>
-          <w:hyperlink w:anchor="_Toc210638694" w:history="1">
+          <w:hyperlink w:anchor="_Toc242259741" w:history="1">
             <w:r>
               <w:rPr>
                 <w:rStyle w:val="Hyperlink"/>
@@ -1812,7 +1917,7 @@
                 <w:noProof/>
                 <w:webHidden/>
               </w:rPr>
-              <w:instrText xml:space="preserve"> PAGEREF _Toc210638694 \h </w:instrText>
+              <w:instrText xml:space="preserve"> PAGEREF _Toc242259741 \h </w:instrText>
             </w:r>
             <w:r>
               <w:rPr>
@@ -1853,11 +1958,14 @@
               <w:rFonts w:asciiTheme="minorHAnsi" w:eastAsiaTheme="minorEastAsia" w:hAnsiTheme="minorHAnsi" w:cstheme="minorBidi"/>
               <w:noProof/>
               <w:color w:val="auto"/>
-              <w:sz w:val="22"/>
+              <w:kern w:val="2"/>
+              <w:sz w:val="24"/>
+              <w:szCs w:val="24"/>
               <w:lang w:eastAsia="de-DE"/>
+              <w14:ligatures w14:val="standardContextual"/>
             </w:rPr>
           </w:pPr>
-          <w:hyperlink w:anchor="_Toc210638695" w:history="1">
+          <w:hyperlink w:anchor="_Toc242259742" w:history="1">
             <w:r>
               <w:rPr>
                 <w:rStyle w:val="Hyperlink"/>
@@ -1884,7 +1992,7 @@
                 <w:noProof/>
                 <w:webHidden/>
               </w:rPr>
-              <w:instrText xml:space="preserve"> PAGEREF _Toc210638695 \h </w:instrText>
+              <w:instrText xml:space="preserve"> PAGEREF _Toc242259742 \h </w:instrText>
             </w:r>
             <w:r>
               <w:rPr>
@@ -1925,11 +2033,14 @@
               <w:rFonts w:asciiTheme="minorHAnsi" w:eastAsiaTheme="minorEastAsia" w:hAnsiTheme="minorHAnsi" w:cstheme="minorBidi"/>
               <w:noProof/>
               <w:color w:val="auto"/>
-              <w:sz w:val="22"/>
+              <w:kern w:val="2"/>
+              <w:sz w:val="24"/>
+              <w:szCs w:val="24"/>
               <w:lang w:eastAsia="de-DE"/>
+              <w14:ligatures w14:val="standardContextual"/>
             </w:rPr>
           </w:pPr>
-          <w:hyperlink w:anchor="_Toc210638696" w:history="1">
+          <w:hyperlink w:anchor="_Toc242259743" w:history="1">
             <w:r>
               <w:rPr>
                 <w:rStyle w:val="Hyperlink"/>
@@ -1956,7 +2067,7 @@
                 <w:noProof/>
                 <w:webHidden/>
               </w:rPr>
-              <w:instrText xml:space="preserve"> PAGEREF _Toc210638696 \h </w:instrText>
+              <w:instrText xml:space="preserve"> PAGEREF _Toc242259743 \h </w:instrText>
             </w:r>
             <w:r>
               <w:rPr>
@@ -1997,11 +2108,14 @@
               <w:rFonts w:asciiTheme="minorHAnsi" w:eastAsiaTheme="minorEastAsia" w:hAnsiTheme="minorHAnsi" w:cstheme="minorBidi"/>
               <w:noProof/>
               <w:color w:val="auto"/>
-              <w:sz w:val="22"/>
+              <w:kern w:val="2"/>
+              <w:sz w:val="24"/>
+              <w:szCs w:val="24"/>
               <w:lang w:eastAsia="de-DE"/>
+              <w14:ligatures w14:val="standardContextual"/>
             </w:rPr>
           </w:pPr>
-          <w:hyperlink w:anchor="_Toc210638697" w:history="1">
+          <w:hyperlink w:anchor="_Toc242259744" w:history="1">
             <w:r>
               <w:rPr>
                 <w:rStyle w:val="Hyperlink"/>
@@ -2028,7 +2142,7 @@
                 <w:noProof/>
                 <w:webHidden/>
               </w:rPr>
-              <w:instrText xml:space="preserve"> PAGEREF _Toc210638697 \h </w:instrText>
+              <w:instrText xml:space="preserve"> PAGEREF _Toc242259744 \h </w:instrText>
             </w:r>
             <w:r>
               <w:rPr>
@@ -2069,11 +2183,14 @@
               <w:rFonts w:asciiTheme="minorHAnsi" w:eastAsiaTheme="minorEastAsia" w:hAnsiTheme="minorHAnsi" w:cstheme="minorBidi"/>
               <w:noProof/>
               <w:color w:val="auto"/>
-              <w:sz w:val="22"/>
+              <w:kern w:val="2"/>
+              <w:sz w:val="24"/>
+              <w:szCs w:val="24"/>
               <w:lang w:eastAsia="de-DE"/>
+              <w14:ligatures w14:val="standardContextual"/>
             </w:rPr>
           </w:pPr>
-          <w:hyperlink w:anchor="_Toc210638698" w:history="1">
+          <w:hyperlink w:anchor="_Toc242259745" w:history="1">
             <w:r>
               <w:rPr>
                 <w:rStyle w:val="Hyperlink"/>
@@ -2100,7 +2217,7 @@
                 <w:noProof/>
                 <w:webHidden/>
               </w:rPr>
-              <w:instrText xml:space="preserve"> PAGEREF _Toc210638698 \h </w:instrText>
+              <w:instrText xml:space="preserve"> PAGEREF _Toc242259745 \h </w:instrText>
             </w:r>
             <w:r>
               <w:rPr>
@@ -2141,11 +2258,14 @@
               <w:rFonts w:asciiTheme="minorHAnsi" w:eastAsiaTheme="minorEastAsia" w:hAnsiTheme="minorHAnsi" w:cstheme="minorBidi"/>
               <w:noProof/>
               <w:color w:val="auto"/>
-              <w:sz w:val="22"/>
+              <w:kern w:val="2"/>
+              <w:sz w:val="24"/>
+              <w:szCs w:val="24"/>
               <w:lang w:eastAsia="de-DE"/>
+              <w14:ligatures w14:val="standardContextual"/>
             </w:rPr>
           </w:pPr>
-          <w:hyperlink w:anchor="_Toc210638699" w:history="1">
+          <w:hyperlink w:anchor="_Toc242259746" w:history="1">
             <w:r>
               <w:rPr>
                 <w:rStyle w:val="Hyperlink"/>
@@ -2172,7 +2292,7 @@
                 <w:noProof/>
                 <w:webHidden/>
               </w:rPr>
-              <w:instrText xml:space="preserve"> PAGEREF _Toc210638699 \h </w:instrText>
+              <w:instrText xml:space="preserve"> PAGEREF _Toc242259746 \h </w:instrText>
             </w:r>
             <w:r>
               <w:rPr>
@@ -2213,11 +2333,14 @@
               <w:rFonts w:asciiTheme="minorHAnsi" w:eastAsiaTheme="minorEastAsia" w:hAnsiTheme="minorHAnsi" w:cstheme="minorBidi"/>
               <w:noProof/>
               <w:color w:val="auto"/>
-              <w:sz w:val="22"/>
+              <w:kern w:val="2"/>
+              <w:sz w:val="24"/>
+              <w:szCs w:val="24"/>
               <w:lang w:eastAsia="de-DE"/>
+              <w14:ligatures w14:val="standardContextual"/>
             </w:rPr>
           </w:pPr>
-          <w:hyperlink w:anchor="_Toc210638700" w:history="1">
+          <w:hyperlink w:anchor="_Toc242259747" w:history="1">
             <w:r>
               <w:rPr>
                 <w:rStyle w:val="Hyperlink"/>
@@ -2244,7 +2367,7 @@
                 <w:noProof/>
                 <w:webHidden/>
               </w:rPr>
-              <w:instrText xml:space="preserve"> PAGEREF _Toc210638700 \h </w:instrText>
+              <w:instrText xml:space="preserve"> PAGEREF _Toc242259747 \h </w:instrText>
             </w:r>
             <w:r>
               <w:rPr>
@@ -2285,11 +2408,14 @@
               <w:rFonts w:asciiTheme="minorHAnsi" w:eastAsiaTheme="minorEastAsia" w:hAnsiTheme="minorHAnsi" w:cstheme="minorBidi"/>
               <w:noProof/>
               <w:color w:val="auto"/>
-              <w:sz w:val="22"/>
+              <w:kern w:val="2"/>
+              <w:sz w:val="24"/>
+              <w:szCs w:val="24"/>
               <w:lang w:eastAsia="de-DE"/>
+              <w14:ligatures w14:val="standardContextual"/>
             </w:rPr>
           </w:pPr>
-          <w:hyperlink w:anchor="_Toc210638701" w:history="1">
+          <w:hyperlink w:anchor="_Toc242259748" w:history="1">
             <w:r>
               <w:rPr>
                 <w:rStyle w:val="Hyperlink"/>
@@ -2316,7 +2442,7 @@
                 <w:noProof/>
                 <w:webHidden/>
               </w:rPr>
-              <w:instrText xml:space="preserve"> PAGEREF _Toc210638701 \h </w:instrText>
+              <w:instrText xml:space="preserve"> PAGEREF _Toc242259748 \h </w:instrText>
             </w:r>
             <w:r>
               <w:rPr>
@@ -2393,7 +2519,7 @@
           <w:lang w:val="en-US"/>
         </w:rPr>
       </w:pPr>
-      <w:bookmarkStart w:id="2" w:name="_Toc210638676"/>
+      <w:bookmarkStart w:id="1" w:name="_Toc242259722"/>
       <w:r>
         <w:rPr>
           <w:lang w:val="en-US"/>
@@ -2401,7 +2527,7 @@
         <w:lastRenderedPageBreak/>
         <w:t>How to Use the Library</w:t>
       </w:r>
-      <w:bookmarkEnd w:id="2"/>
+      <w:bookmarkEnd w:id="1"/>
     </w:p>
     <w:p>
       <w:pPr>
@@ -2449,6 +2575,7 @@
         <w:t>.0 and higher, .</w:t>
       </w:r>
       <w:proofErr w:type="spellStart"/>
+      <w:proofErr w:type="gramStart"/>
       <w:r>
         <w:rPr>
           <w:rFonts w:cs="Arial"/>
@@ -2457,6 +2584,7 @@
         <w:t>sws</w:t>
       </w:r>
       <w:proofErr w:type="spellEnd"/>
+      <w:proofErr w:type="gramEnd"/>
       <w:r>
         <w:rPr>
           <w:rFonts w:cs="Arial"/>
@@ -2503,7 +2631,39 @@
           <w:rFonts w:cs="Arial"/>
           <w:lang w:val="en-US"/>
         </w:rPr>
-        <w:t xml:space="preserve">Inside the VDF Studio select </w:t>
+        <w:t xml:space="preserve">If using </w:t>
+      </w:r>
+      <w:proofErr w:type="spellStart"/>
+      <w:r>
+        <w:rPr>
+          <w:rFonts w:cs="Arial"/>
+          <w:lang w:val="en-US"/>
+        </w:rPr>
+        <w:t>DataFlex</w:t>
+      </w:r>
+      <w:proofErr w:type="spellEnd"/>
+      <w:r>
+        <w:rPr>
+          <w:rFonts w:cs="Arial"/>
+          <w:lang w:val="en-US"/>
+        </w:rPr>
+        <w:t xml:space="preserve"> 26 (2026) open your desired Workspace in the </w:t>
+      </w:r>
+      <w:proofErr w:type="spellStart"/>
+      <w:r>
+        <w:rPr>
+          <w:rFonts w:cs="Arial"/>
+          <w:lang w:val="en-US"/>
+        </w:rPr>
+        <w:t>DataFlex</w:t>
+      </w:r>
+      <w:proofErr w:type="spellEnd"/>
+      <w:r>
+        <w:rPr>
+          <w:rFonts w:cs="Arial"/>
+          <w:lang w:val="en-US"/>
+        </w:rPr>
+        <w:t xml:space="preserve"> Studio, open the Package Manager, click on </w:t>
       </w:r>
       <w:r>
         <w:rPr>
@@ -2517,6 +2677,126 @@
           <w:rFonts w:cs="Arial"/>
           <w:lang w:val="en-US"/>
         </w:rPr>
+        <w:t>Add Package</w:t>
+      </w:r>
+      <w:r>
+        <w:rPr>
+          <w:rFonts w:cs="Arial"/>
+          <w:lang w:val="en-US"/>
+        </w:rPr>
+        <w:t>"</w:t>
+      </w:r>
+      <w:r>
+        <w:rPr>
+          <w:rFonts w:cs="Arial"/>
+          <w:lang w:val="en-US"/>
+        </w:rPr>
+        <w:t xml:space="preserve">, click on the magnifying glass, navigate to the installation folder, select the LL32-VDF26.0.sws and click on </w:t>
+      </w:r>
+      <w:r>
+        <w:rPr>
+          <w:rFonts w:cs="Arial"/>
+          <w:lang w:val="en-US"/>
+        </w:rPr>
+        <w:t>"</w:t>
+      </w:r>
+      <w:r>
+        <w:rPr>
+          <w:rFonts w:cs="Arial"/>
+          <w:lang w:val="en-US"/>
+        </w:rPr>
+        <w:t>OK</w:t>
+      </w:r>
+      <w:r>
+        <w:rPr>
+          <w:rFonts w:cs="Arial"/>
+          <w:lang w:val="en-US"/>
+        </w:rPr>
+        <w:t>"</w:t>
+      </w:r>
+      <w:r>
+        <w:rPr>
+          <w:rFonts w:cs="Arial"/>
+          <w:lang w:val="en-US"/>
+        </w:rPr>
+        <w:t>.</w:t>
+      </w:r>
+    </w:p>
+    <w:p>
+      <w:pPr>
+        <w:adjustRightInd w:val="0"/>
+        <w:rPr>
+          <w:rFonts w:cs="Arial"/>
+          <w:lang w:val="en-US"/>
+        </w:rPr>
+      </w:pPr>
+    </w:p>
+    <w:p>
+      <w:pPr>
+        <w:adjustRightInd w:val="0"/>
+        <w:rPr>
+          <w:rFonts w:cs="Arial"/>
+          <w:lang w:val="en-US"/>
+        </w:rPr>
+      </w:pPr>
+      <w:r>
+        <w:rPr>
+          <w:rFonts w:cs="Arial"/>
+          <w:lang w:val="en-US"/>
+        </w:rPr>
+        <w:t xml:space="preserve">For </w:t>
+      </w:r>
+      <w:proofErr w:type="spellStart"/>
+      <w:r>
+        <w:rPr>
+          <w:rFonts w:cs="Arial"/>
+          <w:lang w:val="en-US"/>
+        </w:rPr>
+        <w:t>DataFlex</w:t>
+      </w:r>
+      <w:proofErr w:type="spellEnd"/>
+      <w:r>
+        <w:rPr>
+          <w:rFonts w:cs="Arial"/>
+          <w:lang w:val="en-US"/>
+        </w:rPr>
+        <w:t xml:space="preserve"> Version prior to 26 start the </w:t>
+      </w:r>
+      <w:proofErr w:type="spellStart"/>
+      <w:r>
+        <w:rPr>
+          <w:rFonts w:cs="Arial"/>
+          <w:lang w:val="en-US"/>
+        </w:rPr>
+        <w:t>DataFlex</w:t>
+      </w:r>
+      <w:proofErr w:type="spellEnd"/>
+      <w:r>
+        <w:rPr>
+          <w:rFonts w:cs="Arial"/>
+          <w:lang w:val="en-US"/>
+        </w:rPr>
+        <w:t xml:space="preserve"> Studio, </w:t>
+      </w:r>
+      <w:r>
+        <w:rPr>
+          <w:rFonts w:cs="Arial"/>
+          <w:lang w:val="en-US"/>
+        </w:rPr>
+        <w:t xml:space="preserve">select </w:t>
+      </w:r>
+      <w:r>
+        <w:rPr>
+          <w:rFonts w:cs="Arial"/>
+          <w:lang w:val="en-US"/>
+        </w:rPr>
+        <w:t>"</w:t>
+      </w:r>
+      <w:r>
+        <w:rPr>
+          <w:rFonts w:cs="Arial"/>
+          <w:lang w:val="en-US"/>
+        </w:rPr>
         <w:t>Tools &gt; Maintain Libraries…</w:t>
       </w:r>
       <w:r>
@@ -2614,7 +2894,21 @@
           <w:rFonts w:cs="Arial"/>
           <w:lang w:val="en-US"/>
         </w:rPr>
-        <w:t xml:space="preserve">i.e. LL31-VDF25.0.sws for </w:t>
+        <w:t>i.e. LL3</w:t>
+      </w:r>
+      <w:r>
+        <w:rPr>
+          <w:rFonts w:cs="Arial"/>
+          <w:lang w:val="en-US"/>
+        </w:rPr>
+        <w:t>2</w:t>
+      </w:r>
+      <w:r>
+        <w:rPr>
+          <w:rFonts w:cs="Arial"/>
+          <w:lang w:val="en-US"/>
+        </w:rPr>
+        <w:t xml:space="preserve">-VDF25.0.sws for </w:t>
       </w:r>
       <w:proofErr w:type="spellStart"/>
       <w:r>
@@ -2669,23 +2963,7 @@
           <w:rFonts w:cs="Arial"/>
           <w:lang w:val="en-US"/>
         </w:rPr>
-        <w:t xml:space="preserve">If you prefer not to automatically update the library with Service Packs from </w:t>
-      </w:r>
-      <w:proofErr w:type="spellStart"/>
-      <w:r>
-        <w:rPr>
-          <w:rFonts w:cs="Arial"/>
-          <w:lang w:val="en-US"/>
-        </w:rPr>
-        <w:t>combit</w:t>
-      </w:r>
-      <w:proofErr w:type="spellEnd"/>
-      <w:r>
-        <w:rPr>
-          <w:rFonts w:cs="Arial"/>
-          <w:lang w:val="en-US"/>
-        </w:rPr>
-        <w:t xml:space="preserve">, copy the complete folder </w:t>
+        <w:t xml:space="preserve">If you prefer not to automatically update the library with Service Packs from combit, copy the complete folder </w:t>
       </w:r>
       <w:r>
         <w:rPr>
@@ -2715,7 +2993,7 @@
         <w:rPr>
           <w:lang w:val="en-US"/>
         </w:rPr>
-        <w:t>31</w:t>
+        <w:t>32</w:t>
       </w:r>
       <w:r>
         <w:rPr>
@@ -2759,7 +3037,67 @@
           <w:rFonts w:cs="Arial"/>
           <w:lang w:val="en-US"/>
         </w:rPr>
-        <w:t xml:space="preserve">After you have added the library there are two new report templates available in the Create </w:t>
+        <w:t>After you have added the library there are two new report templates available in the Create new-View/Report tab window.</w:t>
+      </w:r>
+      <w:r>
+        <w:rPr>
+          <w:rFonts w:cs="Arial"/>
+          <w:lang w:val="en-US"/>
+        </w:rPr>
+        <w:t xml:space="preserve"> If you use </w:t>
+      </w:r>
+      <w:proofErr w:type="spellStart"/>
+      <w:r>
+        <w:rPr>
+          <w:rFonts w:cs="Arial"/>
+          <w:lang w:val="en-US"/>
+        </w:rPr>
+        <w:t>DataFlex</w:t>
+      </w:r>
+      <w:proofErr w:type="spellEnd"/>
+      <w:r>
+        <w:rPr>
+          <w:rFonts w:cs="Arial"/>
+          <w:lang w:val="en-US"/>
+        </w:rPr>
+        <w:t xml:space="preserve"> 26 you can find the report templates in Other Files &amp; Sources in the “Create</w:t>
+      </w:r>
+      <w:r>
+        <w:rPr>
+          <w:rFonts w:cs="Arial"/>
+          <w:lang w:val="en-US"/>
+        </w:rPr>
+        <w:t xml:space="preserve"> </w:t>
+      </w:r>
+      <w:r>
+        <w:rPr>
+          <w:rFonts w:cs="Arial"/>
+          <w:lang w:val="en-US"/>
+        </w:rPr>
+        <w:t xml:space="preserve">New…” window. </w:t>
+      </w:r>
+      <w:r>
+        <w:rPr>
+          <w:rFonts w:cs="Arial"/>
+          <w:lang w:val="en-US"/>
+        </w:rPr>
+        <w:t xml:space="preserve">Create a new Report View based on one of these two templates ("List &amp; Label Report View" or "List &amp; Label Report View with Preview") and add your </w:t>
+      </w:r>
+      <w:proofErr w:type="spellStart"/>
+      <w:r>
+        <w:rPr>
+          <w:rFonts w:cs="Arial"/>
+          <w:lang w:val="en-US"/>
+        </w:rPr>
+        <w:t>DataDictionaries</w:t>
+      </w:r>
+      <w:proofErr w:type="spellEnd"/>
+      <w:r>
+        <w:rPr>
+          <w:rFonts w:cs="Arial"/>
+          <w:lang w:val="en-US"/>
+        </w:rPr>
+        <w:t xml:space="preserve"> to the Report View. For a quick start, this is all you </w:t>
       </w:r>
       <w:proofErr w:type="gramStart"/>
       <w:r>
@@ -2767,7 +3105,7 @@
           <w:rFonts w:cs="Arial"/>
           <w:lang w:val="en-US"/>
         </w:rPr>
-        <w:t>new</w:t>
+        <w:t>have to</w:t>
       </w:r>
       <w:proofErr w:type="gramEnd"/>
       <w:r>
@@ -2775,23 +3113,7 @@
           <w:rFonts w:cs="Arial"/>
           <w:lang w:val="en-US"/>
         </w:rPr>
-        <w:t xml:space="preserve">-View/Report tab window. Create a new Report View based on one of these two templates ("List &amp; Label Report View" or "List &amp; Label Report View with Preview") and add your </w:t>
-      </w:r>
-      <w:proofErr w:type="spellStart"/>
-      <w:r>
-        <w:rPr>
-          <w:rFonts w:cs="Arial"/>
-          <w:lang w:val="en-US"/>
-        </w:rPr>
-        <w:t>DataDictionaries</w:t>
-      </w:r>
-      <w:proofErr w:type="spellEnd"/>
-      <w:r>
-        <w:rPr>
-          <w:rFonts w:cs="Arial"/>
-          <w:lang w:val="en-US"/>
-        </w:rPr>
-        <w:t xml:space="preserve"> to the Report View. For a quick start, this is all you have to do. Compile your project, open the Report View, select the needed report type (List/Label/Card), hit the "Edit Layout" button, provide a filename for your layout and start creating your first List &amp; Label report with the Designer.</w:t>
+        <w:t xml:space="preserve"> do. Compile your project, open the Report View, select the needed report type (List/Label/Card), hit the "Edit Layout" button, provide a filename for your layout and start creating your first List &amp; Label report with the Designer.</w:t>
       </w:r>
     </w:p>
     <w:p>
@@ -2887,7 +3209,23 @@
           <w:rFonts w:cs="Arial"/>
           <w:lang w:val="en-US"/>
         </w:rPr>
-        <w:t>, all reports and the "Print order" button located in the Order View are using List &amp; Label reports. If the application hangs on startup, you have to re-index all tables because you use a different Collate Sequence. Additionally, there are some features added to the Report Views to show you some (but really not all) features you can use with List &amp; Label. Sample layouts are also included, just play around with the program.</w:t>
+        <w:t xml:space="preserve">, all reports and the "Print order" button located in the Order View are using List &amp; Label reports. If the application hangs on startup, you have to re-index all tables because you use a different Collate Sequence. Additionally, there are some features added to the Report Views to show you some (but </w:t>
+      </w:r>
+      <w:proofErr w:type="gramStart"/>
+      <w:r>
+        <w:rPr>
+          <w:rFonts w:cs="Arial"/>
+          <w:lang w:val="en-US"/>
+        </w:rPr>
+        <w:t>really not</w:t>
+      </w:r>
+      <w:proofErr w:type="gramEnd"/>
+      <w:r>
+        <w:rPr>
+          <w:rFonts w:cs="Arial"/>
+          <w:lang w:val="en-US"/>
+        </w:rPr>
+        <w:t xml:space="preserve"> all) features you can use with List &amp; Label. Sample layouts are also included, just play around with the program.</w:t>
       </w:r>
     </w:p>
     <w:p>
@@ -2942,7 +3280,7 @@
         <w:rPr>
           <w:lang w:val="en-US"/>
         </w:rPr>
-        <w:t>31</w:t>
+        <w:t>32</w:t>
       </w:r>
       <w:r>
         <w:rPr>
@@ -2991,7 +3329,7 @@
         <w:rPr>
           <w:lang w:val="en-US"/>
         </w:rPr>
-        <w:t>31</w:t>
+        <w:t>32</w:t>
       </w:r>
       <w:r>
         <w:rPr>
@@ -3050,7 +3388,7 @@
         <w:rPr>
           <w:lang w:val="en-US"/>
         </w:rPr>
-        <w:t>31</w:t>
+        <w:t>32</w:t>
       </w:r>
       <w:r>
         <w:rPr>
@@ -3125,7 +3463,7 @@
           <w:lang w:val="en-US"/>
         </w:rPr>
       </w:pPr>
-      <w:bookmarkStart w:id="3" w:name="_Toc210638677"/>
+      <w:bookmarkStart w:id="2" w:name="_Toc242259723"/>
       <w:r>
         <w:rPr>
           <w:lang w:val="en-US"/>
@@ -3133,7 +3471,7 @@
         <w:lastRenderedPageBreak/>
         <w:t>General Notes</w:t>
       </w:r>
-      <w:bookmarkEnd w:id="3"/>
+      <w:bookmarkEnd w:id="2"/>
     </w:p>
     <w:p>
       <w:pPr>
@@ -3173,23 +3511,7 @@
           <w:rFonts w:cs="Arial"/>
           <w:lang w:val="en-US"/>
         </w:rPr>
-        <w:t xml:space="preserve">You may use the library on an "as is" basis on your own responsibility. I cannot give E-Mail support, on problems contact </w:t>
-      </w:r>
-      <w:proofErr w:type="spellStart"/>
-      <w:r>
-        <w:rPr>
-          <w:rFonts w:cs="Arial"/>
-          <w:lang w:val="en-US"/>
-        </w:rPr>
-        <w:t>combit</w:t>
-      </w:r>
-      <w:proofErr w:type="spellEnd"/>
-      <w:r>
-        <w:rPr>
-          <w:rFonts w:cs="Arial"/>
-          <w:lang w:val="en-US"/>
-        </w:rPr>
-        <w:t xml:space="preserve"> or post at DAW's Newsgroups.</w:t>
+        <w:t>You may use the library on an "as is" basis on your own responsibility. I cannot give E-Mail support, on problems contact combit or post at DAW's Newsgroups.</w:t>
       </w:r>
     </w:p>
     <w:p>
@@ -3230,7 +3552,23 @@
           <w:rFonts w:cs="Arial"/>
           <w:lang w:val="en-US"/>
         </w:rPr>
-        <w:t xml:space="preserve"> fields/variables. In List &amp; Label variables are values that are printed (and also evaluated) once per page. Fields are values that are printed (and evaluated) more than once per page. Fields are only available in List-projects, where more than one record can be printed on one page. If you define fields in a project other than a list, they are translated to "Variables" automatically.</w:t>
+        <w:t xml:space="preserve"> fields/variables. In List &amp; Label variables are values that are printed (</w:t>
+      </w:r>
+      <w:proofErr w:type="gramStart"/>
+      <w:r>
+        <w:rPr>
+          <w:rFonts w:cs="Arial"/>
+          <w:lang w:val="en-US"/>
+        </w:rPr>
+        <w:t>and also</w:t>
+      </w:r>
+      <w:proofErr w:type="gramEnd"/>
+      <w:r>
+        <w:rPr>
+          <w:rFonts w:cs="Arial"/>
+          <w:lang w:val="en-US"/>
+        </w:rPr>
+        <w:t xml:space="preserve"> evaluated) once per page. Fields are values that are printed (and evaluated) more than once per page. Fields are only available in List-projects, where more than one record can be printed on one page. If you define fields in a project other than a list, they are translated to "Variables" automatically.</w:t>
       </w:r>
     </w:p>
     <w:p>
@@ -3287,7 +3625,7 @@
           <w:lang w:val="en-US"/>
         </w:rPr>
       </w:pPr>
-      <w:bookmarkStart w:id="4" w:name="_Toc210638678"/>
+      <w:bookmarkStart w:id="3" w:name="_Toc242259724"/>
       <w:r>
         <w:rPr>
           <w:lang w:val="en-US"/>
@@ -3307,7 +3645,7 @@
         </w:rPr>
         <w:t xml:space="preserve"> a Previous Revision</w:t>
       </w:r>
-      <w:bookmarkEnd w:id="4"/>
+      <w:bookmarkEnd w:id="3"/>
     </w:p>
     <w:p>
       <w:pPr>
@@ -3322,7 +3660,39 @@
           <w:rFonts w:cs="Arial"/>
           <w:lang w:val="en-US"/>
         </w:rPr>
-        <w:t xml:space="preserve">If you have already working applications that should now use List &amp; </w:t>
+        <w:t xml:space="preserve">If you have already </w:t>
+      </w:r>
+      <w:proofErr w:type="gramStart"/>
+      <w:r>
+        <w:rPr>
+          <w:rFonts w:cs="Arial"/>
+          <w:lang w:val="en-US"/>
+        </w:rPr>
+        <w:t>working</w:t>
+      </w:r>
+      <w:proofErr w:type="gramEnd"/>
+      <w:r>
+        <w:rPr>
+          <w:rFonts w:cs="Arial"/>
+          <w:lang w:val="en-US"/>
+        </w:rPr>
+        <w:t xml:space="preserve"> applications that should now </w:t>
+      </w:r>
+      <w:proofErr w:type="gramStart"/>
+      <w:r>
+        <w:rPr>
+          <w:rFonts w:cs="Arial"/>
+          <w:lang w:val="en-US"/>
+        </w:rPr>
+        <w:t>use</w:t>
+      </w:r>
+      <w:proofErr w:type="gramEnd"/>
+      <w:r>
+        <w:rPr>
+          <w:rFonts w:cs="Arial"/>
+          <w:lang w:val="en-US"/>
+        </w:rPr>
+        <w:t xml:space="preserve"> List &amp; </w:t>
       </w:r>
       <w:r>
         <w:rPr>
@@ -3352,7 +3722,7 @@
         <w:rPr>
           <w:lang w:val="en-US"/>
         </w:rPr>
-        <w:t>31</w:t>
+        <w:t>32</w:t>
       </w:r>
       <w:r>
         <w:rPr>
@@ -3371,7 +3741,23 @@
           <w:rFonts w:cs="Arial"/>
           <w:lang w:val="en-US"/>
         </w:rPr>
-        <w:t xml:space="preserve"> just have to change all of the following lines in your source code</w:t>
+        <w:t xml:space="preserve"> just have to change </w:t>
+      </w:r>
+      <w:proofErr w:type="gramStart"/>
+      <w:r>
+        <w:rPr>
+          <w:rFonts w:cs="Arial"/>
+          <w:lang w:val="en-US"/>
+        </w:rPr>
+        <w:t>all of</w:t>
+      </w:r>
+      <w:proofErr w:type="gramEnd"/>
+      <w:r>
+        <w:rPr>
+          <w:rFonts w:cs="Arial"/>
+          <w:lang w:val="en-US"/>
+        </w:rPr>
+        <w:t xml:space="preserve"> the following lines in your source code</w:t>
       </w:r>
     </w:p>
     <w:p>
@@ -3480,7 +3866,39 @@
           <w:rFonts w:cs="Arial"/>
           <w:lang w:val="en-US"/>
         </w:rPr>
-        <w:t>in every source file. I recommend doing a "Find in Files" over your complete workspace. If you already use a previous version of the Library, you also have to remove this version from your Workspace and add the new Library again as described above.</w:t>
+        <w:t xml:space="preserve">in every source file. I recommend doing a "Find in Files" over your complete workspace. If you already use a previous version of the </w:t>
+      </w:r>
+      <w:proofErr w:type="gramStart"/>
+      <w:r>
+        <w:rPr>
+          <w:rFonts w:cs="Arial"/>
+          <w:lang w:val="en-US"/>
+        </w:rPr>
+        <w:t>Library</w:t>
+      </w:r>
+      <w:proofErr w:type="gramEnd"/>
+      <w:r>
+        <w:rPr>
+          <w:rFonts w:cs="Arial"/>
+          <w:lang w:val="en-US"/>
+        </w:rPr>
+        <w:t xml:space="preserve">, you also </w:t>
+      </w:r>
+      <w:proofErr w:type="gramStart"/>
+      <w:r>
+        <w:rPr>
+          <w:rFonts w:cs="Arial"/>
+          <w:lang w:val="en-US"/>
+        </w:rPr>
+        <w:t>have to</w:t>
+      </w:r>
+      <w:proofErr w:type="gramEnd"/>
+      <w:r>
+        <w:rPr>
+          <w:rFonts w:cs="Arial"/>
+          <w:lang w:val="en-US"/>
+        </w:rPr>
+        <w:t xml:space="preserve"> remove this version from your Workspace and add the new Library again as described above.</w:t>
       </w:r>
     </w:p>
     <w:p>
@@ -3550,7 +3968,7 @@
         <w:rPr>
           <w:lang w:val="en-US"/>
         </w:rPr>
-        <w:t>31</w:t>
+        <w:t>32</w:t>
       </w:r>
       <w:r>
         <w:rPr>
@@ -3587,7 +4005,23 @@
           <w:rFonts w:cs="Arial"/>
           <w:lang w:val="en-US"/>
         </w:rPr>
-        <w:t xml:space="preserve">If you consider using the library (which I would recommend) you have to remove any </w:t>
+        <w:t xml:space="preserve">If you consider using the library (which I would recommend) you </w:t>
+      </w:r>
+      <w:proofErr w:type="gramStart"/>
+      <w:r>
+        <w:rPr>
+          <w:rFonts w:cs="Arial"/>
+          <w:lang w:val="en-US"/>
+        </w:rPr>
+        <w:t>have to</w:t>
+      </w:r>
+      <w:proofErr w:type="gramEnd"/>
+      <w:r>
+        <w:rPr>
+          <w:rFonts w:cs="Arial"/>
+          <w:lang w:val="en-US"/>
+        </w:rPr>
+        <w:t xml:space="preserve"> remove any </w:t>
       </w:r>
       <w:proofErr w:type="spellStart"/>
       <w:r>
@@ -3651,7 +4085,7 @@
           <w:lang w:val="en-US"/>
         </w:rPr>
       </w:pPr>
-      <w:bookmarkStart w:id="5" w:name="_Toc210638679"/>
+      <w:bookmarkStart w:id="4" w:name="_Toc242259725"/>
       <w:r>
         <w:rPr>
           <w:lang w:val="en-US"/>
@@ -3659,23 +4093,23 @@
         <w:lastRenderedPageBreak/>
         <w:t>What's New</w:t>
       </w:r>
+      <w:bookmarkEnd w:id="4"/>
+    </w:p>
+    <w:p>
+      <w:pPr>
+        <w:pStyle w:val="berschrift2"/>
+      </w:pPr>
+      <w:bookmarkStart w:id="5" w:name="_Toc242259726"/>
+      <w:r>
+        <w:t>List &amp; Label Library 3</w:t>
+      </w:r>
+      <w:r>
+        <w:t>2</w:t>
+      </w:r>
+      <w:r>
+        <w:t>.0</w:t>
+      </w:r>
       <w:bookmarkEnd w:id="5"/>
-    </w:p>
-    <w:p>
-      <w:pPr>
-        <w:pStyle w:val="berschrift2"/>
-      </w:pPr>
-      <w:bookmarkStart w:id="6" w:name="_Toc210638680"/>
-      <w:r>
-        <w:t>List &amp; Label Library 3</w:t>
-      </w:r>
-      <w:r>
-        <w:t>1</w:t>
-      </w:r>
-      <w:r>
-        <w:t>.0</w:t>
-      </w:r>
-      <w:bookmarkEnd w:id="6"/>
     </w:p>
     <w:p>
       <w:pPr>
@@ -3692,17 +4126,26 @@
         <w:rPr>
           <w:lang w:val="en-US"/>
         </w:rPr>
-        <w:t>Library and Sample Application have been updated to List &amp; Label 31.</w:t>
-      </w:r>
-    </w:p>
-    <w:p>
-      <w:pPr>
-        <w:adjustRightInd w:val="0"/>
-        <w:ind w:left="720"/>
-        <w:rPr>
-          <w:lang w:val="en-US"/>
-        </w:rPr>
-      </w:pPr>
+        <w:t>Library and Sample Application have been updated to List &amp; Label 3</w:t>
+      </w:r>
+      <w:r>
+        <w:rPr>
+          <w:lang w:val="en-US"/>
+        </w:rPr>
+        <w:t>2</w:t>
+      </w:r>
+      <w:r>
+        <w:rPr>
+          <w:lang w:val="en-US"/>
+        </w:rPr>
+        <w:t>.</w:t>
+      </w:r>
+      <w:r>
+        <w:rPr>
+          <w:lang w:val="en-US"/>
+        </w:rPr>
+        <w:br/>
+      </w:r>
     </w:p>
     <w:p>
       <w:pPr>
@@ -3733,29 +4176,14 @@
         <w:rPr>
           <w:lang w:val="en-US"/>
         </w:rPr>
-        <w:t xml:space="preserve"> 25.0</w:t>
-      </w:r>
-      <w:r>
-        <w:rPr>
-          <w:lang w:val="en-US"/>
-        </w:rPr>
-        <w:t xml:space="preserve"> (2025)</w:t>
-      </w:r>
-      <w:r>
-        <w:rPr>
-          <w:lang w:val="en-US"/>
-        </w:rPr>
-        <w:t>.</w:t>
-      </w:r>
-    </w:p>
-    <w:p>
-      <w:pPr>
-        <w:adjustRightInd w:val="0"/>
-        <w:ind w:left="720"/>
-        <w:rPr>
-          <w:lang w:val="en-US"/>
-        </w:rPr>
-      </w:pPr>
+        <w:t xml:space="preserve"> 26.0 (2026).</w:t>
+      </w:r>
+      <w:r>
+        <w:rPr>
+          <w:lang w:val="en-US"/>
+        </w:rPr>
+        <w:br/>
+      </w:r>
     </w:p>
     <w:p>
       <w:pPr>
@@ -3772,162 +4200,64 @@
         <w:rPr>
           <w:lang w:val="en-US"/>
         </w:rPr>
-        <w:t xml:space="preserve">Fixed a </w:t>
-      </w:r>
-      <w:r>
-        <w:rPr>
-          <w:lang w:val="en-US"/>
-        </w:rPr>
-        <w:t>b</w:t>
-      </w:r>
-      <w:r>
-        <w:rPr>
-          <w:lang w:val="en-US"/>
-        </w:rPr>
-        <w:t xml:space="preserve">ug when </w:t>
-      </w:r>
-      <w:r>
-        <w:rPr>
-          <w:lang w:val="en-US"/>
-        </w:rPr>
-        <w:t>p</w:t>
-      </w:r>
-      <w:r>
-        <w:rPr>
-          <w:lang w:val="en-US"/>
-        </w:rPr>
-        <w:t xml:space="preserve">rinting the same </w:t>
-      </w:r>
-      <w:r>
-        <w:rPr>
-          <w:lang w:val="en-US"/>
-        </w:rPr>
-        <w:t>r</w:t>
-      </w:r>
-      <w:r>
-        <w:rPr>
-          <w:lang w:val="en-US"/>
-        </w:rPr>
-        <w:t xml:space="preserve">eport into the embedded </w:t>
-      </w:r>
-      <w:r>
-        <w:rPr>
-          <w:lang w:val="en-US"/>
-        </w:rPr>
-        <w:t>p</w:t>
-      </w:r>
-      <w:r>
-        <w:rPr>
-          <w:lang w:val="en-US"/>
-        </w:rPr>
-        <w:t xml:space="preserve">review </w:t>
-      </w:r>
-      <w:r>
-        <w:rPr>
-          <w:lang w:val="en-US"/>
-        </w:rPr>
-        <w:t>w</w:t>
-      </w:r>
-      <w:r>
-        <w:rPr>
-          <w:lang w:val="en-US"/>
-        </w:rPr>
-        <w:t>indow more than on</w:t>
-      </w:r>
-      <w:r>
-        <w:rPr>
-          <w:lang w:val="en-US"/>
-        </w:rPr>
-        <w:t>ce</w:t>
-      </w:r>
-      <w:r>
-        <w:rPr>
-          <w:lang w:val="en-US"/>
-        </w:rPr>
-        <w:t xml:space="preserve">. The temporary </w:t>
-      </w:r>
-      <w:r>
-        <w:rPr>
-          <w:lang w:val="en-US"/>
-        </w:rPr>
-        <w:t>p</w:t>
-      </w:r>
-      <w:r>
-        <w:rPr>
-          <w:lang w:val="en-US"/>
-        </w:rPr>
-        <w:t xml:space="preserve">review </w:t>
-      </w:r>
-      <w:r>
-        <w:rPr>
-          <w:lang w:val="en-US"/>
-        </w:rPr>
-        <w:t>f</w:t>
-      </w:r>
-      <w:r>
-        <w:rPr>
-          <w:lang w:val="en-US"/>
-        </w:rPr>
-        <w:t xml:space="preserve">ile was not released and the </w:t>
-      </w:r>
-      <w:r>
-        <w:rPr>
-          <w:lang w:val="en-US"/>
-        </w:rPr>
-        <w:t>r</w:t>
-      </w:r>
-      <w:r>
-        <w:rPr>
-          <w:lang w:val="en-US"/>
-        </w:rPr>
-        <w:t xml:space="preserve">eport failed to </w:t>
-      </w:r>
-      <w:r>
-        <w:rPr>
-          <w:lang w:val="en-US"/>
-        </w:rPr>
-        <w:t>r</w:t>
-      </w:r>
-      <w:r>
-        <w:rPr>
-          <w:lang w:val="en-US"/>
-        </w:rPr>
-        <w:t xml:space="preserve">efresh the </w:t>
-      </w:r>
-      <w:r>
-        <w:rPr>
-          <w:lang w:val="en-US"/>
-        </w:rPr>
-        <w:t>p</w:t>
-      </w:r>
-      <w:r>
-        <w:rPr>
-          <w:lang w:val="en-US"/>
-        </w:rPr>
-        <w:t xml:space="preserve">review </w:t>
-      </w:r>
-      <w:r>
-        <w:rPr>
-          <w:lang w:val="en-US"/>
-        </w:rPr>
-        <w:t>c</w:t>
-      </w:r>
-      <w:r>
-        <w:rPr>
-          <w:lang w:val="en-US"/>
-        </w:rPr>
-        <w:t>ontrol.</w:t>
+        <w:t xml:space="preserve">Changes made to use the </w:t>
+      </w:r>
+      <w:proofErr w:type="gramStart"/>
+      <w:r>
+        <w:rPr>
+          <w:lang w:val="en-US"/>
+        </w:rPr>
+        <w:t>Library</w:t>
+      </w:r>
+      <w:proofErr w:type="gramEnd"/>
+      <w:r>
+        <w:rPr>
+          <w:lang w:val="en-US"/>
+        </w:rPr>
+        <w:t xml:space="preserve"> with the new </w:t>
+      </w:r>
+      <w:proofErr w:type="spellStart"/>
+      <w:r>
+        <w:rPr>
+          <w:lang w:val="en-US"/>
+        </w:rPr>
+        <w:t>DataFlex</w:t>
+      </w:r>
+      <w:proofErr w:type="spellEnd"/>
+      <w:r>
+        <w:rPr>
+          <w:lang w:val="en-US"/>
+        </w:rPr>
+        <w:t xml:space="preserve"> Package Man</w:t>
+      </w:r>
+      <w:r>
+        <w:rPr>
+          <w:lang w:val="en-US"/>
+        </w:rPr>
+        <w:t>a</w:t>
+      </w:r>
+      <w:r>
+        <w:rPr>
+          <w:lang w:val="en-US"/>
+        </w:rPr>
+        <w:t>ger.</w:t>
       </w:r>
     </w:p>
     <w:p>
       <w:pPr>
         <w:pStyle w:val="berschrift2"/>
       </w:pPr>
-      <w:bookmarkStart w:id="7" w:name="_Toc210638681"/>
-      <w:r>
-        <w:t>List &amp; Label Library 30.0</w:t>
-      </w:r>
-      <w:bookmarkEnd w:id="7"/>
+      <w:bookmarkStart w:id="6" w:name="_Toc242259727"/>
+      <w:r>
+        <w:t>List &amp; Label Library 3</w:t>
+      </w:r>
+      <w:r>
+        <w:t>1</w:t>
+      </w:r>
+      <w:r>
+        <w:t>.0</w:t>
+      </w:r>
+      <w:bookmarkEnd w:id="6"/>
     </w:p>
     <w:p>
       <w:pPr>
@@ -3944,7 +4274,7 @@
         <w:rPr>
           <w:lang w:val="en-US"/>
         </w:rPr>
-        <w:t>Library and Sample Application have been updated to List &amp; Label 30.</w:t>
+        <w:t>Library and Sample Application have been updated to List &amp; Label 31.</w:t>
       </w:r>
     </w:p>
     <w:p>
@@ -3985,18 +4315,29 @@
         <w:rPr>
           <w:lang w:val="en-US"/>
         </w:rPr>
-        <w:t xml:space="preserve"> 24.0.</w:t>
-      </w:r>
-    </w:p>
-    <w:p>
-      <w:pPr>
-        <w:pStyle w:val="berschrift2"/>
-      </w:pPr>
-      <w:bookmarkStart w:id="8" w:name="_Toc210638682"/>
-      <w:r>
-        <w:t>List &amp; Label Library 29.0</w:t>
-      </w:r>
-      <w:bookmarkEnd w:id="8"/>
+        <w:t xml:space="preserve"> 25.0</w:t>
+      </w:r>
+      <w:r>
+        <w:rPr>
+          <w:lang w:val="en-US"/>
+        </w:rPr>
+        <w:t xml:space="preserve"> (2025)</w:t>
+      </w:r>
+      <w:r>
+        <w:rPr>
+          <w:lang w:val="en-US"/>
+        </w:rPr>
+        <w:t>.</w:t>
+      </w:r>
+    </w:p>
+    <w:p>
+      <w:pPr>
+        <w:adjustRightInd w:val="0"/>
+        <w:ind w:left="720"/>
+        <w:rPr>
+          <w:lang w:val="en-US"/>
+        </w:rPr>
+      </w:pPr>
     </w:p>
     <w:p>
       <w:pPr>
@@ -4013,17 +4354,18 @@
         <w:rPr>
           <w:lang w:val="en-US"/>
         </w:rPr>
-        <w:t>Library and Sample Application have been updated to List &amp; Label 29.</w:t>
-      </w:r>
-    </w:p>
-    <w:p>
-      <w:pPr>
-        <w:adjustRightInd w:val="0"/>
-        <w:ind w:left="720"/>
-        <w:rPr>
-          <w:lang w:val="en-US"/>
-        </w:rPr>
-      </w:pPr>
+        <w:t>Fixed a bug when printing the same report into the embedded preview window more than once. The temporary preview file was not released and the report failed to refresh the preview control.</w:t>
+      </w:r>
+    </w:p>
+    <w:p>
+      <w:pPr>
+        <w:pStyle w:val="berschrift2"/>
+      </w:pPr>
+      <w:bookmarkStart w:id="7" w:name="_Toc242259728"/>
+      <w:r>
+        <w:t>List &amp; Label Library 30.0</w:t>
+      </w:r>
+      <w:bookmarkEnd w:id="7"/>
     </w:p>
     <w:p>
       <w:pPr>
@@ -4040,32 +4382,13 @@
         <w:rPr>
           <w:lang w:val="en-US"/>
         </w:rPr>
-        <w:t xml:space="preserve">Added Workspace Files and Sample for </w:t>
-      </w:r>
-      <w:proofErr w:type="spellStart"/>
-      <w:r>
-        <w:rPr>
-          <w:lang w:val="en-US"/>
-        </w:rPr>
-        <w:t>DataFlex</w:t>
-      </w:r>
-      <w:proofErr w:type="spellEnd"/>
-      <w:r>
-        <w:rPr>
-          <w:lang w:val="en-US"/>
-        </w:rPr>
-        <w:t xml:space="preserve"> 23.0</w:t>
-      </w:r>
-      <w:r>
-        <w:rPr>
-          <w:lang w:val="en-US"/>
-        </w:rPr>
-        <w:t>.</w:t>
+        <w:t>Library and Sample Application have been updated to List &amp; Label 30.</w:t>
       </w:r>
     </w:p>
     <w:p>
       <w:pPr>
         <w:adjustRightInd w:val="0"/>
+        <w:ind w:left="720"/>
         <w:rPr>
           <w:lang w:val="en-US"/>
         </w:rPr>
@@ -4086,49 +4409,7 @@
         <w:rPr>
           <w:lang w:val="en-US"/>
         </w:rPr>
-        <w:t xml:space="preserve">Added support for local </w:t>
-      </w:r>
-      <w:proofErr w:type="spellStart"/>
-      <w:r>
-        <w:rPr>
-          <w:lang w:val="en-US"/>
-        </w:rPr>
-        <w:t>DataDictionary</w:t>
-      </w:r>
-      <w:proofErr w:type="spellEnd"/>
-      <w:r>
-        <w:rPr>
-          <w:lang w:val="en-US"/>
-        </w:rPr>
-        <w:t xml:space="preserve"> relationships (</w:t>
-      </w:r>
-      <w:proofErr w:type="spellStart"/>
-      <w:r>
-        <w:rPr>
-          <w:lang w:val="en-US"/>
-        </w:rPr>
-        <w:t>pbUseDDRelates</w:t>
-      </w:r>
-      <w:proofErr w:type="spellEnd"/>
-      <w:r>
-        <w:rPr>
-          <w:lang w:val="en-US"/>
-        </w:rPr>
-        <w:t xml:space="preserve">). The library is now checking for </w:t>
-      </w:r>
-      <w:proofErr w:type="spellStart"/>
-      <w:r>
-        <w:rPr>
-          <w:lang w:val="en-US"/>
-        </w:rPr>
-        <w:t>DataDictionary</w:t>
-      </w:r>
-      <w:proofErr w:type="spellEnd"/>
-      <w:r>
-        <w:rPr>
-          <w:lang w:val="en-US"/>
-        </w:rPr>
-        <w:t xml:space="preserve"> instead of database defined relations between parent and child tables which were introduced in </w:t>
+        <w:t xml:space="preserve">Added Workspace Files and Sample for </w:t>
       </w:r>
       <w:proofErr w:type="spellStart"/>
       <w:r>
@@ -4142,24 +4423,18 @@
         <w:rPr>
           <w:lang w:val="en-US"/>
         </w:rPr>
-        <w:t xml:space="preserve"> 17.0.</w:t>
+        <w:t xml:space="preserve"> 24.0.</w:t>
       </w:r>
     </w:p>
     <w:p>
       <w:pPr>
         <w:pStyle w:val="berschrift2"/>
       </w:pPr>
-      <w:bookmarkStart w:id="9" w:name="_Toc210638683"/>
-      <w:r>
-        <w:t>List &amp; Label Library 2</w:t>
-      </w:r>
-      <w:r>
-        <w:t>8</w:t>
-      </w:r>
-      <w:r>
-        <w:t>.0</w:t>
-      </w:r>
-      <w:bookmarkEnd w:id="9"/>
+      <w:bookmarkStart w:id="8" w:name="_Toc242259729"/>
+      <w:r>
+        <w:t>List &amp; Label Library 29.0</w:t>
+      </w:r>
+      <w:bookmarkEnd w:id="8"/>
     </w:p>
     <w:p>
       <w:pPr>
@@ -4176,19 +4451,7 @@
         <w:rPr>
           <w:lang w:val="en-US"/>
         </w:rPr>
-        <w:t>Library and Sample Application have been updated to List &amp; Label 2</w:t>
-      </w:r>
-      <w:r>
-        <w:rPr>
-          <w:lang w:val="en-US"/>
-        </w:rPr>
-        <w:t>8</w:t>
-      </w:r>
-      <w:r>
-        <w:rPr>
-          <w:lang w:val="en-US"/>
-        </w:rPr>
-        <w:t>.</w:t>
+        <w:t>Library and Sample Application have been updated to List &amp; Label 29.</w:t>
       </w:r>
     </w:p>
     <w:p>
@@ -4215,43 +4478,21 @@
         <w:rPr>
           <w:lang w:val="en-US"/>
         </w:rPr>
-        <w:t xml:space="preserve">Fixed Bug in </w:t>
-      </w:r>
-      <w:proofErr w:type="spellStart"/>
-      <w:proofErr w:type="gramStart"/>
-      <w:r>
-        <w:rPr>
-          <w:lang w:val="en-US"/>
-        </w:rPr>
-        <w:t>LlRTFGetText</w:t>
-      </w:r>
-      <w:proofErr w:type="spellEnd"/>
-      <w:r>
-        <w:rPr>
-          <w:lang w:val="en-US"/>
-        </w:rPr>
-        <w:t>(</w:t>
-      </w:r>
-      <w:proofErr w:type="gramEnd"/>
-      <w:r>
-        <w:rPr>
-          <w:lang w:val="en-US"/>
-        </w:rPr>
-        <w:t xml:space="preserve">) which still was using the obsolete </w:t>
-      </w:r>
-      <w:proofErr w:type="spellStart"/>
-      <w:r>
-        <w:rPr>
-          <w:lang w:val="en-US"/>
-        </w:rPr>
-        <w:t>Get_Argument_Size</w:t>
-      </w:r>
-      <w:proofErr w:type="spellEnd"/>
-      <w:r>
-        <w:rPr>
-          <w:lang w:val="en-US"/>
-        </w:rPr>
-        <w:t xml:space="preserve"> Command</w:t>
+        <w:t xml:space="preserve">Added Workspace Files and Sample for </w:t>
+      </w:r>
+      <w:proofErr w:type="spellStart"/>
+      <w:r>
+        <w:rPr>
+          <w:lang w:val="en-US"/>
+        </w:rPr>
+        <w:t>DataFlex</w:t>
+      </w:r>
+      <w:proofErr w:type="spellEnd"/>
+      <w:r>
+        <w:rPr>
+          <w:lang w:val="en-US"/>
+        </w:rPr>
+        <w:t xml:space="preserve"> 23.0</w:t>
       </w:r>
       <w:r>
         <w:rPr>
@@ -4283,75 +4524,80 @@
         <w:rPr>
           <w:lang w:val="en-US"/>
         </w:rPr>
-        <w:t xml:space="preserve">New Function </w:t>
-      </w:r>
-      <w:proofErr w:type="spellStart"/>
-      <w:r>
-        <w:rPr>
-          <w:lang w:val="en-US"/>
-        </w:rPr>
-        <w:t>LLGetDefaultPrinter</w:t>
-      </w:r>
-      <w:proofErr w:type="spellEnd"/>
-      <w:r>
-        <w:rPr>
-          <w:lang w:val="en-US"/>
-        </w:rPr>
-        <w:t xml:space="preserve">: Returns the name of the currently selected Windows Default Printer. </w:t>
-      </w:r>
-      <w:r>
-        <w:rPr>
-          <w:lang w:val="en-US"/>
-        </w:rPr>
-        <w:br/>
-        <w:t xml:space="preserve">Usage: </w:t>
-      </w:r>
-      <w:proofErr w:type="spellStart"/>
-      <w:r>
-        <w:rPr>
-          <w:lang w:val="en-US"/>
-        </w:rPr>
-        <w:t>LLGetDefaultPrinter</w:t>
-      </w:r>
-      <w:proofErr w:type="spellEnd"/>
-      <w:r>
-        <w:rPr>
-          <w:lang w:val="en-US"/>
-        </w:rPr>
-        <w:t xml:space="preserve"> of {</w:t>
-      </w:r>
-      <w:proofErr w:type="spellStart"/>
-      <w:r>
-        <w:rPr>
-          <w:lang w:val="en-US"/>
-        </w:rPr>
-        <w:t>ListLabelObject</w:t>
-      </w:r>
-      <w:proofErr w:type="spellEnd"/>
-      <w:r>
-        <w:rPr>
-          <w:lang w:val="en-US"/>
-        </w:rPr>
-        <w:t xml:space="preserve">} to </w:t>
-      </w:r>
-      <w:proofErr w:type="spellStart"/>
-      <w:r>
-        <w:rPr>
-          <w:lang w:val="en-US"/>
-        </w:rPr>
-        <w:t>sPrinter</w:t>
-      </w:r>
-      <w:proofErr w:type="spellEnd"/>
+        <w:t xml:space="preserve">Added support for local </w:t>
+      </w:r>
+      <w:proofErr w:type="spellStart"/>
+      <w:r>
+        <w:rPr>
+          <w:lang w:val="en-US"/>
+        </w:rPr>
+        <w:t>DataDictionary</w:t>
+      </w:r>
+      <w:proofErr w:type="spellEnd"/>
+      <w:r>
+        <w:rPr>
+          <w:lang w:val="en-US"/>
+        </w:rPr>
+        <w:t xml:space="preserve"> relationships (</w:t>
+      </w:r>
+      <w:proofErr w:type="spellStart"/>
+      <w:r>
+        <w:rPr>
+          <w:lang w:val="en-US"/>
+        </w:rPr>
+        <w:t>pbUseDDRelates</w:t>
+      </w:r>
+      <w:proofErr w:type="spellEnd"/>
+      <w:r>
+        <w:rPr>
+          <w:lang w:val="en-US"/>
+        </w:rPr>
+        <w:t xml:space="preserve">). The library is now checking for </w:t>
+      </w:r>
+      <w:proofErr w:type="spellStart"/>
+      <w:r>
+        <w:rPr>
+          <w:lang w:val="en-US"/>
+        </w:rPr>
+        <w:t>DataDictionary</w:t>
+      </w:r>
+      <w:proofErr w:type="spellEnd"/>
+      <w:r>
+        <w:rPr>
+          <w:lang w:val="en-US"/>
+        </w:rPr>
+        <w:t xml:space="preserve"> instead of database defined relations between parent and child tables which were introduced in </w:t>
+      </w:r>
+      <w:proofErr w:type="spellStart"/>
+      <w:r>
+        <w:rPr>
+          <w:lang w:val="en-US"/>
+        </w:rPr>
+        <w:t>DataFlex</w:t>
+      </w:r>
+      <w:proofErr w:type="spellEnd"/>
+      <w:r>
+        <w:rPr>
+          <w:lang w:val="en-US"/>
+        </w:rPr>
+        <w:t xml:space="preserve"> 17.0.</w:t>
+      </w:r>
     </w:p>
     <w:p>
       <w:pPr>
         <w:pStyle w:val="berschrift2"/>
       </w:pPr>
-      <w:bookmarkStart w:id="10" w:name="_Toc210638684"/>
-      <w:r>
-        <w:t>List &amp; Label Library 27.0</w:t>
-      </w:r>
-      <w:bookmarkEnd w:id="10"/>
+      <w:bookmarkStart w:id="9" w:name="_Toc242259730"/>
+      <w:r>
+        <w:t>List &amp; Label Library 2</w:t>
+      </w:r>
+      <w:r>
+        <w:t>8</w:t>
+      </w:r>
+      <w:r>
+        <w:t>.0</w:t>
+      </w:r>
+      <w:bookmarkEnd w:id="9"/>
     </w:p>
     <w:p>
       <w:pPr>
@@ -4368,14 +4614,29 @@
         <w:rPr>
           <w:lang w:val="en-US"/>
         </w:rPr>
-        <w:t>Library and Sample Application have been updated to List &amp; Label 27.</w:t>
-      </w:r>
-      <w:r>
-        <w:rPr>
-          <w:lang w:val="en-US"/>
-        </w:rPr>
-        <w:br/>
-      </w:r>
+        <w:t>Library and Sample Application have been updated to List &amp; Label 2</w:t>
+      </w:r>
+      <w:r>
+        <w:rPr>
+          <w:lang w:val="en-US"/>
+        </w:rPr>
+        <w:t>8</w:t>
+      </w:r>
+      <w:r>
+        <w:rPr>
+          <w:lang w:val="en-US"/>
+        </w:rPr>
+        <w:t>.</w:t>
+      </w:r>
+    </w:p>
+    <w:p>
+      <w:pPr>
+        <w:adjustRightInd w:val="0"/>
+        <w:ind w:left="720"/>
+        <w:rPr>
+          <w:lang w:val="en-US"/>
+        </w:rPr>
+      </w:pPr>
     </w:p>
     <w:p>
       <w:pPr>
@@ -4392,28 +4653,50 @@
         <w:rPr>
           <w:lang w:val="en-US"/>
         </w:rPr>
-        <w:t xml:space="preserve">Removed Sample and Library Files for </w:t>
-      </w:r>
-      <w:proofErr w:type="spellStart"/>
-      <w:r>
-        <w:rPr>
-          <w:lang w:val="en-US"/>
-        </w:rPr>
-        <w:t>DataFlex</w:t>
-      </w:r>
-      <w:proofErr w:type="spellEnd"/>
-      <w:r>
-        <w:rPr>
-          <w:lang w:val="en-US"/>
-        </w:rPr>
-        <w:t xml:space="preserve"> Revisions before 18.0</w:t>
-      </w:r>
-      <w:r>
-        <w:rPr>
-          <w:lang w:val="en-US"/>
-        </w:rPr>
-        <w:br/>
-      </w:r>
+        <w:t xml:space="preserve">Fixed Bug in </w:t>
+      </w:r>
+      <w:proofErr w:type="gramStart"/>
+      <w:r>
+        <w:rPr>
+          <w:lang w:val="en-US"/>
+        </w:rPr>
+        <w:t>LlRTFGetText(</w:t>
+      </w:r>
+      <w:proofErr w:type="gramEnd"/>
+      <w:r>
+        <w:rPr>
+          <w:lang w:val="en-US"/>
+        </w:rPr>
+        <w:t xml:space="preserve">) which still was using the obsolete </w:t>
+      </w:r>
+      <w:proofErr w:type="spellStart"/>
+      <w:r>
+        <w:rPr>
+          <w:lang w:val="en-US"/>
+        </w:rPr>
+        <w:t>Get_Argument_Size</w:t>
+      </w:r>
+      <w:proofErr w:type="spellEnd"/>
+      <w:r>
+        <w:rPr>
+          <w:lang w:val="en-US"/>
+        </w:rPr>
+        <w:t xml:space="preserve"> Command</w:t>
+      </w:r>
+      <w:r>
+        <w:rPr>
+          <w:lang w:val="en-US"/>
+        </w:rPr>
+        <w:t>.</w:t>
+      </w:r>
+    </w:p>
+    <w:p>
+      <w:pPr>
+        <w:adjustRightInd w:val="0"/>
+        <w:rPr>
+          <w:lang w:val="en-US"/>
+        </w:rPr>
+      </w:pPr>
     </w:p>
     <w:p>
       <w:pPr>
@@ -4430,33 +4713,76 @@
         <w:rPr>
           <w:lang w:val="en-US"/>
         </w:rPr>
-        <w:t xml:space="preserve">Added Workspace Files and Sample for </w:t>
-      </w:r>
-      <w:proofErr w:type="spellStart"/>
-      <w:r>
-        <w:rPr>
-          <w:lang w:val="en-US"/>
-        </w:rPr>
-        <w:t>DataFlex</w:t>
-      </w:r>
-      <w:proofErr w:type="spellEnd"/>
-      <w:r>
-        <w:rPr>
-          <w:lang w:val="en-US"/>
-        </w:rPr>
-        <w:t xml:space="preserve"> 20.1 (Alpha)</w:t>
-      </w:r>
+        <w:t xml:space="preserve">New Function </w:t>
+      </w:r>
+      <w:proofErr w:type="spellStart"/>
+      <w:r>
+        <w:rPr>
+          <w:lang w:val="en-US"/>
+        </w:rPr>
+        <w:t>LLGetDefaultPrinter</w:t>
+      </w:r>
+      <w:proofErr w:type="spellEnd"/>
+      <w:r>
+        <w:rPr>
+          <w:lang w:val="en-US"/>
+        </w:rPr>
+        <w:t xml:space="preserve">: Returns the name of the currently selected Windows Default Printer. </w:t>
+      </w:r>
+      <w:r>
+        <w:rPr>
+          <w:lang w:val="en-US"/>
+        </w:rPr>
+        <w:br/>
+        <w:t xml:space="preserve">Usage: </w:t>
+      </w:r>
+      <w:proofErr w:type="spellStart"/>
+      <w:r>
+        <w:rPr>
+          <w:lang w:val="en-US"/>
+        </w:rPr>
+        <w:t>LLGetDefaultPrinter</w:t>
+      </w:r>
+      <w:proofErr w:type="spellEnd"/>
+      <w:r>
+        <w:rPr>
+          <w:lang w:val="en-US"/>
+        </w:rPr>
+        <w:t xml:space="preserve"> of {</w:t>
+      </w:r>
+      <w:proofErr w:type="spellStart"/>
+      <w:r>
+        <w:rPr>
+          <w:lang w:val="en-US"/>
+        </w:rPr>
+        <w:t>ListLabelObject</w:t>
+      </w:r>
+      <w:proofErr w:type="spellEnd"/>
+      <w:r>
+        <w:rPr>
+          <w:lang w:val="en-US"/>
+        </w:rPr>
+        <w:t xml:space="preserve">} to </w:t>
+      </w:r>
+      <w:proofErr w:type="spellStart"/>
+      <w:r>
+        <w:rPr>
+          <w:lang w:val="en-US"/>
+        </w:rPr>
+        <w:t>sPrinter</w:t>
+      </w:r>
+      <w:proofErr w:type="spellEnd"/>
     </w:p>
     <w:p>
       <w:pPr>
         <w:pStyle w:val="berschrift2"/>
       </w:pPr>
-      <w:bookmarkStart w:id="11" w:name="_Toc210638685"/>
+      <w:bookmarkStart w:id="10" w:name="_Toc242259731"/>
       <w:r>
         <w:lastRenderedPageBreak/>
-        <w:t>List &amp; Label Library 26.0</w:t>
-      </w:r>
-      <w:bookmarkEnd w:id="11"/>
+        <w:t>List &amp; Label Library 27.0</w:t>
+      </w:r>
+      <w:bookmarkEnd w:id="10"/>
     </w:p>
     <w:p>
       <w:pPr>
@@ -4473,20 +4799,7 @@
         <w:rPr>
           <w:lang w:val="en-US"/>
         </w:rPr>
-        <w:t xml:space="preserve">Library and </w:t>
-      </w:r>
-      <w:r>
-        <w:rPr>
-          <w:rFonts w:cs="Arial"/>
-          <w:lang w:val="en-US"/>
-        </w:rPr>
-        <w:t>Sample</w:t>
-      </w:r>
-      <w:r>
-        <w:rPr>
-          <w:lang w:val="en-US"/>
-        </w:rPr>
-        <w:t xml:space="preserve"> Application have been updated to List &amp; Label 26.</w:t>
+        <w:t>Library and Sample Application have been updated to List &amp; Label 27.</w:t>
       </w:r>
       <w:r>
         <w:rPr>
@@ -4510,7 +4823,7 @@
         <w:rPr>
           <w:lang w:val="en-US"/>
         </w:rPr>
-        <w:t xml:space="preserve">Workspace Files for </w:t>
+        <w:t xml:space="preserve">Removed Sample and Library Files for </w:t>
       </w:r>
       <w:proofErr w:type="spellStart"/>
       <w:r>
@@ -4524,7 +4837,7 @@
         <w:rPr>
           <w:lang w:val="en-US"/>
         </w:rPr>
-        <w:t xml:space="preserve"> 20.0 (Beta) have been added to the Library and the sample Application.</w:t>
+        <w:t xml:space="preserve"> Revisions before 18.0</w:t>
       </w:r>
       <w:r>
         <w:rPr>
@@ -4548,259 +4861,7 @@
         <w:rPr>
           <w:lang w:val="en-US"/>
         </w:rPr>
-        <w:t xml:space="preserve">Added a new </w:t>
-      </w:r>
-      <w:proofErr w:type="spellStart"/>
-      <w:r>
-        <w:rPr>
-          <w:lang w:val="en-US"/>
-        </w:rPr>
-        <w:t>OnLL_NTFY_HYPERLINK</w:t>
-      </w:r>
-      <w:proofErr w:type="spellEnd"/>
-      <w:r>
-        <w:rPr>
-          <w:lang w:val="en-US"/>
-        </w:rPr>
-        <w:t xml:space="preserve"> Notification. This Notification was implemented to allow you own Actions when the User Clicks on any Hyperlink in the displayed Preview. You can use your own Hyperlink-Protocols to react on Hyperlink Clicks like displaying your own Views preloaded with the Record that the user has clicked. The </w:t>
-      </w:r>
-      <w:proofErr w:type="spellStart"/>
-      <w:r>
-        <w:rPr>
-          <w:lang w:val="en-US"/>
-        </w:rPr>
-        <w:t>Notifcation</w:t>
-      </w:r>
-      <w:proofErr w:type="spellEnd"/>
-      <w:r>
-        <w:rPr>
-          <w:lang w:val="en-US"/>
-        </w:rPr>
-        <w:t xml:space="preserve"> has the following Definition:</w:t>
-      </w:r>
-      <w:r>
-        <w:rPr>
-          <w:lang w:val="en-US"/>
-        </w:rPr>
-        <w:br/>
-      </w:r>
-      <w:r>
-        <w:rPr>
-          <w:lang w:val="en-US"/>
-        </w:rPr>
-        <w:br/>
-      </w:r>
-      <w:proofErr w:type="spellStart"/>
-      <w:r>
-        <w:rPr>
-          <w:lang w:val="en-US"/>
-        </w:rPr>
-        <w:t>OnLL_NTFY_HYPERLINK</w:t>
-      </w:r>
-      <w:proofErr w:type="spellEnd"/>
-      <w:r>
-        <w:rPr>
-          <w:lang w:val="en-US"/>
-        </w:rPr>
-        <w:t xml:space="preserve"> Integer </w:t>
-      </w:r>
-      <w:proofErr w:type="spellStart"/>
-      <w:r>
-        <w:rPr>
-          <w:lang w:val="en-US"/>
-        </w:rPr>
-        <w:t>iAction</w:t>
-      </w:r>
-      <w:proofErr w:type="spellEnd"/>
-      <w:r>
-        <w:rPr>
-          <w:lang w:val="en-US"/>
-        </w:rPr>
-        <w:t xml:space="preserve"> String </w:t>
-      </w:r>
-      <w:proofErr w:type="spellStart"/>
-      <w:r>
-        <w:rPr>
-          <w:lang w:val="en-US"/>
-        </w:rPr>
-        <w:t>sProtocol</w:t>
-      </w:r>
-      <w:proofErr w:type="spellEnd"/>
-      <w:r>
-        <w:rPr>
-          <w:lang w:val="en-US"/>
-        </w:rPr>
-        <w:t xml:space="preserve"> String </w:t>
-      </w:r>
-      <w:proofErr w:type="spellStart"/>
-      <w:r>
-        <w:rPr>
-          <w:lang w:val="en-US"/>
-        </w:rPr>
-        <w:t>sData</w:t>
-      </w:r>
-      <w:proofErr w:type="spellEnd"/>
-      <w:r>
-        <w:rPr>
-          <w:lang w:val="en-US"/>
-        </w:rPr>
-        <w:br/>
-      </w:r>
-      <w:r>
-        <w:rPr>
-          <w:lang w:val="en-US"/>
-        </w:rPr>
-        <w:br/>
-        <w:t xml:space="preserve">Based on </w:t>
-      </w:r>
-      <w:proofErr w:type="spellStart"/>
-      <w:r>
-        <w:rPr>
-          <w:lang w:val="en-US"/>
-        </w:rPr>
-        <w:t>iAction</w:t>
-      </w:r>
-      <w:proofErr w:type="spellEnd"/>
-      <w:r>
-        <w:rPr>
-          <w:lang w:val="en-US"/>
-        </w:rPr>
-        <w:t xml:space="preserve"> you can identify the Reason for the Notification:</w:t>
-      </w:r>
-      <w:r>
-        <w:rPr>
-          <w:lang w:val="en-US"/>
-        </w:rPr>
-        <w:br/>
-      </w:r>
-      <w:r>
-        <w:rPr>
-          <w:lang w:val="en-US"/>
-        </w:rPr>
-        <w:br/>
-      </w:r>
-      <w:proofErr w:type="spellStart"/>
-      <w:r>
-        <w:rPr>
-          <w:lang w:val="en-US"/>
-        </w:rPr>
-        <w:t>iAction</w:t>
-      </w:r>
-      <w:proofErr w:type="spellEnd"/>
-      <w:r>
-        <w:rPr>
-          <w:lang w:val="en-US"/>
-        </w:rPr>
-        <w:t>=HLACTION_Q_RBUTTONALLOWED: Is sent when the Mouse hovers over a Hyperlink. You can return 2 here to allow the User a right Click on the Hyperlink, otherwise only Left-Clicks are allowed.</w:t>
-      </w:r>
-      <w:r>
-        <w:rPr>
-          <w:lang w:val="en-US"/>
-        </w:rPr>
-        <w:br/>
-      </w:r>
-      <w:proofErr w:type="spellStart"/>
-      <w:r>
-        <w:rPr>
-          <w:lang w:val="en-US"/>
-        </w:rPr>
-        <w:t>iAction</w:t>
-      </w:r>
-      <w:proofErr w:type="spellEnd"/>
-      <w:r>
-        <w:rPr>
-          <w:lang w:val="en-US"/>
-        </w:rPr>
-        <w:t>=HLACTION_LCLICKED or HLACTION_RCLICKED. Is sent when the User clicks on the Hyper left or right. If you process the Hyperlink yourself, you must return 1. If you return nothing or 0 List &amp; Label is processing the Hyperlink and displays the Webpage, calls the Mail Client or whatever the Hyperlink is for.</w:t>
-      </w:r>
-      <w:r>
-        <w:rPr>
-          <w:lang w:val="en-US"/>
-        </w:rPr>
-        <w:br/>
-      </w:r>
-      <w:r>
-        <w:rPr>
-          <w:lang w:val="en-US"/>
-        </w:rPr>
-        <w:br/>
-      </w:r>
-      <w:proofErr w:type="spellStart"/>
-      <w:r>
-        <w:rPr>
-          <w:lang w:val="en-US"/>
-        </w:rPr>
-        <w:t>sProtocol</w:t>
-      </w:r>
-      <w:proofErr w:type="spellEnd"/>
-      <w:r>
-        <w:rPr>
-          <w:lang w:val="en-US"/>
-        </w:rPr>
-        <w:t xml:space="preserve"> holds the Hyperlink Protocol of the Link that was clicked (like http)</w:t>
-      </w:r>
-      <w:r>
-        <w:rPr>
-          <w:lang w:val="en-US"/>
-        </w:rPr>
-        <w:br/>
-      </w:r>
-      <w:r>
-        <w:rPr>
-          <w:lang w:val="en-US"/>
-        </w:rPr>
-        <w:br/>
-      </w:r>
-      <w:proofErr w:type="spellStart"/>
-      <w:r>
-        <w:rPr>
-          <w:lang w:val="en-US"/>
-        </w:rPr>
-        <w:t>sData</w:t>
-      </w:r>
-      <w:proofErr w:type="spellEnd"/>
-      <w:r>
-        <w:rPr>
-          <w:lang w:val="en-US"/>
-        </w:rPr>
-        <w:t xml:space="preserve"> holds the Hyperlink Data without the Protocol</w:t>
-      </w:r>
-      <w:r>
-        <w:rPr>
-          <w:lang w:val="en-US"/>
-        </w:rPr>
-        <w:br/>
-      </w:r>
-      <w:r>
-        <w:rPr>
-          <w:lang w:val="en-US"/>
-        </w:rPr>
-        <w:br/>
-        <w:t xml:space="preserve">If you are using the </w:t>
-      </w:r>
-      <w:r>
-        <w:rPr>
-          <w:lang w:val="en-US"/>
-        </w:rPr>
-        <w:t>"</w:t>
-      </w:r>
-      <w:r>
-        <w:rPr>
-          <w:lang w:val="en-US"/>
-        </w:rPr>
-        <w:t>external</w:t>
-      </w:r>
-      <w:r>
-        <w:rPr>
-          <w:lang w:val="en-US"/>
-        </w:rPr>
-        <w:t>"</w:t>
-      </w:r>
-      <w:r>
-        <w:rPr>
-          <w:lang w:val="en-US"/>
-        </w:rPr>
-        <w:t xml:space="preserve"> Report Previewer from List &amp; Label (which is completely overlaying your App) then you can only use Modal </w:t>
+        <w:t xml:space="preserve">Added Workspace Files and Sample for </w:t>
       </w:r>
       <w:proofErr w:type="spellStart"/>
       <w:r>
@@ -4814,28 +4875,18 @@
         <w:rPr>
           <w:lang w:val="en-US"/>
         </w:rPr>
-        <w:t xml:space="preserve"> Views to display any Information. If you are using the embedded </w:t>
-      </w:r>
-      <w:proofErr w:type="spellStart"/>
-      <w:r>
-        <w:rPr>
-          <w:lang w:val="en-US"/>
-        </w:rPr>
-        <w:t>DataFlex</w:t>
-      </w:r>
-      <w:proofErr w:type="spellEnd"/>
-      <w:r>
-        <w:rPr>
-          <w:lang w:val="en-US"/>
-        </w:rPr>
-        <w:t xml:space="preserve"> Preview you can display any other Views too.</w:t>
-      </w:r>
-      <w:r>
-        <w:rPr>
-          <w:lang w:val="en-US"/>
-        </w:rPr>
-        <w:br/>
-      </w:r>
+        <w:t xml:space="preserve"> 20.1 (Alpha)</w:t>
+      </w:r>
+    </w:p>
+    <w:p>
+      <w:pPr>
+        <w:pStyle w:val="berschrift2"/>
+      </w:pPr>
+      <w:bookmarkStart w:id="11" w:name="_Toc242259732"/>
+      <w:r>
+        <w:t>List &amp; Label Library 26.0</w:t>
+      </w:r>
+      <w:bookmarkEnd w:id="11"/>
     </w:p>
     <w:p>
       <w:pPr>
@@ -4852,35 +4903,20 @@
         <w:rPr>
           <w:lang w:val="en-US"/>
         </w:rPr>
-        <w:t xml:space="preserve">Added new </w:t>
-      </w:r>
-      <w:proofErr w:type="spellStart"/>
-      <w:r>
-        <w:rPr>
-          <w:lang w:val="en-US"/>
-        </w:rPr>
-        <w:t>DoClearPreview</w:t>
-      </w:r>
-      <w:proofErr w:type="spellEnd"/>
-      <w:r>
-        <w:rPr>
-          <w:lang w:val="en-US"/>
-        </w:rPr>
-        <w:t xml:space="preserve"> Method to the </w:t>
-      </w:r>
-      <w:proofErr w:type="spellStart"/>
-      <w:r>
-        <w:rPr>
-          <w:lang w:val="en-US"/>
-        </w:rPr>
-        <w:t>DataFlex</w:t>
-      </w:r>
-      <w:proofErr w:type="spellEnd"/>
-      <w:r>
-        <w:rPr>
-          <w:lang w:val="en-US"/>
-        </w:rPr>
-        <w:t xml:space="preserve"> Preview Object. This Method can be used to clear the currently displayed Preview allowing to Print the same Report again without the need to set an explicit temporary File.</w:t>
+        <w:t xml:space="preserve">Library and </w:t>
+      </w:r>
+      <w:r>
+        <w:rPr>
+          <w:rFonts w:cs="Arial"/>
+          <w:lang w:val="en-US"/>
+        </w:rPr>
+        <w:t>Sample</w:t>
+      </w:r>
+      <w:r>
+        <w:rPr>
+          <w:lang w:val="en-US"/>
+        </w:rPr>
+        <w:t xml:space="preserve"> Application have been updated to List &amp; Label 26.</w:t>
       </w:r>
       <w:r>
         <w:rPr>
@@ -4904,21 +4940,7 @@
         <w:rPr>
           <w:lang w:val="en-US"/>
         </w:rPr>
-        <w:t xml:space="preserve">The </w:t>
-      </w:r>
-      <w:proofErr w:type="spellStart"/>
-      <w:r>
-        <w:rPr>
-          <w:lang w:val="en-US"/>
-        </w:rPr>
-        <w:t>OnUpdateToolbar</w:t>
-      </w:r>
-      <w:proofErr w:type="spellEnd"/>
-      <w:r>
-        <w:rPr>
-          <w:lang w:val="en-US"/>
-        </w:rPr>
-        <w:t xml:space="preserve"> of the </w:t>
+        <w:t xml:space="preserve">Workspace Files for </w:t>
       </w:r>
       <w:proofErr w:type="spellStart"/>
       <w:r>
@@ -4932,45 +4954,21 @@
         <w:rPr>
           <w:lang w:val="en-US"/>
         </w:rPr>
-        <w:t xml:space="preserve"> Preview Object has slightly changed. The </w:t>
-      </w:r>
-      <w:r>
-        <w:rPr>
-          <w:lang w:val="en-US"/>
-        </w:rPr>
-        <w:t>p</w:t>
-      </w:r>
-      <w:r>
-        <w:rPr>
-          <w:lang w:val="en-US"/>
-        </w:rPr>
-        <w:t xml:space="preserve">arameter </w:t>
-      </w:r>
-      <w:proofErr w:type="spellStart"/>
-      <w:r>
-        <w:rPr>
-          <w:lang w:val="en-US"/>
-        </w:rPr>
-        <w:t>iPagesChanged</w:t>
-      </w:r>
-      <w:proofErr w:type="spellEnd"/>
-      <w:r>
-        <w:rPr>
-          <w:lang w:val="en-US"/>
-        </w:rPr>
-        <w:t xml:space="preserve"> is now always 0 (false). I did not delete it for compatibility </w:t>
-      </w:r>
-      <w:r>
-        <w:rPr>
-          <w:lang w:val="en-US"/>
-        </w:rPr>
-        <w:t>r</w:t>
-      </w:r>
-      <w:r>
-        <w:rPr>
-          <w:lang w:val="en-US"/>
-        </w:rPr>
-        <w:t>easons. If you have to identify a change in total Pages displayed, you can use the Property Pages of the Viewer Control to get the number of Pages that the Preview contains.</w:t>
+        <w:t xml:space="preserve"> 20.0 (Beta) have been added to the </w:t>
+      </w:r>
+      <w:proofErr w:type="gramStart"/>
+      <w:r>
+        <w:rPr>
+          <w:lang w:val="en-US"/>
+        </w:rPr>
+        <w:t>Library</w:t>
+      </w:r>
+      <w:proofErr w:type="gramEnd"/>
+      <w:r>
+        <w:rPr>
+          <w:lang w:val="en-US"/>
+        </w:rPr>
+        <w:t xml:space="preserve"> and the sample Application.</w:t>
       </w:r>
       <w:r>
         <w:rPr>
@@ -4994,7 +4992,301 @@
         <w:rPr>
           <w:lang w:val="en-US"/>
         </w:rPr>
-        <w:t>Fixed a Bug in the localization Sample: The reports where always printed in the System Language regardless of the selected Language in the Report View. This is fixed now.</w:t>
+        <w:t xml:space="preserve">Added a new </w:t>
+      </w:r>
+      <w:proofErr w:type="spellStart"/>
+      <w:r>
+        <w:rPr>
+          <w:lang w:val="en-US"/>
+        </w:rPr>
+        <w:t>OnLL_NTFY_HYPERLINK</w:t>
+      </w:r>
+      <w:proofErr w:type="spellEnd"/>
+      <w:r>
+        <w:rPr>
+          <w:lang w:val="en-US"/>
+        </w:rPr>
+        <w:t xml:space="preserve"> Notification. This Notification was implemented to allow </w:t>
+      </w:r>
+      <w:proofErr w:type="gramStart"/>
+      <w:r>
+        <w:rPr>
+          <w:lang w:val="en-US"/>
+        </w:rPr>
+        <w:t>you</w:t>
+      </w:r>
+      <w:proofErr w:type="gramEnd"/>
+      <w:r>
+        <w:rPr>
+          <w:lang w:val="en-US"/>
+        </w:rPr>
+        <w:t xml:space="preserve"> own Actions when the User Clicks on any Hyperlink in the displayed Preview. You can use your own Hyperlink-Protocols to react on Hyperlink Clicks like displaying your own Views preloaded with the Record that the user has clicked. The </w:t>
+      </w:r>
+      <w:proofErr w:type="spellStart"/>
+      <w:r>
+        <w:rPr>
+          <w:lang w:val="en-US"/>
+        </w:rPr>
+        <w:t>Notifcation</w:t>
+      </w:r>
+      <w:proofErr w:type="spellEnd"/>
+      <w:r>
+        <w:rPr>
+          <w:lang w:val="en-US"/>
+        </w:rPr>
+        <w:t xml:space="preserve"> has the following Definition:</w:t>
+      </w:r>
+      <w:r>
+        <w:rPr>
+          <w:lang w:val="en-US"/>
+        </w:rPr>
+        <w:br/>
+      </w:r>
+      <w:r>
+        <w:rPr>
+          <w:lang w:val="en-US"/>
+        </w:rPr>
+        <w:br/>
+      </w:r>
+      <w:proofErr w:type="spellStart"/>
+      <w:r>
+        <w:rPr>
+          <w:lang w:val="en-US"/>
+        </w:rPr>
+        <w:t>OnLL_NTFY_HYPERLINK</w:t>
+      </w:r>
+      <w:proofErr w:type="spellEnd"/>
+      <w:r>
+        <w:rPr>
+          <w:lang w:val="en-US"/>
+        </w:rPr>
+        <w:t xml:space="preserve"> Integer </w:t>
+      </w:r>
+      <w:proofErr w:type="spellStart"/>
+      <w:r>
+        <w:rPr>
+          <w:lang w:val="en-US"/>
+        </w:rPr>
+        <w:t>iAction</w:t>
+      </w:r>
+      <w:proofErr w:type="spellEnd"/>
+      <w:r>
+        <w:rPr>
+          <w:lang w:val="en-US"/>
+        </w:rPr>
+        <w:t xml:space="preserve"> String </w:t>
+      </w:r>
+      <w:proofErr w:type="spellStart"/>
+      <w:r>
+        <w:rPr>
+          <w:lang w:val="en-US"/>
+        </w:rPr>
+        <w:t>sProtocol</w:t>
+      </w:r>
+      <w:proofErr w:type="spellEnd"/>
+      <w:r>
+        <w:rPr>
+          <w:lang w:val="en-US"/>
+        </w:rPr>
+        <w:t xml:space="preserve"> String </w:t>
+      </w:r>
+      <w:proofErr w:type="spellStart"/>
+      <w:r>
+        <w:rPr>
+          <w:lang w:val="en-US"/>
+        </w:rPr>
+        <w:t>sData</w:t>
+      </w:r>
+      <w:proofErr w:type="spellEnd"/>
+      <w:r>
+        <w:rPr>
+          <w:lang w:val="en-US"/>
+        </w:rPr>
+        <w:br/>
+      </w:r>
+      <w:r>
+        <w:rPr>
+          <w:lang w:val="en-US"/>
+        </w:rPr>
+        <w:br/>
+        <w:t xml:space="preserve">Based on </w:t>
+      </w:r>
+      <w:proofErr w:type="spellStart"/>
+      <w:r>
+        <w:rPr>
+          <w:lang w:val="en-US"/>
+        </w:rPr>
+        <w:t>iAction</w:t>
+      </w:r>
+      <w:proofErr w:type="spellEnd"/>
+      <w:r>
+        <w:rPr>
+          <w:lang w:val="en-US"/>
+        </w:rPr>
+        <w:t xml:space="preserve"> you can identify the Reason for the Notification:</w:t>
+      </w:r>
+      <w:r>
+        <w:rPr>
+          <w:lang w:val="en-US"/>
+        </w:rPr>
+        <w:br/>
+      </w:r>
+      <w:r>
+        <w:rPr>
+          <w:lang w:val="en-US"/>
+        </w:rPr>
+        <w:br/>
+      </w:r>
+      <w:proofErr w:type="spellStart"/>
+      <w:r>
+        <w:rPr>
+          <w:lang w:val="en-US"/>
+        </w:rPr>
+        <w:t>iAction</w:t>
+      </w:r>
+      <w:proofErr w:type="spellEnd"/>
+      <w:r>
+        <w:rPr>
+          <w:lang w:val="en-US"/>
+        </w:rPr>
+        <w:t>=HLACTION_Q_RBUTTONALLOWED: Is sent when the Mouse hovers over a Hyperlink. You can return 2 here to allow the User a right Click on the Hyperlink, otherwise only Left-Clicks are allowed.</w:t>
+      </w:r>
+      <w:r>
+        <w:rPr>
+          <w:lang w:val="en-US"/>
+        </w:rPr>
+        <w:br/>
+      </w:r>
+      <w:proofErr w:type="spellStart"/>
+      <w:r>
+        <w:rPr>
+          <w:lang w:val="en-US"/>
+        </w:rPr>
+        <w:t>iAction</w:t>
+      </w:r>
+      <w:proofErr w:type="spellEnd"/>
+      <w:r>
+        <w:rPr>
+          <w:lang w:val="en-US"/>
+        </w:rPr>
+        <w:t>=HLACTION_LCLICKED or HLACTION_RCLICKED. Is sent when the User clicks on the Hyper left or right. If you process the Hyperlink yourself, you must return 1. If you return nothing or 0 List &amp; Label is processing the Hyperlink and displays the Webpage, calls the Mail Client or whatever the Hyperlink is for.</w:t>
+      </w:r>
+      <w:r>
+        <w:rPr>
+          <w:lang w:val="en-US"/>
+        </w:rPr>
+        <w:br/>
+      </w:r>
+      <w:r>
+        <w:rPr>
+          <w:lang w:val="en-US"/>
+        </w:rPr>
+        <w:br/>
+      </w:r>
+      <w:proofErr w:type="spellStart"/>
+      <w:r>
+        <w:rPr>
+          <w:lang w:val="en-US"/>
+        </w:rPr>
+        <w:t>sProtocol</w:t>
+      </w:r>
+      <w:proofErr w:type="spellEnd"/>
+      <w:r>
+        <w:rPr>
+          <w:lang w:val="en-US"/>
+        </w:rPr>
+        <w:t xml:space="preserve"> holds the Hyperlink Protocol of the Link that was clicked (like http)</w:t>
+      </w:r>
+      <w:r>
+        <w:rPr>
+          <w:lang w:val="en-US"/>
+        </w:rPr>
+        <w:br/>
+      </w:r>
+      <w:r>
+        <w:rPr>
+          <w:lang w:val="en-US"/>
+        </w:rPr>
+        <w:br/>
+      </w:r>
+      <w:proofErr w:type="spellStart"/>
+      <w:r>
+        <w:rPr>
+          <w:lang w:val="en-US"/>
+        </w:rPr>
+        <w:t>sData</w:t>
+      </w:r>
+      <w:proofErr w:type="spellEnd"/>
+      <w:r>
+        <w:rPr>
+          <w:lang w:val="en-US"/>
+        </w:rPr>
+        <w:t xml:space="preserve"> holds the Hyperlink Data without the Protocol</w:t>
+      </w:r>
+      <w:r>
+        <w:rPr>
+          <w:lang w:val="en-US"/>
+        </w:rPr>
+        <w:br/>
+      </w:r>
+      <w:r>
+        <w:rPr>
+          <w:lang w:val="en-US"/>
+        </w:rPr>
+        <w:br/>
+        <w:t xml:space="preserve">If you are using the </w:t>
+      </w:r>
+      <w:r>
+        <w:rPr>
+          <w:lang w:val="en-US"/>
+        </w:rPr>
+        <w:t>"</w:t>
+      </w:r>
+      <w:r>
+        <w:rPr>
+          <w:lang w:val="en-US"/>
+        </w:rPr>
+        <w:t>external</w:t>
+      </w:r>
+      <w:r>
+        <w:rPr>
+          <w:lang w:val="en-US"/>
+        </w:rPr>
+        <w:t>"</w:t>
+      </w:r>
+      <w:r>
+        <w:rPr>
+          <w:lang w:val="en-US"/>
+        </w:rPr>
+        <w:t xml:space="preserve"> Report Previewer from List &amp; Label (which is completely overlaying your App) then you can only use Modal </w:t>
+      </w:r>
+      <w:proofErr w:type="spellStart"/>
+      <w:r>
+        <w:rPr>
+          <w:lang w:val="en-US"/>
+        </w:rPr>
+        <w:t>DataFlex</w:t>
+      </w:r>
+      <w:proofErr w:type="spellEnd"/>
+      <w:r>
+        <w:rPr>
+          <w:lang w:val="en-US"/>
+        </w:rPr>
+        <w:t xml:space="preserve"> Views to display any Information. If you are using the embedded </w:t>
+      </w:r>
+      <w:proofErr w:type="spellStart"/>
+      <w:r>
+        <w:rPr>
+          <w:lang w:val="en-US"/>
+        </w:rPr>
+        <w:t>DataFlex</w:t>
+      </w:r>
+      <w:proofErr w:type="spellEnd"/>
+      <w:r>
+        <w:rPr>
+          <w:lang w:val="en-US"/>
+        </w:rPr>
+        <w:t xml:space="preserve"> Preview you can display any other Views too.</w:t>
       </w:r>
       <w:r>
         <w:rPr>
@@ -5018,7 +5310,21 @@
         <w:rPr>
           <w:lang w:val="en-US"/>
         </w:rPr>
-        <w:t xml:space="preserve">Starting with </w:t>
+        <w:t xml:space="preserve">Added new </w:t>
+      </w:r>
+      <w:proofErr w:type="spellStart"/>
+      <w:r>
+        <w:rPr>
+          <w:lang w:val="en-US"/>
+        </w:rPr>
+        <w:t>DoClearPreview</w:t>
+      </w:r>
+      <w:proofErr w:type="spellEnd"/>
+      <w:r>
+        <w:rPr>
+          <w:lang w:val="en-US"/>
+        </w:rPr>
+        <w:t xml:space="preserve"> Method to the </w:t>
       </w:r>
       <w:proofErr w:type="spellStart"/>
       <w:r>
@@ -5032,345 +5338,14 @@
         <w:rPr>
           <w:lang w:val="en-US"/>
         </w:rPr>
-        <w:t xml:space="preserve"> 20 the Library fully supports Unicode and 64bit.</w:t>
-      </w:r>
-      <w:r>
-        <w:rPr>
-          <w:lang w:val="en-US"/>
-        </w:rPr>
-        <w:br/>
-      </w:r>
-      <w:r>
-        <w:rPr>
-          <w:lang w:val="en-US"/>
-        </w:rPr>
-        <w:br/>
-        <w:t xml:space="preserve">If you have a 64bit Application make sure that you use the correct List &amp; Label DLLs from </w:t>
-      </w:r>
-      <w:proofErr w:type="spellStart"/>
-      <w:r>
-        <w:rPr>
-          <w:lang w:val="en-US"/>
-        </w:rPr>
-        <w:t>combit’s</w:t>
-      </w:r>
-      <w:proofErr w:type="spellEnd"/>
-      <w:r>
-        <w:rPr>
-          <w:lang w:val="en-US"/>
-        </w:rPr>
-        <w:t xml:space="preserve"> Redistribution\x64 Folder.</w:t>
-      </w:r>
-      <w:r>
-        <w:rPr>
-          <w:lang w:val="en-US"/>
-        </w:rPr>
-        <w:br/>
-      </w:r>
-      <w:r>
-        <w:rPr>
-          <w:lang w:val="en-US"/>
-        </w:rPr>
-        <w:br/>
-        <w:t xml:space="preserve">When upgrading to </w:t>
-      </w:r>
-      <w:proofErr w:type="spellStart"/>
-      <w:r>
-        <w:rPr>
-          <w:lang w:val="en-US"/>
-        </w:rPr>
-        <w:t>DataFlex</w:t>
-      </w:r>
-      <w:proofErr w:type="spellEnd"/>
-      <w:r>
-        <w:rPr>
-          <w:lang w:val="en-US"/>
-        </w:rPr>
-        <w:t xml:space="preserve"> 20.0 you have to take a look at the following:</w:t>
-      </w:r>
-      <w:r>
-        <w:rPr>
-          <w:lang w:val="en-US"/>
-        </w:rPr>
-        <w:br/>
-      </w:r>
-      <w:r>
-        <w:rPr>
-          <w:lang w:val="en-US"/>
-        </w:rPr>
-        <w:br/>
-        <w:t xml:space="preserve">Starting with </w:t>
-      </w:r>
-      <w:proofErr w:type="spellStart"/>
-      <w:r>
-        <w:rPr>
-          <w:lang w:val="en-US"/>
-        </w:rPr>
-        <w:t>DataFlex</w:t>
-      </w:r>
-      <w:proofErr w:type="spellEnd"/>
-      <w:r>
-        <w:rPr>
-          <w:lang w:val="en-US"/>
-        </w:rPr>
-        <w:t xml:space="preserve"> 20 all DLL Calls to List &amp; Label are now using </w:t>
-      </w:r>
-      <w:proofErr w:type="spellStart"/>
-      <w:r>
-        <w:rPr>
-          <w:lang w:val="en-US"/>
-        </w:rPr>
-        <w:t>WStrings</w:t>
-      </w:r>
-      <w:proofErr w:type="spellEnd"/>
-      <w:r>
-        <w:rPr>
-          <w:lang w:val="en-US"/>
-        </w:rPr>
-        <w:t xml:space="preserve"> instead of the </w:t>
-      </w:r>
-      <w:r>
-        <w:rPr>
-          <w:lang w:val="en-US"/>
-        </w:rPr>
-        <w:lastRenderedPageBreak/>
-        <w:t xml:space="preserve">previously used Pointer to ANSI Strings. If you use any DLL Calls to List &amp; Label in your own code make sure that you use </w:t>
-      </w:r>
-      <w:proofErr w:type="spellStart"/>
-      <w:r>
-        <w:rPr>
-          <w:lang w:val="en-US"/>
-        </w:rPr>
-        <w:t>WString’s</w:t>
-      </w:r>
-      <w:proofErr w:type="spellEnd"/>
-      <w:r>
-        <w:rPr>
-          <w:lang w:val="en-US"/>
-        </w:rPr>
-        <w:t xml:space="preserve"> instead of the Pointers. You can identify any used DLL Calls in your Source by searching for </w:t>
-      </w:r>
-      <w:r>
-        <w:rPr>
-          <w:lang w:val="en-US"/>
-        </w:rPr>
-        <w:t>"</w:t>
-      </w:r>
-      <w:r>
-        <w:rPr>
-          <w:lang w:val="en-US"/>
-        </w:rPr>
-        <w:t>LL*</w:t>
-      </w:r>
-      <w:proofErr w:type="spellStart"/>
-      <w:r>
-        <w:rPr>
-          <w:lang w:val="en-US"/>
-        </w:rPr>
-        <w:t>Ef</w:t>
-      </w:r>
-      <w:proofErr w:type="spellEnd"/>
-      <w:r>
-        <w:rPr>
-          <w:lang w:val="en-US"/>
-        </w:rPr>
-        <w:t>"</w:t>
-      </w:r>
-      <w:r>
-        <w:rPr>
-          <w:lang w:val="en-US"/>
-        </w:rPr>
-        <w:t xml:space="preserve"> in all your Source Files. If you find any Calls that are using Strings remove any </w:t>
-      </w:r>
-      <w:proofErr w:type="spellStart"/>
-      <w:r>
-        <w:rPr>
-          <w:lang w:val="en-US"/>
-        </w:rPr>
-        <w:t>AddressOf</w:t>
-      </w:r>
-      <w:proofErr w:type="spellEnd"/>
-      <w:r>
-        <w:rPr>
-          <w:lang w:val="en-US"/>
-        </w:rPr>
-        <w:t xml:space="preserve"> and </w:t>
-      </w:r>
-      <w:proofErr w:type="spellStart"/>
-      <w:r>
-        <w:rPr>
-          <w:lang w:val="en-US"/>
-        </w:rPr>
-        <w:t>OemToAnsi</w:t>
-      </w:r>
-      <w:proofErr w:type="spellEnd"/>
-      <w:r>
-        <w:rPr>
-          <w:lang w:val="en-US"/>
-        </w:rPr>
-        <w:t xml:space="preserve"> Translations and use the String directly in the DLL Call.</w:t>
-      </w:r>
-      <w:r>
-        <w:rPr>
-          <w:lang w:val="en-US"/>
-        </w:rPr>
-        <w:br/>
-      </w:r>
-      <w:r>
-        <w:rPr>
-          <w:lang w:val="en-US"/>
-        </w:rPr>
-        <w:br/>
-        <w:t xml:space="preserve">If you find any Calls to </w:t>
-      </w:r>
-      <w:proofErr w:type="spellStart"/>
-      <w:r>
-        <w:rPr>
-          <w:lang w:val="en-US"/>
-        </w:rPr>
-        <w:t>DefinePointerVariable</w:t>
-      </w:r>
-      <w:proofErr w:type="spellEnd"/>
-      <w:r>
-        <w:rPr>
-          <w:lang w:val="en-US"/>
-        </w:rPr>
-        <w:t xml:space="preserve">, </w:t>
-      </w:r>
-      <w:proofErr w:type="spellStart"/>
-      <w:r>
-        <w:rPr>
-          <w:lang w:val="en-US"/>
-        </w:rPr>
-        <w:t>DefinePointerField</w:t>
-      </w:r>
-      <w:proofErr w:type="spellEnd"/>
-      <w:r>
-        <w:rPr>
-          <w:lang w:val="en-US"/>
-        </w:rPr>
-        <w:t xml:space="preserve">, </w:t>
-      </w:r>
-      <w:proofErr w:type="spellStart"/>
-      <w:r>
-        <w:rPr>
-          <w:lang w:val="en-US"/>
-        </w:rPr>
-        <w:t>DefineMemoryVariable</w:t>
-      </w:r>
-      <w:proofErr w:type="spellEnd"/>
-      <w:r>
-        <w:rPr>
-          <w:lang w:val="en-US"/>
-        </w:rPr>
-        <w:t xml:space="preserve">, </w:t>
-      </w:r>
-      <w:proofErr w:type="spellStart"/>
-      <w:r>
-        <w:rPr>
-          <w:lang w:val="en-US"/>
-        </w:rPr>
-        <w:t>DefineMemoryField</w:t>
-      </w:r>
-      <w:proofErr w:type="spellEnd"/>
-      <w:r>
-        <w:rPr>
-          <w:lang w:val="en-US"/>
-        </w:rPr>
-        <w:t xml:space="preserve">, </w:t>
-      </w:r>
-      <w:proofErr w:type="spellStart"/>
-      <w:r>
-        <w:rPr>
-          <w:lang w:val="en-US"/>
-        </w:rPr>
-        <w:t>LLDefineVariableExtHandle</w:t>
-      </w:r>
-      <w:proofErr w:type="spellEnd"/>
-      <w:r>
-        <w:rPr>
-          <w:lang w:val="en-US"/>
-        </w:rPr>
-        <w:t xml:space="preserve"> and </w:t>
-      </w:r>
-      <w:proofErr w:type="spellStart"/>
-      <w:r>
-        <w:rPr>
-          <w:lang w:val="en-US"/>
-        </w:rPr>
-        <w:t>LLDefineFieldExtHandle</w:t>
-      </w:r>
-      <w:proofErr w:type="spellEnd"/>
-      <w:r>
-        <w:rPr>
-          <w:lang w:val="en-US"/>
-        </w:rPr>
-        <w:t xml:space="preserve"> you have to make sure, that the passed Handle is now a Handle pointing to a </w:t>
-      </w:r>
-      <w:proofErr w:type="spellStart"/>
-      <w:r>
-        <w:rPr>
-          <w:lang w:val="en-US"/>
-        </w:rPr>
-        <w:t>WString</w:t>
-      </w:r>
-      <w:proofErr w:type="spellEnd"/>
-      <w:r>
-        <w:rPr>
-          <w:lang w:val="en-US"/>
-        </w:rPr>
-        <w:t>. Remove all OEM/ANSI Translations too.</w:t>
-      </w:r>
-      <w:r>
-        <w:rPr>
-          <w:lang w:val="en-US"/>
-        </w:rPr>
-        <w:br/>
-      </w:r>
-      <w:r>
-        <w:rPr>
-          <w:lang w:val="en-US"/>
-        </w:rPr>
-        <w:br/>
-        <w:t>If you don't have any direct DLL calls to List &amp; Label you don’t have to do anything, Unicode is automatically supported with the new Library.</w:t>
-      </w:r>
-      <w:r>
-        <w:rPr>
-          <w:lang w:val="en-US"/>
-        </w:rPr>
-        <w:br/>
-      </w:r>
-      <w:r>
-        <w:rPr>
-          <w:lang w:val="en-US"/>
-        </w:rPr>
-        <w:br/>
-        <w:t xml:space="preserve">Any </w:t>
-      </w:r>
-      <w:proofErr w:type="spellStart"/>
-      <w:r>
-        <w:rPr>
-          <w:lang w:val="en-US"/>
-        </w:rPr>
-        <w:t>DataFlex</w:t>
-      </w:r>
-      <w:proofErr w:type="spellEnd"/>
-      <w:r>
-        <w:rPr>
-          <w:lang w:val="en-US"/>
-        </w:rPr>
-        <w:t xml:space="preserve"> Revisions pre-20 are not affected by these changes and are still using the ANSI Interface.</w:t>
-      </w:r>
-    </w:p>
-    <w:p>
-      <w:pPr>
-        <w:pStyle w:val="berschrift2"/>
-      </w:pPr>
-      <w:bookmarkStart w:id="12" w:name="_Toc210638686"/>
-      <w:r>
-        <w:t>List &amp; Label Library 25.0</w:t>
-      </w:r>
-      <w:bookmarkEnd w:id="12"/>
+        <w:t xml:space="preserve"> Preview Object. This Method can be used to clear the currently displayed Preview allowing to Print the same Report again without the need to set an explicit temporary File.</w:t>
+      </w:r>
+      <w:r>
+        <w:rPr>
+          <w:lang w:val="en-US"/>
+        </w:rPr>
+        <w:br/>
+      </w:r>
     </w:p>
     <w:p>
       <w:pPr>
@@ -5387,31 +5362,94 @@
         <w:rPr>
           <w:lang w:val="en-US"/>
         </w:rPr>
-        <w:t xml:space="preserve">Library and </w:t>
-      </w:r>
-      <w:r>
-        <w:rPr>
-          <w:rFonts w:cs="Arial"/>
-          <w:lang w:val="en-US"/>
-        </w:rPr>
-        <w:t>Sample</w:t>
-      </w:r>
-      <w:r>
-        <w:rPr>
-          <w:lang w:val="en-US"/>
-        </w:rPr>
-        <w:t xml:space="preserve"> Application have been updated to List &amp; Label 25.</w:t>
-      </w:r>
-    </w:p>
-    <w:p>
-      <w:pPr>
-        <w:pStyle w:val="berschrift2"/>
-      </w:pPr>
-      <w:bookmarkStart w:id="13" w:name="_Toc210638687"/>
-      <w:r>
-        <w:t>List &amp; Label Library 24.0</w:t>
-      </w:r>
-      <w:bookmarkEnd w:id="13"/>
+        <w:t xml:space="preserve">The </w:t>
+      </w:r>
+      <w:proofErr w:type="spellStart"/>
+      <w:r>
+        <w:rPr>
+          <w:lang w:val="en-US"/>
+        </w:rPr>
+        <w:t>OnUpdateToolbar</w:t>
+      </w:r>
+      <w:proofErr w:type="spellEnd"/>
+      <w:r>
+        <w:rPr>
+          <w:lang w:val="en-US"/>
+        </w:rPr>
+        <w:t xml:space="preserve"> of the </w:t>
+      </w:r>
+      <w:proofErr w:type="spellStart"/>
+      <w:r>
+        <w:rPr>
+          <w:lang w:val="en-US"/>
+        </w:rPr>
+        <w:t>DataFlex</w:t>
+      </w:r>
+      <w:proofErr w:type="spellEnd"/>
+      <w:r>
+        <w:rPr>
+          <w:lang w:val="en-US"/>
+        </w:rPr>
+        <w:t xml:space="preserve"> Preview Object has slightly changed. The </w:t>
+      </w:r>
+      <w:r>
+        <w:rPr>
+          <w:lang w:val="en-US"/>
+        </w:rPr>
+        <w:t>p</w:t>
+      </w:r>
+      <w:r>
+        <w:rPr>
+          <w:lang w:val="en-US"/>
+        </w:rPr>
+        <w:t xml:space="preserve">arameter </w:t>
+      </w:r>
+      <w:proofErr w:type="spellStart"/>
+      <w:r>
+        <w:rPr>
+          <w:lang w:val="en-US"/>
+        </w:rPr>
+        <w:t>iPagesChanged</w:t>
+      </w:r>
+      <w:proofErr w:type="spellEnd"/>
+      <w:r>
+        <w:rPr>
+          <w:lang w:val="en-US"/>
+        </w:rPr>
+        <w:t xml:space="preserve"> is now always 0 (false). I did not delete it for compatibility </w:t>
+      </w:r>
+      <w:r>
+        <w:rPr>
+          <w:lang w:val="en-US"/>
+        </w:rPr>
+        <w:t>r</w:t>
+      </w:r>
+      <w:r>
+        <w:rPr>
+          <w:lang w:val="en-US"/>
+        </w:rPr>
+        <w:t xml:space="preserve">easons. If you </w:t>
+      </w:r>
+      <w:proofErr w:type="gramStart"/>
+      <w:r>
+        <w:rPr>
+          <w:lang w:val="en-US"/>
+        </w:rPr>
+        <w:t>have to</w:t>
+      </w:r>
+      <w:proofErr w:type="gramEnd"/>
+      <w:r>
+        <w:rPr>
+          <w:lang w:val="en-US"/>
+        </w:rPr>
+        <w:t xml:space="preserve"> identify a change in total Pages displayed, you can use the Property Pages of the Viewer Control to get the number of Pages that the Preview contains.</w:t>
+      </w:r>
+      <w:r>
+        <w:rPr>
+          <w:lang w:val="en-US"/>
+        </w:rPr>
+        <w:br/>
+      </w:r>
     </w:p>
     <w:p>
       <w:pPr>
@@ -5421,43 +5459,35 @@
         </w:numPr>
         <w:adjustRightInd w:val="0"/>
         <w:rPr>
-          <w:rFonts w:cs="Arial"/>
-          <w:lang w:val="en-US"/>
-        </w:rPr>
-      </w:pPr>
-      <w:r>
-        <w:rPr>
-          <w:rFonts w:cs="Arial"/>
-          <w:lang w:val="en-US"/>
-        </w:rPr>
-        <w:t xml:space="preserve">Workspace Files for </w:t>
-      </w:r>
-      <w:proofErr w:type="spellStart"/>
-      <w:r>
-        <w:rPr>
-          <w:rFonts w:cs="Arial"/>
-          <w:lang w:val="en-US"/>
-        </w:rPr>
-        <w:t>DataFlex</w:t>
-      </w:r>
-      <w:proofErr w:type="spellEnd"/>
-      <w:r>
-        <w:rPr>
-          <w:rFonts w:cs="Arial"/>
-          <w:lang w:val="en-US"/>
-        </w:rPr>
-        <w:t xml:space="preserve"> 19.1 have been added for the library and the sample application.</w:t>
-      </w:r>
-    </w:p>
-    <w:p>
-      <w:pPr>
-        <w:adjustRightInd w:val="0"/>
-        <w:ind w:left="720"/>
-        <w:rPr>
-          <w:rFonts w:cs="Arial"/>
-          <w:lang w:val="en-US"/>
-        </w:rPr>
-      </w:pPr>
+          <w:lang w:val="en-US"/>
+        </w:rPr>
+      </w:pPr>
+      <w:r>
+        <w:rPr>
+          <w:lang w:val="en-US"/>
+        </w:rPr>
+        <w:t xml:space="preserve">Fixed a Bug in the localization Sample: The reports </w:t>
+      </w:r>
+      <w:proofErr w:type="gramStart"/>
+      <w:r>
+        <w:rPr>
+          <w:lang w:val="en-US"/>
+        </w:rPr>
+        <w:t>where</w:t>
+      </w:r>
+      <w:proofErr w:type="gramEnd"/>
+      <w:r>
+        <w:rPr>
+          <w:lang w:val="en-US"/>
+        </w:rPr>
+        <w:t xml:space="preserve"> always printed in the System Language regardless of the selected Language in the Report View. This is fixed now.</w:t>
+      </w:r>
+      <w:r>
+        <w:rPr>
+          <w:lang w:val="en-US"/>
+        </w:rPr>
+        <w:br/>
+      </w:r>
     </w:p>
     <w:p>
       <w:pPr>
@@ -5467,21 +5497,18 @@
         </w:numPr>
         <w:adjustRightInd w:val="0"/>
         <w:rPr>
-          <w:rFonts w:cs="Arial"/>
-          <w:lang w:val="en-US"/>
-        </w:rPr>
-      </w:pPr>
-      <w:r>
-        <w:rPr>
-          <w:rFonts w:cs="Arial"/>
-          <w:lang w:val="en-US"/>
-        </w:rPr>
-        <w:t xml:space="preserve">Because of the Language and Code Cleanup starting with </w:t>
-      </w:r>
-      <w:proofErr w:type="spellStart"/>
-      <w:r>
-        <w:rPr>
-          <w:rFonts w:cs="Arial"/>
+          <w:lang w:val="en-US"/>
+        </w:rPr>
+      </w:pPr>
+      <w:r>
+        <w:rPr>
+          <w:lang w:val="en-US"/>
+        </w:rPr>
+        <w:t xml:space="preserve">Starting with </w:t>
+      </w:r>
+      <w:proofErr w:type="spellStart"/>
+      <w:r>
+        <w:rPr>
           <w:lang w:val="en-US"/>
         </w:rPr>
         <w:t>DataFlex</w:t>
@@ -5489,53 +5516,374 @@
       <w:proofErr w:type="spellEnd"/>
       <w:r>
         <w:rPr>
-          <w:rFonts w:cs="Arial"/>
-          <w:lang w:val="en-US"/>
-        </w:rPr>
-        <w:t xml:space="preserve"> 19.1 and the resulting Compiler Warnings I decided to </w:t>
-      </w:r>
-      <w:proofErr w:type="spellStart"/>
-      <w:r>
-        <w:rPr>
-          <w:rFonts w:cs="Arial"/>
-          <w:lang w:val="en-US"/>
-        </w:rPr>
-        <w:t>cleanup</w:t>
-      </w:r>
-      <w:proofErr w:type="spellEnd"/>
-      <w:r>
-        <w:rPr>
-          <w:rFonts w:cs="Arial"/>
-          <w:lang w:val="en-US"/>
-        </w:rPr>
-        <w:t xml:space="preserve"> the Library Code, too. All obsolete Code Techniques are now replaced with the actual Techniques recommended by </w:t>
-      </w:r>
-      <w:proofErr w:type="spellStart"/>
-      <w:r>
-        <w:rPr>
-          <w:rFonts w:cs="Arial"/>
-          <w:lang w:val="en-US"/>
-        </w:rPr>
-        <w:t>DataAccess</w:t>
-      </w:r>
-      <w:proofErr w:type="spellEnd"/>
-      <w:r>
-        <w:rPr>
-          <w:rFonts w:cs="Arial"/>
-          <w:lang w:val="en-US"/>
-        </w:rPr>
-        <w:t>.</w:t>
-      </w:r>
-    </w:p>
-    <w:p>
-      <w:pPr>
-        <w:adjustRightInd w:val="0"/>
-        <w:ind w:left="720"/>
-        <w:rPr>
-          <w:rFonts w:cs="Arial"/>
-          <w:lang w:val="en-US"/>
-        </w:rPr>
-      </w:pPr>
+          <w:lang w:val="en-US"/>
+        </w:rPr>
+        <w:t xml:space="preserve"> 20 the </w:t>
+      </w:r>
+      <w:proofErr w:type="gramStart"/>
+      <w:r>
+        <w:rPr>
+          <w:lang w:val="en-US"/>
+        </w:rPr>
+        <w:t>Library</w:t>
+      </w:r>
+      <w:proofErr w:type="gramEnd"/>
+      <w:r>
+        <w:rPr>
+          <w:lang w:val="en-US"/>
+        </w:rPr>
+        <w:t xml:space="preserve"> fully supports Unicode and 64bit.</w:t>
+      </w:r>
+      <w:r>
+        <w:rPr>
+          <w:lang w:val="en-US"/>
+        </w:rPr>
+        <w:br/>
+      </w:r>
+      <w:r>
+        <w:rPr>
+          <w:lang w:val="en-US"/>
+        </w:rPr>
+        <w:br/>
+        <w:t xml:space="preserve">If you have a 64bit Application make sure that you use the correct List &amp; Label DLLs from </w:t>
+      </w:r>
+      <w:proofErr w:type="spellStart"/>
+      <w:r>
+        <w:rPr>
+          <w:lang w:val="en-US"/>
+        </w:rPr>
+        <w:t>combit’s</w:t>
+      </w:r>
+      <w:proofErr w:type="spellEnd"/>
+      <w:r>
+        <w:rPr>
+          <w:lang w:val="en-US"/>
+        </w:rPr>
+        <w:t xml:space="preserve"> Redistribution\x64 Folder.</w:t>
+      </w:r>
+      <w:r>
+        <w:rPr>
+          <w:lang w:val="en-US"/>
+        </w:rPr>
+        <w:br/>
+      </w:r>
+      <w:r>
+        <w:rPr>
+          <w:lang w:val="en-US"/>
+        </w:rPr>
+        <w:br/>
+        <w:t xml:space="preserve">When upgrading to </w:t>
+      </w:r>
+      <w:proofErr w:type="spellStart"/>
+      <w:r>
+        <w:rPr>
+          <w:lang w:val="en-US"/>
+        </w:rPr>
+        <w:t>DataFlex</w:t>
+      </w:r>
+      <w:proofErr w:type="spellEnd"/>
+      <w:r>
+        <w:rPr>
+          <w:lang w:val="en-US"/>
+        </w:rPr>
+        <w:t xml:space="preserve"> 20.0 you have to take a look at the following:</w:t>
+      </w:r>
+      <w:r>
+        <w:rPr>
+          <w:lang w:val="en-US"/>
+        </w:rPr>
+        <w:br/>
+      </w:r>
+      <w:r>
+        <w:rPr>
+          <w:lang w:val="en-US"/>
+        </w:rPr>
+        <w:br/>
+        <w:t xml:space="preserve">Starting with </w:t>
+      </w:r>
+      <w:proofErr w:type="spellStart"/>
+      <w:r>
+        <w:rPr>
+          <w:lang w:val="en-US"/>
+        </w:rPr>
+        <w:t>DataFlex</w:t>
+      </w:r>
+      <w:proofErr w:type="spellEnd"/>
+      <w:r>
+        <w:rPr>
+          <w:lang w:val="en-US"/>
+        </w:rPr>
+        <w:t xml:space="preserve"> 20 all DLL Calls to List &amp; Label are now using </w:t>
+      </w:r>
+      <w:proofErr w:type="spellStart"/>
+      <w:r>
+        <w:rPr>
+          <w:lang w:val="en-US"/>
+        </w:rPr>
+        <w:t>WStrings</w:t>
+      </w:r>
+      <w:proofErr w:type="spellEnd"/>
+      <w:r>
+        <w:rPr>
+          <w:lang w:val="en-US"/>
+        </w:rPr>
+        <w:t xml:space="preserve"> instead of the previously used Pointer to ANSI Strings. If you use any DLL Calls to List &amp; Label in your own </w:t>
+      </w:r>
+      <w:proofErr w:type="gramStart"/>
+      <w:r>
+        <w:rPr>
+          <w:lang w:val="en-US"/>
+        </w:rPr>
+        <w:t>code</w:t>
+      </w:r>
+      <w:proofErr w:type="gramEnd"/>
+      <w:r>
+        <w:rPr>
+          <w:lang w:val="en-US"/>
+        </w:rPr>
+        <w:t xml:space="preserve"> make sure that you use </w:t>
+      </w:r>
+      <w:proofErr w:type="spellStart"/>
+      <w:r>
+        <w:rPr>
+          <w:lang w:val="en-US"/>
+        </w:rPr>
+        <w:t>WString’s</w:t>
+      </w:r>
+      <w:proofErr w:type="spellEnd"/>
+      <w:r>
+        <w:rPr>
+          <w:lang w:val="en-US"/>
+        </w:rPr>
+        <w:t xml:space="preserve"> instead of </w:t>
+      </w:r>
+      <w:proofErr w:type="gramStart"/>
+      <w:r>
+        <w:rPr>
+          <w:lang w:val="en-US"/>
+        </w:rPr>
+        <w:t>the Pointers</w:t>
+      </w:r>
+      <w:proofErr w:type="gramEnd"/>
+      <w:r>
+        <w:rPr>
+          <w:lang w:val="en-US"/>
+        </w:rPr>
+        <w:t xml:space="preserve">. You can identify any used DLL Calls in your Source by searching for </w:t>
+      </w:r>
+      <w:r>
+        <w:rPr>
+          <w:lang w:val="en-US"/>
+        </w:rPr>
+        <w:t>"</w:t>
+      </w:r>
+      <w:r>
+        <w:rPr>
+          <w:lang w:val="en-US"/>
+        </w:rPr>
+        <w:t>LL*Ef</w:t>
+      </w:r>
+      <w:r>
+        <w:rPr>
+          <w:lang w:val="en-US"/>
+        </w:rPr>
+        <w:t>"</w:t>
+      </w:r>
+      <w:r>
+        <w:rPr>
+          <w:lang w:val="en-US"/>
+        </w:rPr>
+        <w:t xml:space="preserve"> in all your Source Files. If you find any Calls that are using Strings remove any </w:t>
+      </w:r>
+      <w:proofErr w:type="spellStart"/>
+      <w:r>
+        <w:rPr>
+          <w:lang w:val="en-US"/>
+        </w:rPr>
+        <w:t>AddressOf</w:t>
+      </w:r>
+      <w:proofErr w:type="spellEnd"/>
+      <w:r>
+        <w:rPr>
+          <w:lang w:val="en-US"/>
+        </w:rPr>
+        <w:t xml:space="preserve"> and </w:t>
+      </w:r>
+      <w:proofErr w:type="spellStart"/>
+      <w:r>
+        <w:rPr>
+          <w:lang w:val="en-US"/>
+        </w:rPr>
+        <w:t>OemToAnsi</w:t>
+      </w:r>
+      <w:proofErr w:type="spellEnd"/>
+      <w:r>
+        <w:rPr>
+          <w:lang w:val="en-US"/>
+        </w:rPr>
+        <w:t xml:space="preserve"> Translations and use the String directly in the DLL Call.</w:t>
+      </w:r>
+      <w:r>
+        <w:rPr>
+          <w:lang w:val="en-US"/>
+        </w:rPr>
+        <w:br/>
+      </w:r>
+      <w:r>
+        <w:rPr>
+          <w:lang w:val="en-US"/>
+        </w:rPr>
+        <w:br/>
+        <w:t xml:space="preserve">If you find any Calls to </w:t>
+      </w:r>
+      <w:proofErr w:type="spellStart"/>
+      <w:r>
+        <w:rPr>
+          <w:lang w:val="en-US"/>
+        </w:rPr>
+        <w:t>DefinePointerVariable</w:t>
+      </w:r>
+      <w:proofErr w:type="spellEnd"/>
+      <w:r>
+        <w:rPr>
+          <w:lang w:val="en-US"/>
+        </w:rPr>
+        <w:t xml:space="preserve">, </w:t>
+      </w:r>
+      <w:proofErr w:type="spellStart"/>
+      <w:r>
+        <w:rPr>
+          <w:lang w:val="en-US"/>
+        </w:rPr>
+        <w:t>DefinePointerField</w:t>
+      </w:r>
+      <w:proofErr w:type="spellEnd"/>
+      <w:r>
+        <w:rPr>
+          <w:lang w:val="en-US"/>
+        </w:rPr>
+        <w:t xml:space="preserve">, </w:t>
+      </w:r>
+      <w:proofErr w:type="spellStart"/>
+      <w:r>
+        <w:rPr>
+          <w:lang w:val="en-US"/>
+        </w:rPr>
+        <w:t>DefineMemoryVariable</w:t>
+      </w:r>
+      <w:proofErr w:type="spellEnd"/>
+      <w:r>
+        <w:rPr>
+          <w:lang w:val="en-US"/>
+        </w:rPr>
+        <w:t xml:space="preserve">, </w:t>
+      </w:r>
+      <w:proofErr w:type="spellStart"/>
+      <w:r>
+        <w:rPr>
+          <w:lang w:val="en-US"/>
+        </w:rPr>
+        <w:t>DefineMemoryField</w:t>
+      </w:r>
+      <w:proofErr w:type="spellEnd"/>
+      <w:r>
+        <w:rPr>
+          <w:lang w:val="en-US"/>
+        </w:rPr>
+        <w:t xml:space="preserve">, </w:t>
+      </w:r>
+      <w:proofErr w:type="spellStart"/>
+      <w:r>
+        <w:rPr>
+          <w:lang w:val="en-US"/>
+        </w:rPr>
+        <w:t>LLDefineVariableExtHandle</w:t>
+      </w:r>
+      <w:proofErr w:type="spellEnd"/>
+      <w:r>
+        <w:rPr>
+          <w:lang w:val="en-US"/>
+        </w:rPr>
+        <w:t xml:space="preserve"> and </w:t>
+      </w:r>
+      <w:proofErr w:type="spellStart"/>
+      <w:r>
+        <w:rPr>
+          <w:lang w:val="en-US"/>
+        </w:rPr>
+        <w:t>LLDefineFieldExtHandle</w:t>
+      </w:r>
+      <w:proofErr w:type="spellEnd"/>
+      <w:r>
+        <w:rPr>
+          <w:lang w:val="en-US"/>
+        </w:rPr>
+        <w:t xml:space="preserve"> you have to make sure, that the passed Handle is now a Handle pointing to a </w:t>
+      </w:r>
+      <w:proofErr w:type="spellStart"/>
+      <w:r>
+        <w:rPr>
+          <w:lang w:val="en-US"/>
+        </w:rPr>
+        <w:t>WString</w:t>
+      </w:r>
+      <w:proofErr w:type="spellEnd"/>
+      <w:r>
+        <w:rPr>
+          <w:lang w:val="en-US"/>
+        </w:rPr>
+        <w:t>. Remove all OEM/ANSI Translations too.</w:t>
+      </w:r>
+      <w:r>
+        <w:rPr>
+          <w:lang w:val="en-US"/>
+        </w:rPr>
+        <w:br/>
+      </w:r>
+      <w:r>
+        <w:rPr>
+          <w:lang w:val="en-US"/>
+        </w:rPr>
+        <w:br/>
+        <w:t>If you don't have any direct DLL calls to List &amp; Label you don’t have to do anything, Unicode is automatically supported with the new Library.</w:t>
+      </w:r>
+      <w:r>
+        <w:rPr>
+          <w:lang w:val="en-US"/>
+        </w:rPr>
+        <w:br/>
+      </w:r>
+      <w:r>
+        <w:rPr>
+          <w:lang w:val="en-US"/>
+        </w:rPr>
+        <w:br/>
+        <w:t xml:space="preserve">Any </w:t>
+      </w:r>
+      <w:proofErr w:type="spellStart"/>
+      <w:r>
+        <w:rPr>
+          <w:lang w:val="en-US"/>
+        </w:rPr>
+        <w:t>DataFlex</w:t>
+      </w:r>
+      <w:proofErr w:type="spellEnd"/>
+      <w:r>
+        <w:rPr>
+          <w:lang w:val="en-US"/>
+        </w:rPr>
+        <w:t xml:space="preserve"> Revisions pre-20 are not affected by these changes and are still using the ANSI Interface.</w:t>
+      </w:r>
+    </w:p>
+    <w:p>
+      <w:pPr>
+        <w:pStyle w:val="berschrift2"/>
+      </w:pPr>
+      <w:bookmarkStart w:id="12" w:name="_Toc242259733"/>
+      <w:r>
+        <w:t>List &amp; Label Library 25.0</w:t>
+      </w:r>
+      <w:bookmarkEnd w:id="12"/>
     </w:p>
     <w:p>
       <w:pPr>
@@ -5545,198 +5893,38 @@
         </w:numPr>
         <w:adjustRightInd w:val="0"/>
         <w:rPr>
-          <w:rFonts w:cs="Arial"/>
-          <w:lang w:val="en-US"/>
-        </w:rPr>
-      </w:pPr>
-      <w:r>
-        <w:rPr>
-          <w:rFonts w:cs="Arial"/>
-          <w:lang w:val="en-US"/>
-        </w:rPr>
-        <w:t xml:space="preserve">Since the </w:t>
-      </w:r>
-      <w:proofErr w:type="spellStart"/>
-      <w:r>
-        <w:rPr>
-          <w:rFonts w:cs="Arial"/>
-          <w:lang w:val="en-US"/>
-        </w:rPr>
-        <w:t>WindowsLibrary</w:t>
-      </w:r>
-      <w:proofErr w:type="spellEnd"/>
-      <w:r>
-        <w:rPr>
-          <w:rFonts w:cs="Arial"/>
-          <w:lang w:val="en-US"/>
-        </w:rPr>
-        <w:t xml:space="preserve"> was extended with 19.1 the </w:t>
-      </w:r>
-      <w:proofErr w:type="spellStart"/>
-      <w:proofErr w:type="gramStart"/>
-      <w:r>
-        <w:rPr>
-          <w:rFonts w:cs="Arial"/>
-          <w:lang w:val="en-US"/>
-        </w:rPr>
-        <w:t>MoveTo</w:t>
-      </w:r>
-      <w:proofErr w:type="spellEnd"/>
-      <w:r>
-        <w:rPr>
-          <w:rFonts w:cs="Arial"/>
-          <w:lang w:val="en-US"/>
-        </w:rPr>
-        <w:t>(</w:t>
-      </w:r>
-      <w:proofErr w:type="gramEnd"/>
-      <w:r>
-        <w:rPr>
-          <w:rFonts w:cs="Arial"/>
-          <w:lang w:val="en-US"/>
-        </w:rPr>
-        <w:t xml:space="preserve">) Function in the </w:t>
-      </w:r>
-      <w:proofErr w:type="spellStart"/>
-      <w:r>
-        <w:rPr>
-          <w:rFonts w:cs="Arial"/>
-          <w:lang w:val="en-US"/>
-        </w:rPr>
-        <w:t>cListLabelDataObject</w:t>
-      </w:r>
-      <w:proofErr w:type="spellEnd"/>
-      <w:r>
-        <w:rPr>
-          <w:rFonts w:cs="Arial"/>
-          <w:lang w:val="en-US"/>
-        </w:rPr>
-        <w:t xml:space="preserve"> Class resulted in an Compiler Error because of the Global </w:t>
-      </w:r>
-      <w:proofErr w:type="spellStart"/>
-      <w:r>
-        <w:rPr>
-          <w:rFonts w:cs="Arial"/>
-          <w:lang w:val="en-US"/>
-        </w:rPr>
-        <w:t>MoveTo</w:t>
-      </w:r>
-      <w:proofErr w:type="spellEnd"/>
-      <w:r>
-        <w:rPr>
-          <w:rFonts w:cs="Arial"/>
-          <w:lang w:val="en-US"/>
-        </w:rPr>
-        <w:t xml:space="preserve">() Function from the Windows GDI Library. The only way to solve this was to rename the </w:t>
-      </w:r>
-      <w:proofErr w:type="spellStart"/>
-      <w:proofErr w:type="gramStart"/>
-      <w:r>
-        <w:rPr>
-          <w:rFonts w:cs="Arial"/>
-          <w:lang w:val="en-US"/>
-        </w:rPr>
-        <w:t>MoveTo</w:t>
-      </w:r>
-      <w:proofErr w:type="spellEnd"/>
-      <w:r>
-        <w:rPr>
-          <w:rFonts w:cs="Arial"/>
-          <w:lang w:val="en-US"/>
-        </w:rPr>
-        <w:t>(</w:t>
-      </w:r>
-      <w:proofErr w:type="gramEnd"/>
-      <w:r>
-        <w:rPr>
-          <w:rFonts w:cs="Arial"/>
-          <w:lang w:val="en-US"/>
-        </w:rPr>
-        <w:t xml:space="preserve">) Function to </w:t>
-      </w:r>
-      <w:proofErr w:type="spellStart"/>
-      <w:r>
-        <w:rPr>
-          <w:rFonts w:cs="Arial"/>
-          <w:lang w:val="en-US"/>
-        </w:rPr>
-        <w:t>MoveToRecord</w:t>
-      </w:r>
-      <w:proofErr w:type="spellEnd"/>
-      <w:r>
-        <w:rPr>
-          <w:rFonts w:cs="Arial"/>
-          <w:lang w:val="en-US"/>
-        </w:rPr>
-        <w:t xml:space="preserve">(). If you use </w:t>
-      </w:r>
-      <w:proofErr w:type="spellStart"/>
-      <w:r>
-        <w:rPr>
-          <w:rFonts w:cs="Arial"/>
-          <w:lang w:val="en-US"/>
-        </w:rPr>
-        <w:t>cListLabelDataObjects</w:t>
-      </w:r>
-      <w:proofErr w:type="spellEnd"/>
-      <w:r>
-        <w:rPr>
-          <w:rFonts w:cs="Arial"/>
-          <w:lang w:val="en-US"/>
-        </w:rPr>
-        <w:t xml:space="preserve"> in your existing Projects search for a call to the </w:t>
-      </w:r>
-      <w:proofErr w:type="spellStart"/>
-      <w:proofErr w:type="gramStart"/>
-      <w:r>
-        <w:rPr>
-          <w:rFonts w:cs="Arial"/>
-          <w:lang w:val="en-US"/>
-        </w:rPr>
-        <w:t>MoveTo</w:t>
-      </w:r>
-      <w:proofErr w:type="spellEnd"/>
-      <w:r>
-        <w:rPr>
-          <w:rFonts w:cs="Arial"/>
-          <w:lang w:val="en-US"/>
-        </w:rPr>
-        <w:t>(</w:t>
-      </w:r>
-      <w:proofErr w:type="gramEnd"/>
-      <w:r>
-        <w:rPr>
-          <w:rFonts w:cs="Arial"/>
-          <w:lang w:val="en-US"/>
-        </w:rPr>
-        <w:t xml:space="preserve">) Function and replace it with </w:t>
-      </w:r>
-      <w:proofErr w:type="spellStart"/>
-      <w:r>
-        <w:rPr>
-          <w:rFonts w:cs="Arial"/>
-          <w:lang w:val="en-US"/>
-        </w:rPr>
-        <w:t>MoveToRecord</w:t>
-      </w:r>
-      <w:proofErr w:type="spellEnd"/>
-      <w:r>
-        <w:rPr>
-          <w:rFonts w:cs="Arial"/>
-          <w:lang w:val="en-US"/>
-        </w:rPr>
-        <w:t>().</w:t>
+          <w:lang w:val="en-US"/>
+        </w:rPr>
+      </w:pPr>
+      <w:r>
+        <w:rPr>
+          <w:lang w:val="en-US"/>
+        </w:rPr>
+        <w:t xml:space="preserve">Library and </w:t>
+      </w:r>
+      <w:r>
+        <w:rPr>
+          <w:rFonts w:cs="Arial"/>
+          <w:lang w:val="en-US"/>
+        </w:rPr>
+        <w:t>Sample</w:t>
+      </w:r>
+      <w:r>
+        <w:rPr>
+          <w:lang w:val="en-US"/>
+        </w:rPr>
+        <w:t xml:space="preserve"> Application have been updated to List &amp; Label 25.</w:t>
       </w:r>
     </w:p>
     <w:p>
       <w:pPr>
         <w:pStyle w:val="berschrift2"/>
       </w:pPr>
-      <w:bookmarkStart w:id="14" w:name="_Toc210638688"/>
-      <w:r>
-        <w:t>List &amp; Label Library 23.0</w:t>
-      </w:r>
-      <w:bookmarkEnd w:id="14"/>
+      <w:bookmarkStart w:id="13" w:name="_Toc242259734"/>
+      <w:r>
+        <w:t>List &amp; Label Library 24.0</w:t>
+      </w:r>
+      <w:bookmarkEnd w:id="13"/>
     </w:p>
     <w:p>
       <w:pPr>
@@ -5771,18 +5959,18 @@
           <w:rFonts w:cs="Arial"/>
           <w:lang w:val="en-US"/>
         </w:rPr>
-        <w:t xml:space="preserve"> 19.0 have been added for the library and the sample application.</w:t>
-      </w:r>
-    </w:p>
-    <w:p>
-      <w:pPr>
-        <w:pStyle w:val="berschrift2"/>
-      </w:pPr>
-      <w:bookmarkStart w:id="15" w:name="_Toc210638689"/>
-      <w:r>
-        <w:t>List &amp; Label Library 22.0</w:t>
-      </w:r>
-      <w:bookmarkEnd w:id="15"/>
+        <w:t xml:space="preserve"> 19.1 have been added for the library and the sample application.</w:t>
+      </w:r>
+    </w:p>
+    <w:p>
+      <w:pPr>
+        <w:adjustRightInd w:val="0"/>
+        <w:ind w:left="720"/>
+        <w:rPr>
+          <w:rFonts w:cs="Arial"/>
+          <w:lang w:val="en-US"/>
+        </w:rPr>
+      </w:pPr>
     </w:p>
     <w:p>
       <w:pPr>
@@ -5801,7 +5989,7 @@
           <w:rFonts w:cs="Arial"/>
           <w:lang w:val="en-US"/>
         </w:rPr>
-        <w:t xml:space="preserve">Workspace Files for </w:t>
+        <w:t xml:space="preserve">Because of the Language and Code Cleanup starting with </w:t>
       </w:r>
       <w:proofErr w:type="spellStart"/>
       <w:r>
@@ -5817,18 +6005,52 @@
           <w:rFonts w:cs="Arial"/>
           <w:lang w:val="en-US"/>
         </w:rPr>
-        <w:t xml:space="preserve"> 18.2 have been added for the library and the sample application.</w:t>
-      </w:r>
-    </w:p>
-    <w:p>
-      <w:pPr>
-        <w:pStyle w:val="berschrift2"/>
-      </w:pPr>
-      <w:bookmarkStart w:id="16" w:name="_Toc210638690"/>
-      <w:r>
-        <w:t>List &amp; Label Library 21.0</w:t>
-      </w:r>
-      <w:bookmarkEnd w:id="16"/>
+        <w:t xml:space="preserve"> 19.1 and the resulting Compiler Warnings I decided to </w:t>
+      </w:r>
+      <w:proofErr w:type="spellStart"/>
+      <w:proofErr w:type="gramStart"/>
+      <w:r>
+        <w:rPr>
+          <w:rFonts w:cs="Arial"/>
+          <w:lang w:val="en-US"/>
+        </w:rPr>
+        <w:t>cleanup</w:t>
+      </w:r>
+      <w:proofErr w:type="spellEnd"/>
+      <w:proofErr w:type="gramEnd"/>
+      <w:r>
+        <w:rPr>
+          <w:rFonts w:cs="Arial"/>
+          <w:lang w:val="en-US"/>
+        </w:rPr>
+        <w:t xml:space="preserve"> the Library Code, too. All obsolete Code Techniques are now replaced with the actual Techniques recommended by </w:t>
+      </w:r>
+      <w:proofErr w:type="spellStart"/>
+      <w:r>
+        <w:rPr>
+          <w:rFonts w:cs="Arial"/>
+          <w:lang w:val="en-US"/>
+        </w:rPr>
+        <w:t>DataAccess</w:t>
+      </w:r>
+      <w:proofErr w:type="spellEnd"/>
+      <w:r>
+        <w:rPr>
+          <w:rFonts w:cs="Arial"/>
+          <w:lang w:val="en-US"/>
+        </w:rPr>
+        <w:t>.</w:t>
+      </w:r>
+    </w:p>
+    <w:p>
+      <w:pPr>
+        <w:adjustRightInd w:val="0"/>
+        <w:ind w:left="720"/>
+        <w:rPr>
+          <w:rFonts w:cs="Arial"/>
+          <w:lang w:val="en-US"/>
+        </w:rPr>
+      </w:pPr>
     </w:p>
     <w:p>
       <w:pPr>
@@ -5847,34 +6069,232 @@
           <w:rFonts w:cs="Arial"/>
           <w:lang w:val="en-US"/>
         </w:rPr>
-        <w:t xml:space="preserve">Workspace Files for </w:t>
-      </w:r>
-      <w:proofErr w:type="spellStart"/>
-      <w:r>
-        <w:rPr>
-          <w:rFonts w:cs="Arial"/>
-          <w:lang w:val="en-US"/>
-        </w:rPr>
-        <w:t>DataFlex</w:t>
-      </w:r>
-      <w:proofErr w:type="spellEnd"/>
-      <w:r>
-        <w:rPr>
-          <w:rFonts w:cs="Arial"/>
-          <w:lang w:val="en-US"/>
-        </w:rPr>
-        <w:t xml:space="preserve"> 18.1 have been added for the library and the sample application.</w:t>
-      </w:r>
-    </w:p>
-    <w:p>
-      <w:pPr>
-        <w:adjustRightInd w:val="0"/>
-        <w:ind w:left="720"/>
-        <w:rPr>
-          <w:rFonts w:cs="Arial"/>
-          <w:lang w:val="en-US"/>
-        </w:rPr>
-      </w:pPr>
+        <w:t xml:space="preserve">Since the </w:t>
+      </w:r>
+      <w:proofErr w:type="spellStart"/>
+      <w:r>
+        <w:rPr>
+          <w:rFonts w:cs="Arial"/>
+          <w:lang w:val="en-US"/>
+        </w:rPr>
+        <w:t>WindowsLibrary</w:t>
+      </w:r>
+      <w:proofErr w:type="spellEnd"/>
+      <w:r>
+        <w:rPr>
+          <w:rFonts w:cs="Arial"/>
+          <w:lang w:val="en-US"/>
+        </w:rPr>
+        <w:t xml:space="preserve"> was extended with 19.1 the </w:t>
+      </w:r>
+      <w:proofErr w:type="spellStart"/>
+      <w:proofErr w:type="gramStart"/>
+      <w:r>
+        <w:rPr>
+          <w:rFonts w:cs="Arial"/>
+          <w:lang w:val="en-US"/>
+        </w:rPr>
+        <w:t>MoveTo</w:t>
+      </w:r>
+      <w:proofErr w:type="spellEnd"/>
+      <w:r>
+        <w:rPr>
+          <w:rFonts w:cs="Arial"/>
+          <w:lang w:val="en-US"/>
+        </w:rPr>
+        <w:t>(</w:t>
+      </w:r>
+      <w:proofErr w:type="gramEnd"/>
+      <w:r>
+        <w:rPr>
+          <w:rFonts w:cs="Arial"/>
+          <w:lang w:val="en-US"/>
+        </w:rPr>
+        <w:t xml:space="preserve">) Function in the </w:t>
+      </w:r>
+      <w:proofErr w:type="spellStart"/>
+      <w:r>
+        <w:rPr>
+          <w:rFonts w:cs="Arial"/>
+          <w:lang w:val="en-US"/>
+        </w:rPr>
+        <w:t>cListLabelDataObject</w:t>
+      </w:r>
+      <w:proofErr w:type="spellEnd"/>
+      <w:r>
+        <w:rPr>
+          <w:rFonts w:cs="Arial"/>
+          <w:lang w:val="en-US"/>
+        </w:rPr>
+        <w:t xml:space="preserve"> Class resulted in </w:t>
+      </w:r>
+      <w:proofErr w:type="gramStart"/>
+      <w:r>
+        <w:rPr>
+          <w:rFonts w:cs="Arial"/>
+          <w:lang w:val="en-US"/>
+        </w:rPr>
+        <w:t>an</w:t>
+      </w:r>
+      <w:proofErr w:type="gramEnd"/>
+      <w:r>
+        <w:rPr>
+          <w:rFonts w:cs="Arial"/>
+          <w:lang w:val="en-US"/>
+        </w:rPr>
+        <w:t xml:space="preserve"> Compiler Error because of the Global </w:t>
+      </w:r>
+      <w:proofErr w:type="spellStart"/>
+      <w:proofErr w:type="gramStart"/>
+      <w:r>
+        <w:rPr>
+          <w:rFonts w:cs="Arial"/>
+          <w:lang w:val="en-US"/>
+        </w:rPr>
+        <w:t>MoveTo</w:t>
+      </w:r>
+      <w:proofErr w:type="spellEnd"/>
+      <w:r>
+        <w:rPr>
+          <w:rFonts w:cs="Arial"/>
+          <w:lang w:val="en-US"/>
+        </w:rPr>
+        <w:t>(</w:t>
+      </w:r>
+      <w:proofErr w:type="gramEnd"/>
+      <w:r>
+        <w:rPr>
+          <w:rFonts w:cs="Arial"/>
+          <w:lang w:val="en-US"/>
+        </w:rPr>
+        <w:t xml:space="preserve">) Function from the Windows GDI Library. The only way to solve this was to rename the </w:t>
+      </w:r>
+      <w:proofErr w:type="spellStart"/>
+      <w:proofErr w:type="gramStart"/>
+      <w:r>
+        <w:rPr>
+          <w:rFonts w:cs="Arial"/>
+          <w:lang w:val="en-US"/>
+        </w:rPr>
+        <w:t>MoveTo</w:t>
+      </w:r>
+      <w:proofErr w:type="spellEnd"/>
+      <w:r>
+        <w:rPr>
+          <w:rFonts w:cs="Arial"/>
+          <w:lang w:val="en-US"/>
+        </w:rPr>
+        <w:t>(</w:t>
+      </w:r>
+      <w:proofErr w:type="gramEnd"/>
+      <w:r>
+        <w:rPr>
+          <w:rFonts w:cs="Arial"/>
+          <w:lang w:val="en-US"/>
+        </w:rPr>
+        <w:t xml:space="preserve">) Function to </w:t>
+      </w:r>
+      <w:proofErr w:type="spellStart"/>
+      <w:proofErr w:type="gramStart"/>
+      <w:r>
+        <w:rPr>
+          <w:rFonts w:cs="Arial"/>
+          <w:lang w:val="en-US"/>
+        </w:rPr>
+        <w:t>MoveToRecord</w:t>
+      </w:r>
+      <w:proofErr w:type="spellEnd"/>
+      <w:r>
+        <w:rPr>
+          <w:rFonts w:cs="Arial"/>
+          <w:lang w:val="en-US"/>
+        </w:rPr>
+        <w:t>(</w:t>
+      </w:r>
+      <w:proofErr w:type="gramEnd"/>
+      <w:r>
+        <w:rPr>
+          <w:rFonts w:cs="Arial"/>
+          <w:lang w:val="en-US"/>
+        </w:rPr>
+        <w:t xml:space="preserve">). If you use </w:t>
+      </w:r>
+      <w:proofErr w:type="spellStart"/>
+      <w:r>
+        <w:rPr>
+          <w:rFonts w:cs="Arial"/>
+          <w:lang w:val="en-US"/>
+        </w:rPr>
+        <w:t>cListLabelDataObjects</w:t>
+      </w:r>
+      <w:proofErr w:type="spellEnd"/>
+      <w:r>
+        <w:rPr>
+          <w:rFonts w:cs="Arial"/>
+          <w:lang w:val="en-US"/>
+        </w:rPr>
+        <w:t xml:space="preserve"> in your existing Projects search for a call to the </w:t>
+      </w:r>
+      <w:proofErr w:type="spellStart"/>
+      <w:proofErr w:type="gramStart"/>
+      <w:r>
+        <w:rPr>
+          <w:rFonts w:cs="Arial"/>
+          <w:lang w:val="en-US"/>
+        </w:rPr>
+        <w:t>MoveTo</w:t>
+      </w:r>
+      <w:proofErr w:type="spellEnd"/>
+      <w:r>
+        <w:rPr>
+          <w:rFonts w:cs="Arial"/>
+          <w:lang w:val="en-US"/>
+        </w:rPr>
+        <w:t>(</w:t>
+      </w:r>
+      <w:proofErr w:type="gramEnd"/>
+      <w:r>
+        <w:rPr>
+          <w:rFonts w:cs="Arial"/>
+          <w:lang w:val="en-US"/>
+        </w:rPr>
+        <w:t xml:space="preserve">) Function and replace it with </w:t>
+      </w:r>
+      <w:proofErr w:type="spellStart"/>
+      <w:proofErr w:type="gramStart"/>
+      <w:r>
+        <w:rPr>
+          <w:rFonts w:cs="Arial"/>
+          <w:lang w:val="en-US"/>
+        </w:rPr>
+        <w:t>MoveToRecord</w:t>
+      </w:r>
+      <w:proofErr w:type="spellEnd"/>
+      <w:r>
+        <w:rPr>
+          <w:rFonts w:cs="Arial"/>
+          <w:lang w:val="en-US"/>
+        </w:rPr>
+        <w:t>(</w:t>
+      </w:r>
+      <w:proofErr w:type="gramEnd"/>
+      <w:r>
+        <w:rPr>
+          <w:rFonts w:cs="Arial"/>
+          <w:lang w:val="en-US"/>
+        </w:rPr>
+        <w:t>).</w:t>
+      </w:r>
+    </w:p>
+    <w:p>
+      <w:pPr>
+        <w:pStyle w:val="berschrift2"/>
+      </w:pPr>
+      <w:bookmarkStart w:id="14" w:name="_Toc242259735"/>
+      <w:r>
+        <w:t>List &amp; Label Library 23.0</w:t>
+      </w:r>
+      <w:bookmarkEnd w:id="14"/>
     </w:p>
     <w:p>
       <w:pPr>
@@ -5893,58 +6313,35 @@
           <w:rFonts w:cs="Arial"/>
           <w:lang w:val="en-US"/>
         </w:rPr>
-        <w:t>The Preview Control (</w:t>
-      </w:r>
-      <w:proofErr w:type="spellStart"/>
-      <w:r>
-        <w:rPr>
-          <w:rFonts w:cs="Arial"/>
-          <w:lang w:val="en-US"/>
-        </w:rPr>
-        <w:t>cVDFListLabelViewer</w:t>
-      </w:r>
-      <w:proofErr w:type="spellEnd"/>
-      <w:r>
-        <w:rPr>
-          <w:rFonts w:cs="Arial"/>
-          <w:lang w:val="en-US"/>
-        </w:rPr>
-        <w:t xml:space="preserve">) has a new Property </w:t>
-      </w:r>
-      <w:proofErr w:type="spellStart"/>
-      <w:r>
-        <w:rPr>
-          <w:rFonts w:cs="Arial"/>
-          <w:lang w:val="en-US"/>
-        </w:rPr>
-        <w:t>piMouseMode</w:t>
-      </w:r>
-      <w:proofErr w:type="spellEnd"/>
-      <w:r>
-        <w:rPr>
-          <w:rFonts w:cs="Arial"/>
-          <w:lang w:val="en-US"/>
-        </w:rPr>
-        <w:t xml:space="preserve"> which can be set to LS_OPTION_MOUSMODE_MOVE or LS_OPTION_MOUSEMODE_ZOOM. This controls whether the </w:t>
-      </w:r>
-      <w:r>
-        <w:rPr>
-          <w:rFonts w:cs="Arial"/>
-          <w:lang w:val="en-US"/>
-        </w:rPr>
+        <w:t xml:space="preserve">Workspace Files for </w:t>
+      </w:r>
+      <w:proofErr w:type="spellStart"/>
+      <w:r>
+        <w:rPr>
+          <w:rFonts w:cs="Arial"/>
+          <w:lang w:val="en-US"/>
+        </w:rPr>
+        <w:t>DataFlex</w:t>
+      </w:r>
+      <w:proofErr w:type="spellEnd"/>
+      <w:r>
+        <w:rPr>
+          <w:rFonts w:cs="Arial"/>
+          <w:lang w:val="en-US"/>
+        </w:rPr>
+        <w:t xml:space="preserve"> 19.0 have been added for the library and the sample application.</w:t>
+      </w:r>
+    </w:p>
+    <w:p>
+      <w:pPr>
+        <w:pStyle w:val="berschrift2"/>
+      </w:pPr>
+      <w:bookmarkStart w:id="15" w:name="_Toc242259736"/>
+      <w:r>
         <w:lastRenderedPageBreak/>
-        <w:t>Control scrolls through the Preview or draw a Zoom Rectangle on dragging the Mouse inside the Preview.</w:t>
-      </w:r>
-    </w:p>
-    <w:p>
-      <w:pPr>
-        <w:adjustRightInd w:val="0"/>
-        <w:ind w:left="720"/>
-        <w:rPr>
-          <w:rFonts w:cs="Arial"/>
-          <w:lang w:val="en-US"/>
-        </w:rPr>
-      </w:pPr>
+        <w:t>List &amp; Label Library 22.0</w:t>
+      </w:r>
+      <w:bookmarkEnd w:id="15"/>
     </w:p>
     <w:p>
       <w:pPr>
@@ -5963,34 +6360,34 @@
           <w:rFonts w:cs="Arial"/>
           <w:lang w:val="en-US"/>
         </w:rPr>
-        <w:t xml:space="preserve">The Preview Control also has a new Method </w:t>
-      </w:r>
-      <w:proofErr w:type="spellStart"/>
-      <w:r>
-        <w:rPr>
-          <w:rFonts w:cs="Arial"/>
-          <w:lang w:val="en-US"/>
-        </w:rPr>
-        <w:t>ZoomPageWith</w:t>
-      </w:r>
-      <w:proofErr w:type="spellEnd"/>
-      <w:r>
-        <w:rPr>
-          <w:rFonts w:cs="Arial"/>
-          <w:lang w:val="en-US"/>
-        </w:rPr>
-        <w:t xml:space="preserve"> which set’s the Zoom to the whole Page Width.</w:t>
-      </w:r>
-    </w:p>
-    <w:p>
-      <w:pPr>
-        <w:adjustRightInd w:val="0"/>
-        <w:ind w:left="720"/>
-        <w:rPr>
-          <w:rFonts w:cs="Arial"/>
-          <w:lang w:val="en-US"/>
-        </w:rPr>
-      </w:pPr>
+        <w:t xml:space="preserve">Workspace Files for </w:t>
+      </w:r>
+      <w:proofErr w:type="spellStart"/>
+      <w:r>
+        <w:rPr>
+          <w:rFonts w:cs="Arial"/>
+          <w:lang w:val="en-US"/>
+        </w:rPr>
+        <w:t>DataFlex</w:t>
+      </w:r>
+      <w:proofErr w:type="spellEnd"/>
+      <w:r>
+        <w:rPr>
+          <w:rFonts w:cs="Arial"/>
+          <w:lang w:val="en-US"/>
+        </w:rPr>
+        <w:t xml:space="preserve"> 18.2 have been added for the library and the sample application.</w:t>
+      </w:r>
+    </w:p>
+    <w:p>
+      <w:pPr>
+        <w:pStyle w:val="berschrift2"/>
+      </w:pPr>
+      <w:bookmarkStart w:id="16" w:name="_Toc242259737"/>
+      <w:r>
+        <w:t>List &amp; Label Library 21.0</w:t>
+      </w:r>
+      <w:bookmarkEnd w:id="16"/>
     </w:p>
     <w:p>
       <w:pPr>
@@ -6009,108 +6406,23 @@
           <w:rFonts w:cs="Arial"/>
           <w:lang w:val="en-US"/>
         </w:rPr>
-        <w:t xml:space="preserve">Added a new </w:t>
-      </w:r>
-      <w:proofErr w:type="spellStart"/>
-      <w:r>
-        <w:rPr>
-          <w:rFonts w:cs="Arial"/>
-          <w:lang w:val="en-US"/>
-        </w:rPr>
-        <w:t>DefineFileStruct</w:t>
-      </w:r>
-      <w:proofErr w:type="spellEnd"/>
-      <w:r>
-        <w:rPr>
-          <w:rFonts w:cs="Arial"/>
-          <w:lang w:val="en-US"/>
-        </w:rPr>
-        <w:t xml:space="preserve"> Method which makes it easier to use List &amp; Label without </w:t>
-      </w:r>
-      <w:proofErr w:type="spellStart"/>
-      <w:r>
-        <w:rPr>
-          <w:rFonts w:cs="Arial"/>
-          <w:lang w:val="en-US"/>
-        </w:rPr>
-        <w:t>DataDictionaries</w:t>
-      </w:r>
-      <w:proofErr w:type="spellEnd"/>
-      <w:r>
-        <w:rPr>
-          <w:rFonts w:cs="Arial"/>
-          <w:lang w:val="en-US"/>
-        </w:rPr>
-        <w:t xml:space="preserve">. There is also a new Sample View </w:t>
-      </w:r>
-      <w:r>
-        <w:rPr>
-          <w:rFonts w:cs="Arial"/>
-          <w:lang w:val="en-US"/>
-        </w:rPr>
-        <w:t>"</w:t>
-      </w:r>
-      <w:r>
-        <w:rPr>
-          <w:rFonts w:cs="Arial"/>
-          <w:lang w:val="en-US"/>
-        </w:rPr>
-        <w:t xml:space="preserve">Report-&gt;Special Samples-&gt;Reports without </w:t>
-      </w:r>
-      <w:proofErr w:type="spellStart"/>
-      <w:r>
-        <w:rPr>
-          <w:rFonts w:cs="Arial"/>
-          <w:lang w:val="en-US"/>
-        </w:rPr>
-        <w:t>DataDictionary</w:t>
-      </w:r>
-      <w:proofErr w:type="spellEnd"/>
-      <w:r>
-        <w:rPr>
-          <w:rFonts w:cs="Arial"/>
-          <w:lang w:val="en-US"/>
-        </w:rPr>
-        <w:t>"</w:t>
-      </w:r>
-      <w:r>
-        <w:rPr>
-          <w:rFonts w:cs="Arial"/>
-          <w:lang w:val="en-US"/>
-        </w:rPr>
-        <w:t xml:space="preserve"> Take a look into the File </w:t>
-      </w:r>
-      <w:proofErr w:type="spellStart"/>
-      <w:r>
-        <w:rPr>
-          <w:rFonts w:cs="Arial"/>
-          <w:lang w:val="en-US"/>
-        </w:rPr>
-        <w:t>LLEmbeddedWithoutDD.rv</w:t>
-      </w:r>
-      <w:proofErr w:type="spellEnd"/>
-      <w:r>
-        <w:rPr>
-          <w:rFonts w:cs="Arial"/>
-          <w:lang w:val="en-US"/>
-        </w:rPr>
-        <w:t xml:space="preserve"> which shows how to use List &amp; Label without any </w:t>
-      </w:r>
-      <w:proofErr w:type="spellStart"/>
-      <w:r>
-        <w:rPr>
-          <w:rFonts w:cs="Arial"/>
-          <w:lang w:val="en-US"/>
-        </w:rPr>
-        <w:t>DataDictionary</w:t>
-      </w:r>
-      <w:proofErr w:type="spellEnd"/>
-      <w:r>
-        <w:rPr>
-          <w:rFonts w:cs="Arial"/>
-          <w:lang w:val="en-US"/>
-        </w:rPr>
-        <w:t>.</w:t>
+        <w:t xml:space="preserve">Workspace Files for </w:t>
+      </w:r>
+      <w:proofErr w:type="spellStart"/>
+      <w:r>
+        <w:rPr>
+          <w:rFonts w:cs="Arial"/>
+          <w:lang w:val="en-US"/>
+        </w:rPr>
+        <w:t>DataFlex</w:t>
+      </w:r>
+      <w:proofErr w:type="spellEnd"/>
+      <w:r>
+        <w:rPr>
+          <w:rFonts w:cs="Arial"/>
+          <w:lang w:val="en-US"/>
+        </w:rPr>
+        <w:t xml:space="preserve"> 18.1 have been added for the library and the sample application.</w:t>
       </w:r>
     </w:p>
     <w:p>
@@ -6140,34 +6452,66 @@
           <w:rFonts w:cs="Arial"/>
           <w:lang w:val="en-US"/>
         </w:rPr>
-        <w:t xml:space="preserve">The Sample Application is now useable for VDF16.0 and above. The Samples for </w:t>
-      </w:r>
-      <w:proofErr w:type="spellStart"/>
-      <w:r>
-        <w:rPr>
-          <w:rFonts w:cs="Arial"/>
-          <w:lang w:val="en-US"/>
-        </w:rPr>
-        <w:t>DataFlex</w:t>
-      </w:r>
-      <w:proofErr w:type="spellEnd"/>
-      <w:r>
-        <w:rPr>
-          <w:rFonts w:cs="Arial"/>
-          <w:lang w:val="en-US"/>
-        </w:rPr>
-        <w:t xml:space="preserve"> Versions below 16.0 are removed.</w:t>
-      </w:r>
-    </w:p>
-    <w:p>
-      <w:pPr>
-        <w:pStyle w:val="berschrift2"/>
-      </w:pPr>
-      <w:bookmarkStart w:id="17" w:name="_Toc210638691"/>
-      <w:r>
-        <w:t>List &amp; Label Library 20.0</w:t>
-      </w:r>
-      <w:bookmarkEnd w:id="17"/>
+        <w:t>The Preview Control (</w:t>
+      </w:r>
+      <w:proofErr w:type="spellStart"/>
+      <w:r>
+        <w:rPr>
+          <w:rFonts w:cs="Arial"/>
+          <w:lang w:val="en-US"/>
+        </w:rPr>
+        <w:t>cVDFListLabelViewer</w:t>
+      </w:r>
+      <w:proofErr w:type="spellEnd"/>
+      <w:r>
+        <w:rPr>
+          <w:rFonts w:cs="Arial"/>
+          <w:lang w:val="en-US"/>
+        </w:rPr>
+        <w:t xml:space="preserve">) has a new Property </w:t>
+      </w:r>
+      <w:proofErr w:type="spellStart"/>
+      <w:r>
+        <w:rPr>
+          <w:rFonts w:cs="Arial"/>
+          <w:lang w:val="en-US"/>
+        </w:rPr>
+        <w:t>piMouseMode</w:t>
+      </w:r>
+      <w:proofErr w:type="spellEnd"/>
+      <w:r>
+        <w:rPr>
+          <w:rFonts w:cs="Arial"/>
+          <w:lang w:val="en-US"/>
+        </w:rPr>
+        <w:t xml:space="preserve"> which can be set to LS_OPTION_MOUSMODE_MOVE or LS_OPTION_MOUSEMODE_ZOOM. This controls whether the Control scrolls through the Preview or </w:t>
+      </w:r>
+      <w:proofErr w:type="gramStart"/>
+      <w:r>
+        <w:rPr>
+          <w:rFonts w:cs="Arial"/>
+          <w:lang w:val="en-US"/>
+        </w:rPr>
+        <w:t>draw</w:t>
+      </w:r>
+      <w:proofErr w:type="gramEnd"/>
+      <w:r>
+        <w:rPr>
+          <w:rFonts w:cs="Arial"/>
+          <w:lang w:val="en-US"/>
+        </w:rPr>
+        <w:t xml:space="preserve"> a Zoom Rectangle on dragging the Mouse inside the Preview.</w:t>
+      </w:r>
+    </w:p>
+    <w:p>
+      <w:pPr>
+        <w:adjustRightInd w:val="0"/>
+        <w:ind w:left="720"/>
+        <w:rPr>
+          <w:rFonts w:cs="Arial"/>
+          <w:lang w:val="en-US"/>
+        </w:rPr>
+      </w:pPr>
     </w:p>
     <w:p>
       <w:pPr>
@@ -6181,39 +6525,64 @@
           <w:lang w:val="en-US"/>
         </w:rPr>
       </w:pPr>
-      <w:r>
-        <w:rPr>
-          <w:rFonts w:cs="Arial"/>
-          <w:lang w:val="en-US"/>
-        </w:rPr>
-        <w:t xml:space="preserve">Workspace files for Visual </w:t>
-      </w:r>
-      <w:proofErr w:type="spellStart"/>
-      <w:r>
-        <w:rPr>
-          <w:rFonts w:cs="Arial"/>
-          <w:lang w:val="en-US"/>
-        </w:rPr>
-        <w:t>DataFlex</w:t>
-      </w:r>
-      <w:proofErr w:type="spellEnd"/>
-      <w:r>
-        <w:rPr>
-          <w:rFonts w:cs="Arial"/>
-          <w:lang w:val="en-US"/>
-        </w:rPr>
-        <w:t xml:space="preserve"> 18.0 have been added for the library and the sample application.</w:t>
-      </w:r>
-    </w:p>
-    <w:p>
-      <w:pPr>
-        <w:pStyle w:val="berschrift2"/>
-      </w:pPr>
-      <w:bookmarkStart w:id="18" w:name="_Toc210638692"/>
-      <w:r>
-        <w:t>List &amp; Label Library 19.0</w:t>
-      </w:r>
-      <w:bookmarkEnd w:id="18"/>
+      <w:proofErr w:type="gramStart"/>
+      <w:r>
+        <w:rPr>
+          <w:rFonts w:cs="Arial"/>
+          <w:lang w:val="en-US"/>
+        </w:rPr>
+        <w:t>The Preview</w:t>
+      </w:r>
+      <w:proofErr w:type="gramEnd"/>
+      <w:r>
+        <w:rPr>
+          <w:rFonts w:cs="Arial"/>
+          <w:lang w:val="en-US"/>
+        </w:rPr>
+        <w:t xml:space="preserve"> Control also has a new Method </w:t>
+      </w:r>
+      <w:proofErr w:type="spellStart"/>
+      <w:r>
+        <w:rPr>
+          <w:rFonts w:cs="Arial"/>
+          <w:lang w:val="en-US"/>
+        </w:rPr>
+        <w:t>ZoomPageWith</w:t>
+      </w:r>
+      <w:proofErr w:type="spellEnd"/>
+      <w:r>
+        <w:rPr>
+          <w:rFonts w:cs="Arial"/>
+          <w:lang w:val="en-US"/>
+        </w:rPr>
+        <w:t xml:space="preserve"> which </w:t>
+      </w:r>
+      <w:proofErr w:type="gramStart"/>
+      <w:r>
+        <w:rPr>
+          <w:rFonts w:cs="Arial"/>
+          <w:lang w:val="en-US"/>
+        </w:rPr>
+        <w:t>set’s</w:t>
+      </w:r>
+      <w:proofErr w:type="gramEnd"/>
+      <w:r>
+        <w:rPr>
+          <w:rFonts w:cs="Arial"/>
+          <w:lang w:val="en-US"/>
+        </w:rPr>
+        <w:t xml:space="preserve"> the Zoom to the whole Page Width.</w:t>
+      </w:r>
+    </w:p>
+    <w:p>
+      <w:pPr>
+        <w:adjustRightInd w:val="0"/>
+        <w:ind w:left="720"/>
+        <w:rPr>
+          <w:rFonts w:cs="Arial"/>
+          <w:lang w:val="en-US"/>
+        </w:rPr>
+      </w:pPr>
     </w:p>
     <w:p>
       <w:pPr>
@@ -6223,31 +6592,117 @@
         </w:numPr>
         <w:adjustRightInd w:val="0"/>
         <w:rPr>
-          <w:lang w:val="en-US"/>
-        </w:rPr>
-      </w:pPr>
-      <w:r>
-        <w:rPr>
-          <w:rFonts w:cs="Arial"/>
-          <w:lang w:val="en-US"/>
-        </w:rPr>
-        <w:t xml:space="preserve">Workspace files for Visual </w:t>
-      </w:r>
-      <w:proofErr w:type="spellStart"/>
-      <w:r>
-        <w:rPr>
-          <w:rFonts w:cs="Arial"/>
-          <w:lang w:val="en-US"/>
-        </w:rPr>
-        <w:t>DataFlex</w:t>
-      </w:r>
-      <w:proofErr w:type="spellEnd"/>
-      <w:r>
-        <w:rPr>
-          <w:rFonts w:cs="Arial"/>
-          <w:lang w:val="en-US"/>
-        </w:rPr>
-        <w:t xml:space="preserve"> 17.1 have been added for the library and the sample application.</w:t>
+          <w:rFonts w:cs="Arial"/>
+          <w:lang w:val="en-US"/>
+        </w:rPr>
+      </w:pPr>
+      <w:r>
+        <w:rPr>
+          <w:rFonts w:cs="Arial"/>
+          <w:lang w:val="en-US"/>
+        </w:rPr>
+        <w:t xml:space="preserve">Added a new </w:t>
+      </w:r>
+      <w:proofErr w:type="spellStart"/>
+      <w:r>
+        <w:rPr>
+          <w:rFonts w:cs="Arial"/>
+          <w:lang w:val="en-US"/>
+        </w:rPr>
+        <w:t>DefineFileStruct</w:t>
+      </w:r>
+      <w:proofErr w:type="spellEnd"/>
+      <w:r>
+        <w:rPr>
+          <w:rFonts w:cs="Arial"/>
+          <w:lang w:val="en-US"/>
+        </w:rPr>
+        <w:t xml:space="preserve"> Method which makes it easier to use List &amp; Label without </w:t>
+      </w:r>
+      <w:proofErr w:type="spellStart"/>
+      <w:r>
+        <w:rPr>
+          <w:rFonts w:cs="Arial"/>
+          <w:lang w:val="en-US"/>
+        </w:rPr>
+        <w:t>DataDictionaries</w:t>
+      </w:r>
+      <w:proofErr w:type="spellEnd"/>
+      <w:r>
+        <w:rPr>
+          <w:rFonts w:cs="Arial"/>
+          <w:lang w:val="en-US"/>
+        </w:rPr>
+        <w:t xml:space="preserve">. There is also a new Sample View </w:t>
+      </w:r>
+      <w:r>
+        <w:rPr>
+          <w:rFonts w:cs="Arial"/>
+          <w:lang w:val="en-US"/>
+        </w:rPr>
+        <w:t>"</w:t>
+      </w:r>
+      <w:r>
+        <w:rPr>
+          <w:rFonts w:cs="Arial"/>
+          <w:lang w:val="en-US"/>
+        </w:rPr>
+        <w:t xml:space="preserve">Report-&gt;Special Samples-&gt;Reports without </w:t>
+      </w:r>
+      <w:proofErr w:type="spellStart"/>
+      <w:r>
+        <w:rPr>
+          <w:rFonts w:cs="Arial"/>
+          <w:lang w:val="en-US"/>
+        </w:rPr>
+        <w:t>DataDictionary</w:t>
+      </w:r>
+      <w:proofErr w:type="spellEnd"/>
+      <w:r>
+        <w:rPr>
+          <w:rFonts w:cs="Arial"/>
+          <w:lang w:val="en-US"/>
+        </w:rPr>
+        <w:t>"</w:t>
+      </w:r>
+      <w:r>
+        <w:rPr>
+          <w:rFonts w:cs="Arial"/>
+          <w:lang w:val="en-US"/>
+        </w:rPr>
+        <w:t xml:space="preserve"> Take a look into the File </w:t>
+      </w:r>
+      <w:proofErr w:type="spellStart"/>
+      <w:r>
+        <w:rPr>
+          <w:rFonts w:cs="Arial"/>
+          <w:lang w:val="en-US"/>
+        </w:rPr>
+        <w:t>LLEmbeddedWithoutDD.rv</w:t>
+      </w:r>
+      <w:proofErr w:type="spellEnd"/>
+      <w:r>
+        <w:rPr>
+          <w:rFonts w:cs="Arial"/>
+          <w:lang w:val="en-US"/>
+        </w:rPr>
+        <w:t xml:space="preserve"> which shows how to use List &amp; Label without any </w:t>
+      </w:r>
+      <w:proofErr w:type="spellStart"/>
+      <w:r>
+        <w:rPr>
+          <w:rFonts w:cs="Arial"/>
+          <w:lang w:val="en-US"/>
+        </w:rPr>
+        <w:t>DataDictionary</w:t>
+      </w:r>
+      <w:proofErr w:type="spellEnd"/>
+      <w:r>
+        <w:rPr>
+          <w:rFonts w:cs="Arial"/>
+          <w:lang w:val="en-US"/>
+        </w:rPr>
+        <w:t>.</w:t>
       </w:r>
     </w:p>
     <w:p>
@@ -6255,6 +6710,7 @@
         <w:adjustRightInd w:val="0"/>
         <w:ind w:left="720"/>
         <w:rPr>
+          <w:rFonts w:cs="Arial"/>
           <w:lang w:val="en-US"/>
         </w:rPr>
       </w:pPr>
@@ -6267,6 +6723,142 @@
         </w:numPr>
         <w:adjustRightInd w:val="0"/>
         <w:rPr>
+          <w:rFonts w:cs="Arial"/>
+          <w:lang w:val="en-US"/>
+        </w:rPr>
+      </w:pPr>
+      <w:r>
+        <w:rPr>
+          <w:rFonts w:cs="Arial"/>
+          <w:lang w:val="en-US"/>
+        </w:rPr>
+        <w:t xml:space="preserve">The Sample Application is now useable for VDF16.0 and above. The Samples for </w:t>
+      </w:r>
+      <w:proofErr w:type="spellStart"/>
+      <w:r>
+        <w:rPr>
+          <w:rFonts w:cs="Arial"/>
+          <w:lang w:val="en-US"/>
+        </w:rPr>
+        <w:t>DataFlex</w:t>
+      </w:r>
+      <w:proofErr w:type="spellEnd"/>
+      <w:r>
+        <w:rPr>
+          <w:rFonts w:cs="Arial"/>
+          <w:lang w:val="en-US"/>
+        </w:rPr>
+        <w:t xml:space="preserve"> Versions below 16.0 are removed.</w:t>
+      </w:r>
+    </w:p>
+    <w:p>
+      <w:pPr>
+        <w:pStyle w:val="berschrift2"/>
+      </w:pPr>
+      <w:bookmarkStart w:id="17" w:name="_Toc242259738"/>
+      <w:r>
+        <w:t>List &amp; Label Library 20.0</w:t>
+      </w:r>
+      <w:bookmarkEnd w:id="17"/>
+    </w:p>
+    <w:p>
+      <w:pPr>
+        <w:numPr>
+          <w:ilvl w:val="0"/>
+          <w:numId w:val="16"/>
+        </w:numPr>
+        <w:adjustRightInd w:val="0"/>
+        <w:rPr>
+          <w:rFonts w:cs="Arial"/>
+          <w:lang w:val="en-US"/>
+        </w:rPr>
+      </w:pPr>
+      <w:r>
+        <w:rPr>
+          <w:rFonts w:cs="Arial"/>
+          <w:lang w:val="en-US"/>
+        </w:rPr>
+        <w:t xml:space="preserve">Workspace files for Visual </w:t>
+      </w:r>
+      <w:proofErr w:type="spellStart"/>
+      <w:r>
+        <w:rPr>
+          <w:rFonts w:cs="Arial"/>
+          <w:lang w:val="en-US"/>
+        </w:rPr>
+        <w:t>DataFlex</w:t>
+      </w:r>
+      <w:proofErr w:type="spellEnd"/>
+      <w:r>
+        <w:rPr>
+          <w:rFonts w:cs="Arial"/>
+          <w:lang w:val="en-US"/>
+        </w:rPr>
+        <w:t xml:space="preserve"> 18.0 have been added for the library and the sample application.</w:t>
+      </w:r>
+    </w:p>
+    <w:p>
+      <w:pPr>
+        <w:pStyle w:val="berschrift2"/>
+      </w:pPr>
+      <w:bookmarkStart w:id="18" w:name="_Toc242259739"/>
+      <w:r>
+        <w:t>List &amp; Label Library 19.0</w:t>
+      </w:r>
+      <w:bookmarkEnd w:id="18"/>
+    </w:p>
+    <w:p>
+      <w:pPr>
+        <w:numPr>
+          <w:ilvl w:val="0"/>
+          <w:numId w:val="16"/>
+        </w:numPr>
+        <w:adjustRightInd w:val="0"/>
+        <w:rPr>
+          <w:lang w:val="en-US"/>
+        </w:rPr>
+      </w:pPr>
+      <w:r>
+        <w:rPr>
+          <w:rFonts w:cs="Arial"/>
+          <w:lang w:val="en-US"/>
+        </w:rPr>
+        <w:t xml:space="preserve">Workspace files for Visual </w:t>
+      </w:r>
+      <w:proofErr w:type="spellStart"/>
+      <w:r>
+        <w:rPr>
+          <w:rFonts w:cs="Arial"/>
+          <w:lang w:val="en-US"/>
+        </w:rPr>
+        <w:t>DataFlex</w:t>
+      </w:r>
+      <w:proofErr w:type="spellEnd"/>
+      <w:r>
+        <w:rPr>
+          <w:rFonts w:cs="Arial"/>
+          <w:lang w:val="en-US"/>
+        </w:rPr>
+        <w:t xml:space="preserve"> 17.1 have been added for the library and the sample application.</w:t>
+      </w:r>
+    </w:p>
+    <w:p>
+      <w:pPr>
+        <w:adjustRightInd w:val="0"/>
+        <w:ind w:left="720"/>
+        <w:rPr>
+          <w:lang w:val="en-US"/>
+        </w:rPr>
+      </w:pPr>
+    </w:p>
+    <w:p>
+      <w:pPr>
+        <w:numPr>
+          <w:ilvl w:val="0"/>
+          <w:numId w:val="16"/>
+        </w:numPr>
+        <w:adjustRightInd w:val="0"/>
+        <w:rPr>
           <w:lang w:val="en-US"/>
         </w:rPr>
       </w:pPr>
@@ -6288,7 +6880,35 @@
         <w:rPr>
           <w:lang w:val="en-US"/>
         </w:rPr>
-        <w:t xml:space="preserve"> 17.1 List &amp; Label can be used for Web Reporting. If you want use List &amp; Label in a Web Project, you just have to add the library the same way as in a Windows project. This adds a new option "List &amp; Label Web Report" to the "Create new…" wizard. When you select this option you will get a new Web-View containing a Combo Box that is filled with all existing projects, a button "Run Report" which starts the selected report and a </w:t>
+        <w:t xml:space="preserve"> 17.1 List &amp; Label can be used for Web Reporting. If you want </w:t>
+      </w:r>
+      <w:proofErr w:type="gramStart"/>
+      <w:r>
+        <w:rPr>
+          <w:lang w:val="en-US"/>
+        </w:rPr>
+        <w:t>use</w:t>
+      </w:r>
+      <w:proofErr w:type="gramEnd"/>
+      <w:r>
+        <w:rPr>
+          <w:lang w:val="en-US"/>
+        </w:rPr>
+        <w:t xml:space="preserve"> List &amp; Label in a Web Project, you just </w:t>
+      </w:r>
+      <w:proofErr w:type="gramStart"/>
+      <w:r>
+        <w:rPr>
+          <w:lang w:val="en-US"/>
+        </w:rPr>
+        <w:t>have to</w:t>
+      </w:r>
+      <w:proofErr w:type="gramEnd"/>
+      <w:r>
+        <w:rPr>
+          <w:lang w:val="en-US"/>
+        </w:rPr>
+        <w:t xml:space="preserve"> add the library the same way as in a Windows project. This adds a new option "List &amp; Label Web Report" to the "Create new…" wizard. When you select this option you will get a new Web-View containing a Combo Box that is filled with all existing projects, a button "Run Report" which starts the selected report and a </w:t>
       </w:r>
       <w:proofErr w:type="spellStart"/>
       <w:r>
@@ -6329,7 +6949,21 @@
         <w:rPr>
           <w:lang w:val="en-US"/>
         </w:rPr>
-        <w:t>). You may have to create the folder If it doesn’t exist. Currently the List &amp; Label Designer can’t be used in Web Projects. For creating and editing your reports you have to use a Windows project which uses the same Data Dictionaries as the Web project. The resulting projects can be used for Windows and for Web.</w:t>
+        <w:t xml:space="preserve">). You may have to create the folder If it doesn’t exist. Currently the List &amp; Label Designer can’t be used in Web Projects. For creating and editing your reports you </w:t>
+      </w:r>
+      <w:proofErr w:type="gramStart"/>
+      <w:r>
+        <w:rPr>
+          <w:lang w:val="en-US"/>
+        </w:rPr>
+        <w:t>have to</w:t>
+      </w:r>
+      <w:proofErr w:type="gramEnd"/>
+      <w:r>
+        <w:rPr>
+          <w:lang w:val="en-US"/>
+        </w:rPr>
+        <w:t xml:space="preserve"> use a Windows project which uses the same Data Dictionaries as the Web project. The resulting projects can be used for Windows and for Web.</w:t>
       </w:r>
       <w:r>
         <w:rPr>
@@ -6343,7 +6977,14 @@
           <w:lang w:val="en-US"/>
         </w:rPr>
         <w:br/>
-        <w:t xml:space="preserve">In general, the Web report quietly exports the report into a PDF which is streamed into a </w:t>
+        <w:t xml:space="preserve">In general, the Web report quietly exports the report into a PDF which is streamed into </w:t>
+      </w:r>
+      <w:proofErr w:type="gramStart"/>
+      <w:r>
+        <w:rPr>
+          <w:lang w:val="en-US"/>
+        </w:rPr>
+        <w:t xml:space="preserve">a </w:t>
       </w:r>
       <w:proofErr w:type="spellStart"/>
       <w:r>
@@ -6353,6 +6994,7 @@
         <w:t>cWebIFrame</w:t>
       </w:r>
       <w:proofErr w:type="spellEnd"/>
+      <w:proofErr w:type="gramEnd"/>
       <w:r>
         <w:rPr>
           <w:lang w:val="en-US"/>
@@ -6681,7 +7323,21 @@
           <w:lang w:val="en-US"/>
         </w:rPr>
         <w:lastRenderedPageBreak/>
-        <w:t xml:space="preserve">report parameter or an interactive sorting the report is started again. If needed you can check the property </w:t>
+        <w:t xml:space="preserve">report parameter or an interactive sorting the report is started again. If </w:t>
+      </w:r>
+      <w:proofErr w:type="gramStart"/>
+      <w:r>
+        <w:rPr>
+          <w:lang w:val="en-US"/>
+        </w:rPr>
+        <w:t>needed</w:t>
+      </w:r>
+      <w:proofErr w:type="gramEnd"/>
+      <w:r>
+        <w:rPr>
+          <w:lang w:val="en-US"/>
+        </w:rPr>
+        <w:t xml:space="preserve"> you can check the property </w:t>
       </w:r>
       <w:proofErr w:type="spellStart"/>
       <w:r>
@@ -6702,7 +7358,7 @@
       <w:pPr>
         <w:pStyle w:val="berschrift2"/>
       </w:pPr>
-      <w:bookmarkStart w:id="19" w:name="_Toc210638693"/>
+      <w:bookmarkStart w:id="19" w:name="_Toc242259740"/>
       <w:r>
         <w:t>List &amp; Label Library 18.0</w:t>
       </w:r>
@@ -6782,7 +7438,7 @@
       <w:pPr>
         <w:pStyle w:val="berschrift2"/>
       </w:pPr>
-      <w:bookmarkStart w:id="20" w:name="_Toc210638694"/>
+      <w:bookmarkStart w:id="20" w:name="_Toc242259741"/>
       <w:r>
         <w:t>List &amp; Label Library 17.0</w:t>
       </w:r>
@@ -6848,7 +7504,23 @@
           <w:rFonts w:cs="Arial"/>
           <w:lang w:val="en-US"/>
         </w:rPr>
-        <w:t xml:space="preserve">Real-data preview inside the Designer: It is now possible to preview your project directly in the Designer with real data just as you would print in a preview window. To use this feature, you have to set the property </w:t>
+        <w:t xml:space="preserve">Real-data preview inside the Designer: It is now possible to preview your project directly in the Designer with real data just as you would print in a preview window. To use this feature, you </w:t>
+      </w:r>
+      <w:proofErr w:type="gramStart"/>
+      <w:r>
+        <w:rPr>
+          <w:rFonts w:cs="Arial"/>
+          <w:lang w:val="en-US"/>
+        </w:rPr>
+        <w:t>have to</w:t>
+      </w:r>
+      <w:proofErr w:type="gramEnd"/>
+      <w:r>
+        <w:rPr>
+          <w:rFonts w:cs="Arial"/>
+          <w:lang w:val="en-US"/>
+        </w:rPr>
+        <w:t xml:space="preserve"> set the property </w:t>
       </w:r>
       <w:proofErr w:type="spellStart"/>
       <w:r>
@@ -6864,7 +7536,23 @@
           <w:rFonts w:cs="Arial"/>
           <w:lang w:val="en-US"/>
         </w:rPr>
-        <w:t xml:space="preserve"> to true in your List &amp; Label Object. Additionally, you have to tell the Designer which message should be used to start the report. This is done via the property </w:t>
+        <w:t xml:space="preserve"> to true in your List &amp; Label Object. Additionally, you </w:t>
+      </w:r>
+      <w:proofErr w:type="gramStart"/>
+      <w:r>
+        <w:rPr>
+          <w:rFonts w:cs="Arial"/>
+          <w:lang w:val="en-US"/>
+        </w:rPr>
+        <w:t>have to</w:t>
+      </w:r>
+      <w:proofErr w:type="gramEnd"/>
+      <w:r>
+        <w:rPr>
+          <w:rFonts w:cs="Arial"/>
+          <w:lang w:val="en-US"/>
+        </w:rPr>
+        <w:t xml:space="preserve"> tell the Designer which message should be used to start the report. This is done via the property </w:t>
       </w:r>
       <w:proofErr w:type="spellStart"/>
       <w:r>
@@ -7093,16 +7781,8 @@
           <w:lang w:val="en-US"/>
         </w:rPr>
         <w:br/>
-      </w:r>
-      <w:proofErr w:type="spellStart"/>
-      <w:r>
-        <w:rPr>
-          <w:rFonts w:cs="Arial"/>
-          <w:lang w:val="en-US"/>
-        </w:rPr>
         <w:t>LlLocAddDictionaryEntry</w:t>
       </w:r>
-      <w:proofErr w:type="spellEnd"/>
       <w:r>
         <w:rPr>
           <w:rFonts w:cs="Arial"/>
@@ -7175,7 +7855,23 @@
           <w:rFonts w:cs="Arial"/>
           <w:lang w:val="en-US"/>
         </w:rPr>
-        <w:t xml:space="preserve"> Tables: There where some problems with non-</w:t>
+        <w:t xml:space="preserve"> Tables: There </w:t>
+      </w:r>
+      <w:proofErr w:type="gramStart"/>
+      <w:r>
+        <w:rPr>
+          <w:rFonts w:cs="Arial"/>
+          <w:lang w:val="en-US"/>
+        </w:rPr>
+        <w:t>where</w:t>
+      </w:r>
+      <w:proofErr w:type="gramEnd"/>
+      <w:r>
+        <w:rPr>
+          <w:rFonts w:cs="Arial"/>
+          <w:lang w:val="en-US"/>
+        </w:rPr>
+        <w:t xml:space="preserve"> some problems with non-</w:t>
       </w:r>
       <w:proofErr w:type="spellStart"/>
       <w:r>
@@ -7335,7 +8031,7 @@
       <w:pPr>
         <w:pStyle w:val="berschrift2"/>
       </w:pPr>
-      <w:bookmarkStart w:id="21" w:name="_Toc210638695"/>
+      <w:bookmarkStart w:id="21" w:name="_Toc242259742"/>
       <w:r>
         <w:t>List &amp; Label Library 16.0</w:t>
       </w:r>
@@ -7374,7 +8070,15 @@
           <w:rFonts w:cs="Arial"/>
           <w:lang w:val="en-US"/>
         </w:rPr>
-        <w:t xml:space="preserve">. When only using the </w:t>
+        <w:t xml:space="preserve">. When only using </w:t>
+      </w:r>
+      <w:proofErr w:type="gramStart"/>
+      <w:r>
+        <w:rPr>
+          <w:rFonts w:cs="Arial"/>
+          <w:lang w:val="en-US"/>
+        </w:rPr>
+        <w:t xml:space="preserve">the </w:t>
       </w:r>
       <w:proofErr w:type="spellStart"/>
       <w:r>
@@ -7385,6 +8089,7 @@
         <w:t>cListLabel.pkg</w:t>
       </w:r>
       <w:proofErr w:type="spellEnd"/>
+      <w:proofErr w:type="gramEnd"/>
       <w:r>
         <w:rPr>
           <w:rFonts w:cs="Arial"/>
@@ -7537,7 +8242,23 @@
           <w:lang w:val="en-US"/>
         </w:rPr>
         <w:br/>
-        <w:t xml:space="preserve">First of all you have to tell List &amp; Label about the new table you want to add inside the </w:t>
+        <w:t xml:space="preserve">First of all you </w:t>
+      </w:r>
+      <w:proofErr w:type="gramStart"/>
+      <w:r>
+        <w:rPr>
+          <w:rFonts w:cs="Arial"/>
+          <w:lang w:val="en-US"/>
+        </w:rPr>
+        <w:t>have to</w:t>
+      </w:r>
+      <w:proofErr w:type="gramEnd"/>
+      <w:r>
+        <w:rPr>
+          <w:rFonts w:cs="Arial"/>
+          <w:lang w:val="en-US"/>
+        </w:rPr>
+        <w:t xml:space="preserve"> tell List &amp; Label about the new table you want to add inside the </w:t>
       </w:r>
       <w:proofErr w:type="spellStart"/>
       <w:r>
@@ -7641,7 +8362,23 @@
           <w:rFonts w:cs="Arial"/>
           <w:lang w:val="en-US"/>
         </w:rPr>
-        <w:t xml:space="preserve"> definitions are needed again when actually filling the data:</w:t>
+        <w:t xml:space="preserve"> definitions are needed again when </w:t>
+      </w:r>
+      <w:proofErr w:type="gramStart"/>
+      <w:r>
+        <w:rPr>
+          <w:rFonts w:cs="Arial"/>
+          <w:lang w:val="en-US"/>
+        </w:rPr>
+        <w:t>actually filling</w:t>
+      </w:r>
+      <w:proofErr w:type="gramEnd"/>
+      <w:r>
+        <w:rPr>
+          <w:rFonts w:cs="Arial"/>
+          <w:lang w:val="en-US"/>
+        </w:rPr>
+        <w:t xml:space="preserve"> the data:</w:t>
       </w:r>
       <w:r>
         <w:rPr>
@@ -7797,7 +8534,39 @@
           <w:lang w:val="en-US"/>
         </w:rPr>
         <w:br/>
-        <w:t xml:space="preserve">You also have to react on both notifications </w:t>
+        <w:t xml:space="preserve">You also </w:t>
+      </w:r>
+      <w:proofErr w:type="gramStart"/>
+      <w:r>
+        <w:rPr>
+          <w:rFonts w:cs="Arial"/>
+          <w:lang w:val="en-US"/>
+        </w:rPr>
+        <w:t>have to</w:t>
+      </w:r>
+      <w:proofErr w:type="gramEnd"/>
+      <w:r>
+        <w:rPr>
+          <w:rFonts w:cs="Arial"/>
+          <w:lang w:val="en-US"/>
+        </w:rPr>
+        <w:t xml:space="preserve"> react </w:t>
+      </w:r>
+      <w:proofErr w:type="gramStart"/>
+      <w:r>
+        <w:rPr>
+          <w:rFonts w:cs="Arial"/>
+          <w:lang w:val="en-US"/>
+        </w:rPr>
+        <w:t>on</w:t>
+      </w:r>
+      <w:proofErr w:type="gramEnd"/>
+      <w:r>
+        <w:rPr>
+          <w:rFonts w:cs="Arial"/>
+          <w:lang w:val="en-US"/>
+        </w:rPr>
+        <w:t xml:space="preserve"> both notifications </w:t>
       </w:r>
       <w:proofErr w:type="spellStart"/>
       <w:r>
@@ -8023,7 +8792,23 @@
           <w:rFonts w:cs="Arial"/>
           <w:lang w:val="en-US"/>
         </w:rPr>
-        <w:t xml:space="preserve">Added support for using a CDO style interface. This interface was built just like the Crystal Reports CDO class and you should be able to keep your existing CDO sources and TTX files for transferring data to List &amp; Label. </w:t>
+        <w:t xml:space="preserve">Added support for using a CDO style interface. This interface was built just like the Crystal Reports CDO </w:t>
+      </w:r>
+      <w:proofErr w:type="gramStart"/>
+      <w:r>
+        <w:rPr>
+          <w:rFonts w:cs="Arial"/>
+          <w:lang w:val="en-US"/>
+        </w:rPr>
+        <w:t>class</w:t>
+      </w:r>
+      <w:proofErr w:type="gramEnd"/>
+      <w:r>
+        <w:rPr>
+          <w:rFonts w:cs="Arial"/>
+          <w:lang w:val="en-US"/>
+        </w:rPr>
+        <w:t xml:space="preserve"> and you should be able to keep your existing CDO sources and TTX files for transferring data to List &amp; Label. </w:t>
       </w:r>
       <w:r>
         <w:rPr>
@@ -8101,7 +8886,23 @@
           <w:rFonts w:cs="Arial"/>
           <w:lang w:val="en-US"/>
         </w:rPr>
-        <w:t xml:space="preserve"> you have to create one or more </w:t>
+        <w:t xml:space="preserve"> you </w:t>
+      </w:r>
+      <w:proofErr w:type="gramStart"/>
+      <w:r>
+        <w:rPr>
+          <w:rFonts w:cs="Arial"/>
+          <w:lang w:val="en-US"/>
+        </w:rPr>
+        <w:t>have to</w:t>
+      </w:r>
+      <w:proofErr w:type="gramEnd"/>
+      <w:r>
+        <w:rPr>
+          <w:rFonts w:cs="Arial"/>
+          <w:lang w:val="en-US"/>
+        </w:rPr>
+        <w:t xml:space="preserve"> create one or more </w:t>
       </w:r>
       <w:proofErr w:type="spellStart"/>
       <w:r>
@@ -8334,7 +9135,23 @@
           <w:rFonts w:cs="Arial"/>
           <w:lang w:val="en-US"/>
         </w:rPr>
-        <w:t xml:space="preserve"> you have to react inside the </w:t>
+        <w:t xml:space="preserve"> you </w:t>
+      </w:r>
+      <w:proofErr w:type="gramStart"/>
+      <w:r>
+        <w:rPr>
+          <w:rFonts w:cs="Arial"/>
+          <w:lang w:val="en-US"/>
+        </w:rPr>
+        <w:t>have to</w:t>
+      </w:r>
+      <w:proofErr w:type="gramEnd"/>
+      <w:r>
+        <w:rPr>
+          <w:rFonts w:cs="Arial"/>
+          <w:lang w:val="en-US"/>
+        </w:rPr>
+        <w:t xml:space="preserve"> react inside the </w:t>
       </w:r>
       <w:proofErr w:type="spellStart"/>
       <w:r>
@@ -8350,7 +9167,23 @@
           <w:rFonts w:cs="Arial"/>
           <w:lang w:val="en-US"/>
         </w:rPr>
-        <w:t xml:space="preserve"> notification. You also can fill your </w:t>
+        <w:t xml:space="preserve"> notification. You also can </w:t>
+      </w:r>
+      <w:proofErr w:type="gramStart"/>
+      <w:r>
+        <w:rPr>
+          <w:rFonts w:cs="Arial"/>
+          <w:lang w:val="en-US"/>
+        </w:rPr>
+        <w:t>fill</w:t>
+      </w:r>
+      <w:proofErr w:type="gramEnd"/>
+      <w:r>
+        <w:rPr>
+          <w:rFonts w:cs="Arial"/>
+          <w:lang w:val="en-US"/>
+        </w:rPr>
+        <w:t xml:space="preserve"> your </w:t>
       </w:r>
       <w:proofErr w:type="spellStart"/>
       <w:r>
@@ -8382,7 +9215,23 @@
           <w:rFonts w:cs="Arial"/>
           <w:lang w:val="en-US"/>
         </w:rPr>
-        <w:t xml:space="preserve"> notification, but maybe the data are not needed in the whole report and therefore filled useless. The </w:t>
+        <w:t xml:space="preserve"> notification, but maybe the data </w:t>
+      </w:r>
+      <w:proofErr w:type="gramStart"/>
+      <w:r>
+        <w:rPr>
+          <w:rFonts w:cs="Arial"/>
+          <w:lang w:val="en-US"/>
+        </w:rPr>
+        <w:t>are</w:t>
+      </w:r>
+      <w:proofErr w:type="gramEnd"/>
+      <w:r>
+        <w:rPr>
+          <w:rFonts w:cs="Arial"/>
+          <w:lang w:val="en-US"/>
+        </w:rPr>
+        <w:t xml:space="preserve"> not needed in the whole report and therefore filled useless. The </w:t>
       </w:r>
       <w:proofErr w:type="spellStart"/>
       <w:r>
@@ -8430,7 +9279,7 @@
           <w:rFonts w:cs="Arial"/>
           <w:lang w:val="en-US"/>
         </w:rPr>
-        <w:t xml:space="preserve"> object. As in CDO you have to transfer the data in an </w:t>
+        <w:t xml:space="preserve"> object. As in CDO you have to transfer the data in </w:t>
       </w:r>
       <w:proofErr w:type="gramStart"/>
       <w:r>
@@ -8438,7 +9287,7 @@
           <w:rFonts w:cs="Arial"/>
           <w:lang w:val="en-US"/>
         </w:rPr>
-        <w:t>Variant[</w:t>
+        <w:t>an</w:t>
       </w:r>
       <w:proofErr w:type="gramEnd"/>
       <w:r>
@@ -8446,7 +9295,23 @@
           <w:rFonts w:cs="Arial"/>
           <w:lang w:val="en-US"/>
         </w:rPr>
-        <w:t xml:space="preserve"> ][ ] array, where the first dimension of the array holds one record, and the </w:t>
+        <w:t xml:space="preserve"> </w:t>
+      </w:r>
+      <w:proofErr w:type="gramStart"/>
+      <w:r>
+        <w:rPr>
+          <w:rFonts w:cs="Arial"/>
+          <w:lang w:val="en-US"/>
+        </w:rPr>
+        <w:t>Variant[ ][</w:t>
+      </w:r>
+      <w:proofErr w:type="gramEnd"/>
+      <w:r>
+        <w:rPr>
+          <w:rFonts w:cs="Arial"/>
+          <w:lang w:val="en-US"/>
+        </w:rPr>
+        <w:t xml:space="preserve"> ] array, where the first dimension of the array holds one record, and the </w:t>
       </w:r>
       <w:r>
         <w:rPr>
@@ -8855,7 +9720,7 @@
           <w:i/>
           <w:lang w:val="en-US"/>
         </w:rPr>
-        <w:t xml:space="preserve">Function </w:t>
+        <w:t xml:space="preserve">Function AddField String </w:t>
       </w:r>
       <w:proofErr w:type="spellStart"/>
       <w:r>
@@ -8865,7 +9730,7 @@
           <w:i/>
           <w:lang w:val="en-US"/>
         </w:rPr>
-        <w:t>AddField</w:t>
+        <w:t>sName</w:t>
       </w:r>
       <w:proofErr w:type="spellEnd"/>
       <w:r>
@@ -8875,7 +9740,7 @@
           <w:i/>
           <w:lang w:val="en-US"/>
         </w:rPr>
-        <w:t xml:space="preserve"> String </w:t>
+        <w:t xml:space="preserve"> Integer </w:t>
       </w:r>
       <w:proofErr w:type="spellStart"/>
       <w:r>
@@ -8885,7 +9750,7 @@
           <w:i/>
           <w:lang w:val="en-US"/>
         </w:rPr>
-        <w:t>sName</w:t>
+        <w:t>iFieldType</w:t>
       </w:r>
       <w:proofErr w:type="spellEnd"/>
       <w:r>
@@ -8895,9 +9760,39 @@
           <w:i/>
           <w:lang w:val="en-US"/>
         </w:rPr>
-        <w:t xml:space="preserve"> Integer </w:t>
-      </w:r>
-      <w:proofErr w:type="spellStart"/>
+        <w:t xml:space="preserve"> Returns Boolean</w:t>
+      </w:r>
+      <w:r>
+        <w:rPr>
+          <w:rFonts w:cs="Arial"/>
+          <w:lang w:val="en-US"/>
+        </w:rPr>
+        <w:br/>
+        <w:t xml:space="preserve">Is used to add fields to the </w:t>
+      </w:r>
+      <w:proofErr w:type="spellStart"/>
+      <w:r>
+        <w:rPr>
+          <w:rFonts w:cs="Arial"/>
+          <w:lang w:val="en-US"/>
+        </w:rPr>
+        <w:t>DataObject</w:t>
+      </w:r>
+      <w:proofErr w:type="spellEnd"/>
+      <w:r>
+        <w:rPr>
+          <w:rFonts w:cs="Arial"/>
+          <w:lang w:val="en-US"/>
+        </w:rPr>
+        <w:br/>
+      </w:r>
+      <w:r>
+        <w:rPr>
+          <w:rFonts w:cs="Arial"/>
+          <w:lang w:val="en-US"/>
+        </w:rPr>
+        <w:br/>
+      </w:r>
       <w:r>
         <w:rPr>
           <w:rFonts w:cs="Arial"/>
@@ -8905,9 +9800,9 @@
           <w:i/>
           <w:lang w:val="en-US"/>
         </w:rPr>
-        <w:t>iFieldType</w:t>
-      </w:r>
-      <w:proofErr w:type="spellEnd"/>
+        <w:t xml:space="preserve">Function </w:t>
+      </w:r>
+      <w:proofErr w:type="spellStart"/>
       <w:r>
         <w:rPr>
           <w:rFonts w:cs="Arial"/>
@@ -8915,39 +9810,9 @@
           <w:i/>
           <w:lang w:val="en-US"/>
         </w:rPr>
-        <w:t xml:space="preserve"> Returns Boolean</w:t>
-      </w:r>
-      <w:r>
-        <w:rPr>
-          <w:rFonts w:cs="Arial"/>
-          <w:lang w:val="en-US"/>
-        </w:rPr>
-        <w:br/>
-        <w:t xml:space="preserve">Is used to add fields to the </w:t>
-      </w:r>
-      <w:proofErr w:type="spellStart"/>
-      <w:r>
-        <w:rPr>
-          <w:rFonts w:cs="Arial"/>
-          <w:lang w:val="en-US"/>
-        </w:rPr>
-        <w:t>DataObject</w:t>
-      </w:r>
-      <w:proofErr w:type="spellEnd"/>
-      <w:r>
-        <w:rPr>
-          <w:rFonts w:cs="Arial"/>
-          <w:lang w:val="en-US"/>
-        </w:rPr>
-        <w:br/>
-      </w:r>
-      <w:r>
-        <w:rPr>
-          <w:rFonts w:cs="Arial"/>
-          <w:lang w:val="en-US"/>
-        </w:rPr>
-        <w:br/>
-      </w:r>
+        <w:t>DeleteField</w:t>
+      </w:r>
+      <w:proofErr w:type="spellEnd"/>
       <w:r>
         <w:rPr>
           <w:rFonts w:cs="Arial"/>
@@ -8955,7 +9820,7 @@
           <w:i/>
           <w:lang w:val="en-US"/>
         </w:rPr>
-        <w:t xml:space="preserve">Function </w:t>
+        <w:t xml:space="preserve"> String </w:t>
       </w:r>
       <w:proofErr w:type="spellStart"/>
       <w:r>
@@ -8965,7 +9830,7 @@
           <w:i/>
           <w:lang w:val="en-US"/>
         </w:rPr>
-        <w:t>DeleteField</w:t>
+        <w:t>sName</w:t>
       </w:r>
       <w:proofErr w:type="spellEnd"/>
       <w:r>
@@ -8975,9 +9840,30 @@
           <w:i/>
           <w:lang w:val="en-US"/>
         </w:rPr>
-        <w:t xml:space="preserve"> String </w:t>
-      </w:r>
-      <w:proofErr w:type="spellStart"/>
+        <w:t xml:space="preserve"> Returns Boolean</w:t>
+      </w:r>
+      <w:r>
+        <w:rPr>
+          <w:rFonts w:cs="Arial"/>
+          <w:lang w:val="en-US"/>
+        </w:rPr>
+        <w:br/>
+        <w:t>Can be used to delete a field</w:t>
+      </w:r>
+      <w:r>
+        <w:rPr>
+          <w:rFonts w:cs="Arial"/>
+          <w:lang w:val="en-US"/>
+        </w:rPr>
+        <w:br/>
+      </w:r>
+      <w:r>
+        <w:rPr>
+          <w:rFonts w:cs="Arial"/>
+          <w:lang w:val="en-US"/>
+        </w:rPr>
+        <w:br/>
+      </w:r>
       <w:r>
         <w:rPr>
           <w:rFonts w:cs="Arial"/>
@@ -8985,9 +9871,9 @@
           <w:i/>
           <w:lang w:val="en-US"/>
         </w:rPr>
-        <w:t>sName</w:t>
-      </w:r>
-      <w:proofErr w:type="spellEnd"/>
+        <w:t xml:space="preserve">Function </w:t>
+      </w:r>
+      <w:proofErr w:type="spellStart"/>
       <w:r>
         <w:rPr>
           <w:rFonts w:cs="Arial"/>
@@ -8995,30 +9881,9 @@
           <w:i/>
           <w:lang w:val="en-US"/>
         </w:rPr>
-        <w:t xml:space="preserve"> Returns Boolean</w:t>
-      </w:r>
-      <w:r>
-        <w:rPr>
-          <w:rFonts w:cs="Arial"/>
-          <w:lang w:val="en-US"/>
-        </w:rPr>
-        <w:br/>
-        <w:t>Can be used to delete a field</w:t>
-      </w:r>
-      <w:r>
-        <w:rPr>
-          <w:rFonts w:cs="Arial"/>
-          <w:lang w:val="en-US"/>
-        </w:rPr>
-        <w:br/>
-      </w:r>
-      <w:r>
-        <w:rPr>
-          <w:rFonts w:cs="Arial"/>
-          <w:lang w:val="en-US"/>
-        </w:rPr>
-        <w:br/>
-      </w:r>
+        <w:t>GetFieldName</w:t>
+      </w:r>
+      <w:proofErr w:type="spellEnd"/>
       <w:r>
         <w:rPr>
           <w:rFonts w:cs="Arial"/>
@@ -9026,7 +9891,7 @@
           <w:i/>
           <w:lang w:val="en-US"/>
         </w:rPr>
-        <w:t xml:space="preserve">Function </w:t>
+        <w:t xml:space="preserve"> Integer </w:t>
       </w:r>
       <w:proofErr w:type="spellStart"/>
       <w:r>
@@ -9036,7 +9901,7 @@
           <w:i/>
           <w:lang w:val="en-US"/>
         </w:rPr>
-        <w:t>GetFieldName</w:t>
+        <w:t>iColumn</w:t>
       </w:r>
       <w:proofErr w:type="spellEnd"/>
       <w:r>
@@ -9046,9 +9911,8 @@
           <w:i/>
           <w:lang w:val="en-US"/>
         </w:rPr>
-        <w:t xml:space="preserve"> Integer </w:t>
-      </w:r>
-      <w:proofErr w:type="spellStart"/>
+        <w:t xml:space="preserve"> Returns String</w:t>
+      </w:r>
       <w:r>
         <w:rPr>
           <w:rFonts w:cs="Arial"/>
@@ -9056,9 +9920,10 @@
           <w:i/>
           <w:lang w:val="en-US"/>
         </w:rPr>
-        <w:t>iColumn</w:t>
-      </w:r>
-      <w:proofErr w:type="spellEnd"/>
+        <w:br/>
+        <w:t xml:space="preserve">Function </w:t>
+      </w:r>
+      <w:proofErr w:type="spellStart"/>
       <w:r>
         <w:rPr>
           <w:rFonts w:cs="Arial"/>
@@ -9066,8 +9931,9 @@
           <w:i/>
           <w:lang w:val="en-US"/>
         </w:rPr>
-        <w:t xml:space="preserve"> Returns String</w:t>
-      </w:r>
+        <w:t>GetFieldType</w:t>
+      </w:r>
+      <w:proofErr w:type="spellEnd"/>
       <w:r>
         <w:rPr>
           <w:rFonts w:cs="Arial"/>
@@ -9075,8 +9941,7 @@
           <w:i/>
           <w:lang w:val="en-US"/>
         </w:rPr>
-        <w:br/>
-        <w:t xml:space="preserve">Function </w:t>
+        <w:t xml:space="preserve"> Integer </w:t>
       </w:r>
       <w:proofErr w:type="spellStart"/>
       <w:r>
@@ -9086,7 +9951,7 @@
           <w:i/>
           <w:lang w:val="en-US"/>
         </w:rPr>
-        <w:t>GetFieldType</w:t>
+        <w:t>iColumn</w:t>
       </w:r>
       <w:proofErr w:type="spellEnd"/>
       <w:r>
@@ -9096,9 +9961,8 @@
           <w:i/>
           <w:lang w:val="en-US"/>
         </w:rPr>
-        <w:t xml:space="preserve"> Integer </w:t>
-      </w:r>
-      <w:proofErr w:type="spellStart"/>
+        <w:t xml:space="preserve"> Returns Integer</w:t>
+      </w:r>
       <w:r>
         <w:rPr>
           <w:rFonts w:cs="Arial"/>
@@ -9106,9 +9970,29 @@
           <w:i/>
           <w:lang w:val="en-US"/>
         </w:rPr>
-        <w:t>iColumn</w:t>
-      </w:r>
-      <w:proofErr w:type="spellEnd"/>
+        <w:br/>
+      </w:r>
+      <w:r>
+        <w:rPr>
+          <w:rFonts w:cs="Arial"/>
+          <w:lang w:val="en-US"/>
+        </w:rPr>
+        <w:t>Delivers the name or the type of the contained fields</w:t>
+      </w:r>
+      <w:r>
+        <w:rPr>
+          <w:rFonts w:cs="Arial"/>
+          <w:lang w:val="en-US"/>
+        </w:rPr>
+        <w:br/>
+      </w:r>
+      <w:r>
+        <w:rPr>
+          <w:rFonts w:cs="Arial"/>
+          <w:lang w:val="en-US"/>
+        </w:rPr>
+        <w:br/>
+      </w:r>
       <w:r>
         <w:rPr>
           <w:rFonts w:cs="Arial"/>
@@ -9116,8 +10000,9 @@
           <w:i/>
           <w:lang w:val="en-US"/>
         </w:rPr>
-        <w:t xml:space="preserve"> Returns Integer</w:t>
-      </w:r>
+        <w:t xml:space="preserve">Function </w:t>
+      </w:r>
+      <w:proofErr w:type="spellStart"/>
       <w:r>
         <w:rPr>
           <w:rFonts w:cs="Arial"/>
@@ -9125,29 +10010,9 @@
           <w:i/>
           <w:lang w:val="en-US"/>
         </w:rPr>
-        <w:br/>
-      </w:r>
-      <w:r>
-        <w:rPr>
-          <w:rFonts w:cs="Arial"/>
-          <w:lang w:val="en-US"/>
-        </w:rPr>
-        <w:t>Delivers the name or the type of the contained fields</w:t>
-      </w:r>
-      <w:r>
-        <w:rPr>
-          <w:rFonts w:cs="Arial"/>
-          <w:lang w:val="en-US"/>
-        </w:rPr>
-        <w:br/>
-      </w:r>
-      <w:r>
-        <w:rPr>
-          <w:rFonts w:cs="Arial"/>
-          <w:lang w:val="en-US"/>
-        </w:rPr>
-        <w:br/>
-      </w:r>
+        <w:t>GetFieldData</w:t>
+      </w:r>
+      <w:proofErr w:type="spellEnd"/>
       <w:r>
         <w:rPr>
           <w:rFonts w:cs="Arial"/>
@@ -9155,7 +10020,7 @@
           <w:i/>
           <w:lang w:val="en-US"/>
         </w:rPr>
-        <w:t xml:space="preserve">Function </w:t>
+        <w:t xml:space="preserve"> Integer </w:t>
       </w:r>
       <w:proofErr w:type="spellStart"/>
       <w:r>
@@ -9165,7 +10030,7 @@
           <w:i/>
           <w:lang w:val="en-US"/>
         </w:rPr>
-        <w:t>GetFieldData</w:t>
+        <w:t>iColumn</w:t>
       </w:r>
       <w:proofErr w:type="spellEnd"/>
       <w:r>
@@ -9175,9 +10040,8 @@
           <w:i/>
           <w:lang w:val="en-US"/>
         </w:rPr>
-        <w:t xml:space="preserve"> Integer </w:t>
-      </w:r>
-      <w:proofErr w:type="spellStart"/>
+        <w:t xml:space="preserve"> Returns Variant</w:t>
+      </w:r>
       <w:r>
         <w:rPr>
           <w:rFonts w:cs="Arial"/>
@@ -9185,9 +10049,29 @@
           <w:i/>
           <w:lang w:val="en-US"/>
         </w:rPr>
-        <w:t>iColumn</w:t>
-      </w:r>
-      <w:proofErr w:type="spellEnd"/>
+        <w:br/>
+      </w:r>
+      <w:r>
+        <w:rPr>
+          <w:rFonts w:cs="Arial"/>
+          <w:lang w:val="en-US"/>
+        </w:rPr>
+        <w:t>Delivers the value of the current active record-column</w:t>
+      </w:r>
+      <w:r>
+        <w:rPr>
+          <w:rFonts w:cs="Arial"/>
+          <w:lang w:val="en-US"/>
+        </w:rPr>
+        <w:br/>
+      </w:r>
+      <w:r>
+        <w:rPr>
+          <w:rFonts w:cs="Arial"/>
+          <w:lang w:val="en-US"/>
+        </w:rPr>
+        <w:br/>
+      </w:r>
       <w:r>
         <w:rPr>
           <w:rFonts w:cs="Arial"/>
@@ -9195,8 +10079,9 @@
           <w:i/>
           <w:lang w:val="en-US"/>
         </w:rPr>
-        <w:t xml:space="preserve"> Returns Variant</w:t>
-      </w:r>
+        <w:t xml:space="preserve">Function </w:t>
+      </w:r>
+      <w:proofErr w:type="spellStart"/>
       <w:r>
         <w:rPr>
           <w:rFonts w:cs="Arial"/>
@@ -9204,29 +10089,9 @@
           <w:i/>
           <w:lang w:val="en-US"/>
         </w:rPr>
-        <w:br/>
-      </w:r>
-      <w:r>
-        <w:rPr>
-          <w:rFonts w:cs="Arial"/>
-          <w:lang w:val="en-US"/>
-        </w:rPr>
-        <w:t>Delivers the value of the current active record-column</w:t>
-      </w:r>
-      <w:r>
-        <w:rPr>
-          <w:rFonts w:cs="Arial"/>
-          <w:lang w:val="en-US"/>
-        </w:rPr>
-        <w:br/>
-      </w:r>
-      <w:r>
-        <w:rPr>
-          <w:rFonts w:cs="Arial"/>
-          <w:lang w:val="en-US"/>
-        </w:rPr>
-        <w:br/>
-      </w:r>
+        <w:t>ColCount</w:t>
+      </w:r>
+      <w:proofErr w:type="spellEnd"/>
       <w:r>
         <w:rPr>
           <w:rFonts w:cs="Arial"/>
@@ -9234,9 +10099,46 @@
           <w:i/>
           <w:lang w:val="en-US"/>
         </w:rPr>
-        <w:t xml:space="preserve">Function </w:t>
-      </w:r>
-      <w:proofErr w:type="spellStart"/>
+        <w:t xml:space="preserve"> Returns Integer</w:t>
+      </w:r>
+      <w:r>
+        <w:rPr>
+          <w:rFonts w:cs="Arial"/>
+          <w:lang w:val="en-US"/>
+        </w:rPr>
+        <w:br/>
+      </w:r>
+      <w:r>
+        <w:rPr>
+          <w:rFonts w:cs="Arial"/>
+          <w:lang w:val="en-US"/>
+        </w:rPr>
+        <w:lastRenderedPageBreak/>
+        <w:t xml:space="preserve">Delivers the number of columns in the </w:t>
+      </w:r>
+      <w:proofErr w:type="spellStart"/>
+      <w:r>
+        <w:rPr>
+          <w:rFonts w:cs="Arial"/>
+          <w:lang w:val="en-US"/>
+        </w:rPr>
+        <w:t>DataObject</w:t>
+      </w:r>
+      <w:proofErr w:type="spellEnd"/>
+      <w:r>
+        <w:rPr>
+          <w:rFonts w:cs="Arial"/>
+          <w:lang w:val="en-US"/>
+        </w:rPr>
+        <w:br/>
+      </w:r>
+      <w:r>
+        <w:rPr>
+          <w:rFonts w:cs="Arial"/>
+          <w:lang w:val="en-US"/>
+        </w:rPr>
+        <w:br/>
+      </w:r>
       <w:r>
         <w:rPr>
           <w:rFonts w:cs="Arial"/>
@@ -9244,9 +10146,9 @@
           <w:i/>
           <w:lang w:val="en-US"/>
         </w:rPr>
-        <w:t>ColCount</w:t>
-      </w:r>
-      <w:proofErr w:type="spellEnd"/>
+        <w:t xml:space="preserve">Function </w:t>
+      </w:r>
+      <w:proofErr w:type="spellStart"/>
       <w:r>
         <w:rPr>
           <w:rFonts w:cs="Arial"/>
@@ -9254,46 +10156,9 @@
           <w:i/>
           <w:lang w:val="en-US"/>
         </w:rPr>
-        <w:t xml:space="preserve"> Returns Integer</w:t>
-      </w:r>
-      <w:r>
-        <w:rPr>
-          <w:rFonts w:cs="Arial"/>
-          <w:lang w:val="en-US"/>
-        </w:rPr>
-        <w:br/>
-      </w:r>
-      <w:r>
-        <w:rPr>
-          <w:rFonts w:cs="Arial"/>
-          <w:lang w:val="en-US"/>
-        </w:rPr>
-        <w:lastRenderedPageBreak/>
-        <w:t xml:space="preserve">Delivers the number of columns in the </w:t>
-      </w:r>
-      <w:proofErr w:type="spellStart"/>
-      <w:r>
-        <w:rPr>
-          <w:rFonts w:cs="Arial"/>
-          <w:lang w:val="en-US"/>
-        </w:rPr>
-        <w:t>DataObject</w:t>
-      </w:r>
-      <w:proofErr w:type="spellEnd"/>
-      <w:r>
-        <w:rPr>
-          <w:rFonts w:cs="Arial"/>
-          <w:lang w:val="en-US"/>
-        </w:rPr>
-        <w:br/>
-      </w:r>
-      <w:r>
-        <w:rPr>
-          <w:rFonts w:cs="Arial"/>
-          <w:lang w:val="en-US"/>
-        </w:rPr>
-        <w:br/>
-      </w:r>
+        <w:t>RowCount</w:t>
+      </w:r>
+      <w:proofErr w:type="spellEnd"/>
       <w:r>
         <w:rPr>
           <w:rFonts w:cs="Arial"/>
@@ -9301,9 +10166,8 @@
           <w:i/>
           <w:lang w:val="en-US"/>
         </w:rPr>
-        <w:t xml:space="preserve">Function </w:t>
-      </w:r>
-      <w:proofErr w:type="spellStart"/>
+        <w:t xml:space="preserve"> Returns Integer</w:t>
+      </w:r>
       <w:r>
         <w:rPr>
           <w:rFonts w:cs="Arial"/>
@@ -9311,9 +10175,38 @@
           <w:i/>
           <w:lang w:val="en-US"/>
         </w:rPr>
-        <w:t>RowCount</w:t>
-      </w:r>
-      <w:proofErr w:type="spellEnd"/>
+        <w:br/>
+      </w:r>
+      <w:r>
+        <w:rPr>
+          <w:rFonts w:cs="Arial"/>
+          <w:lang w:val="en-US"/>
+        </w:rPr>
+        <w:t xml:space="preserve">Delivers the number of rows (=records) inside the </w:t>
+      </w:r>
+      <w:proofErr w:type="spellStart"/>
+      <w:r>
+        <w:rPr>
+          <w:rFonts w:cs="Arial"/>
+          <w:lang w:val="en-US"/>
+        </w:rPr>
+        <w:t>DataObject</w:t>
+      </w:r>
+      <w:proofErr w:type="spellEnd"/>
+      <w:r>
+        <w:rPr>
+          <w:rFonts w:cs="Arial"/>
+          <w:lang w:val="en-US"/>
+        </w:rPr>
+        <w:br/>
+      </w:r>
+      <w:r>
+        <w:rPr>
+          <w:rFonts w:cs="Arial"/>
+          <w:lang w:val="en-US"/>
+        </w:rPr>
+        <w:br/>
+      </w:r>
       <w:r>
         <w:rPr>
           <w:rFonts w:cs="Arial"/>
@@ -9321,8 +10214,9 @@
           <w:i/>
           <w:lang w:val="en-US"/>
         </w:rPr>
-        <w:t xml:space="preserve"> Returns Integer</w:t>
-      </w:r>
+        <w:t xml:space="preserve">Procedure </w:t>
+      </w:r>
+      <w:proofErr w:type="spellStart"/>
       <w:r>
         <w:rPr>
           <w:rFonts w:cs="Arial"/>
@@ -9330,38 +10224,9 @@
           <w:i/>
           <w:lang w:val="en-US"/>
         </w:rPr>
-        <w:br/>
-      </w:r>
-      <w:r>
-        <w:rPr>
-          <w:rFonts w:cs="Arial"/>
-          <w:lang w:val="en-US"/>
-        </w:rPr>
-        <w:t xml:space="preserve">Delivers the number of rows (=records) inside the </w:t>
-      </w:r>
-      <w:proofErr w:type="spellStart"/>
-      <w:r>
-        <w:rPr>
-          <w:rFonts w:cs="Arial"/>
-          <w:lang w:val="en-US"/>
-        </w:rPr>
-        <w:t>DataObject</w:t>
-      </w:r>
-      <w:proofErr w:type="spellEnd"/>
-      <w:r>
-        <w:rPr>
-          <w:rFonts w:cs="Arial"/>
-          <w:lang w:val="en-US"/>
-        </w:rPr>
-        <w:br/>
-      </w:r>
-      <w:r>
-        <w:rPr>
-          <w:rFonts w:cs="Arial"/>
-          <w:lang w:val="en-US"/>
-        </w:rPr>
-        <w:br/>
-      </w:r>
+        <w:t>AddRows</w:t>
+      </w:r>
+      <w:proofErr w:type="spellEnd"/>
       <w:r>
         <w:rPr>
           <w:rFonts w:cs="Arial"/>
@@ -9369,7 +10234,7 @@
           <w:i/>
           <w:lang w:val="en-US"/>
         </w:rPr>
-        <w:t xml:space="preserve">Procedure </w:t>
+        <w:t xml:space="preserve"> Variant[ ][ ] </w:t>
       </w:r>
       <w:proofErr w:type="spellStart"/>
       <w:r>
@@ -9379,9 +10244,56 @@
           <w:i/>
           <w:lang w:val="en-US"/>
         </w:rPr>
-        <w:t>AddRows</w:t>
-      </w:r>
-      <w:proofErr w:type="spellEnd"/>
+        <w:t>vData</w:t>
+      </w:r>
+      <w:proofErr w:type="spellEnd"/>
+      <w:r>
+        <w:rPr>
+          <w:rFonts w:cs="Arial"/>
+          <w:lang w:val="en-US"/>
+        </w:rPr>
+        <w:br/>
+        <w:t xml:space="preserve">Adds the data </w:t>
+      </w:r>
+      <w:proofErr w:type="spellStart"/>
+      <w:r>
+        <w:rPr>
+          <w:rFonts w:cs="Arial"/>
+          <w:lang w:val="en-US"/>
+        </w:rPr>
+        <w:t>vData</w:t>
+      </w:r>
+      <w:proofErr w:type="spellEnd"/>
+      <w:r>
+        <w:rPr>
+          <w:rFonts w:cs="Arial"/>
+          <w:lang w:val="en-US"/>
+        </w:rPr>
+        <w:t xml:space="preserve">[ ][ ] to the </w:t>
+      </w:r>
+      <w:proofErr w:type="spellStart"/>
+      <w:r>
+        <w:rPr>
+          <w:rFonts w:cs="Arial"/>
+          <w:lang w:val="en-US"/>
+        </w:rPr>
+        <w:t>DataObject</w:t>
+      </w:r>
+      <w:proofErr w:type="spellEnd"/>
+      <w:r>
+        <w:rPr>
+          <w:rFonts w:cs="Arial"/>
+          <w:lang w:val="en-US"/>
+        </w:rPr>
+        <w:br/>
+      </w:r>
+      <w:r>
+        <w:rPr>
+          <w:rFonts w:cs="Arial"/>
+          <w:lang w:val="en-US"/>
+        </w:rPr>
+        <w:br/>
+      </w:r>
       <w:r>
         <w:rPr>
           <w:rFonts w:cs="Arial"/>
@@ -9389,7 +10301,7 @@
           <w:i/>
           <w:lang w:val="en-US"/>
         </w:rPr>
-        <w:t xml:space="preserve"> Variant[ ][ ] </w:t>
+        <w:t xml:space="preserve">Procedure </w:t>
       </w:r>
       <w:proofErr w:type="spellStart"/>
       <w:r>
@@ -9399,56 +10311,9 @@
           <w:i/>
           <w:lang w:val="en-US"/>
         </w:rPr>
-        <w:t>vData</w:t>
-      </w:r>
-      <w:proofErr w:type="spellEnd"/>
-      <w:r>
-        <w:rPr>
-          <w:rFonts w:cs="Arial"/>
-          <w:lang w:val="en-US"/>
-        </w:rPr>
-        <w:br/>
-        <w:t xml:space="preserve">Adds the data </w:t>
-      </w:r>
-      <w:proofErr w:type="spellStart"/>
-      <w:r>
-        <w:rPr>
-          <w:rFonts w:cs="Arial"/>
-          <w:lang w:val="en-US"/>
-        </w:rPr>
-        <w:t>vData</w:t>
-      </w:r>
-      <w:proofErr w:type="spellEnd"/>
-      <w:r>
-        <w:rPr>
-          <w:rFonts w:cs="Arial"/>
-          <w:lang w:val="en-US"/>
-        </w:rPr>
-        <w:t xml:space="preserve">[ ][ ] to the </w:t>
-      </w:r>
-      <w:proofErr w:type="spellStart"/>
-      <w:r>
-        <w:rPr>
-          <w:rFonts w:cs="Arial"/>
-          <w:lang w:val="en-US"/>
-        </w:rPr>
-        <w:t>DataObject</w:t>
-      </w:r>
-      <w:proofErr w:type="spellEnd"/>
-      <w:r>
-        <w:rPr>
-          <w:rFonts w:cs="Arial"/>
-          <w:lang w:val="en-US"/>
-        </w:rPr>
-        <w:br/>
-      </w:r>
-      <w:r>
-        <w:rPr>
-          <w:rFonts w:cs="Arial"/>
-          <w:lang w:val="en-US"/>
-        </w:rPr>
-        <w:br/>
-      </w:r>
+        <w:t>DoSetData</w:t>
+      </w:r>
+      <w:proofErr w:type="spellEnd"/>
       <w:r>
         <w:rPr>
           <w:rFonts w:cs="Arial"/>
@@ -9456,7 +10321,7 @@
           <w:i/>
           <w:lang w:val="en-US"/>
         </w:rPr>
-        <w:t xml:space="preserve">Procedure </w:t>
+        <w:t xml:space="preserve"> Variant[ ][ ] </w:t>
       </w:r>
       <w:proofErr w:type="spellStart"/>
       <w:r>
@@ -9466,7 +10331,7 @@
           <w:i/>
           <w:lang w:val="en-US"/>
         </w:rPr>
-        <w:t>DoSetData</w:t>
+        <w:t>vData</w:t>
       </w:r>
       <w:proofErr w:type="spellEnd"/>
       <w:r>
@@ -9476,9 +10341,61 @@
           <w:i/>
           <w:lang w:val="en-US"/>
         </w:rPr>
-        <w:t xml:space="preserve"> Variant[ ][ ] </w:t>
-      </w:r>
-      <w:proofErr w:type="spellStart"/>
+        <w:br/>
+      </w:r>
+      <w:r>
+        <w:rPr>
+          <w:rFonts w:cs="Arial"/>
+          <w:lang w:val="en-US"/>
+        </w:rPr>
+        <w:t xml:space="preserve">Replaces the existing data in the </w:t>
+      </w:r>
+      <w:proofErr w:type="spellStart"/>
+      <w:r>
+        <w:rPr>
+          <w:rFonts w:cs="Arial"/>
+          <w:lang w:val="en-US"/>
+        </w:rPr>
+        <w:t>DataObject</w:t>
+      </w:r>
+      <w:proofErr w:type="spellEnd"/>
+      <w:r>
+        <w:rPr>
+          <w:rFonts w:cs="Arial"/>
+          <w:lang w:val="en-US"/>
+        </w:rPr>
+        <w:t xml:space="preserve"> with the </w:t>
+      </w:r>
+      <w:proofErr w:type="spellStart"/>
+      <w:r>
+        <w:rPr>
+          <w:rFonts w:cs="Arial"/>
+          <w:lang w:val="en-US"/>
+        </w:rPr>
+        <w:t>vData</w:t>
+      </w:r>
+      <w:proofErr w:type="spellEnd"/>
+      <w:r>
+        <w:rPr>
+          <w:rFonts w:cs="Arial"/>
+          <w:lang w:val="en-US"/>
+        </w:rPr>
+        <w:t>[ ][ ]</w:t>
+      </w:r>
+      <w:r>
+        <w:rPr>
+          <w:rFonts w:cs="Arial"/>
+          <w:lang w:val="en-US"/>
+        </w:rPr>
+        <w:br/>
+      </w:r>
+      <w:r>
+        <w:rPr>
+          <w:rFonts w:cs="Arial"/>
+          <w:lang w:val="en-US"/>
+        </w:rPr>
+        <w:br/>
+      </w:r>
       <w:r>
         <w:rPr>
           <w:rFonts w:cs="Arial"/>
@@ -9486,9 +10403,9 @@
           <w:i/>
           <w:lang w:val="en-US"/>
         </w:rPr>
-        <w:t>vData</w:t>
-      </w:r>
-      <w:proofErr w:type="spellEnd"/>
+        <w:t xml:space="preserve">Function </w:t>
+      </w:r>
+      <w:proofErr w:type="spellStart"/>
       <w:r>
         <w:rPr>
           <w:rFonts w:cs="Arial"/>
@@ -9496,61 +10413,9 @@
           <w:i/>
           <w:lang w:val="en-US"/>
         </w:rPr>
-        <w:br/>
-      </w:r>
-      <w:r>
-        <w:rPr>
-          <w:rFonts w:cs="Arial"/>
-          <w:lang w:val="en-US"/>
-        </w:rPr>
-        <w:t xml:space="preserve">Replaces the existing data in the </w:t>
-      </w:r>
-      <w:proofErr w:type="spellStart"/>
-      <w:r>
-        <w:rPr>
-          <w:rFonts w:cs="Arial"/>
-          <w:lang w:val="en-US"/>
-        </w:rPr>
-        <w:t>DataObject</w:t>
-      </w:r>
-      <w:proofErr w:type="spellEnd"/>
-      <w:r>
-        <w:rPr>
-          <w:rFonts w:cs="Arial"/>
-          <w:lang w:val="en-US"/>
-        </w:rPr>
-        <w:t xml:space="preserve"> with the </w:t>
-      </w:r>
-      <w:proofErr w:type="spellStart"/>
-      <w:r>
-        <w:rPr>
-          <w:rFonts w:cs="Arial"/>
-          <w:lang w:val="en-US"/>
-        </w:rPr>
-        <w:t>vData</w:t>
-      </w:r>
-      <w:proofErr w:type="spellEnd"/>
-      <w:r>
-        <w:rPr>
-          <w:rFonts w:cs="Arial"/>
-          <w:lang w:val="en-US"/>
-        </w:rPr>
-        <w:t>[ ][ ]</w:t>
-      </w:r>
-      <w:r>
-        <w:rPr>
-          <w:rFonts w:cs="Arial"/>
-          <w:lang w:val="en-US"/>
-        </w:rPr>
-        <w:br/>
-      </w:r>
-      <w:r>
-        <w:rPr>
-          <w:rFonts w:cs="Arial"/>
-          <w:lang w:val="en-US"/>
-        </w:rPr>
-        <w:br/>
-      </w:r>
+        <w:t>MoveFirst</w:t>
+      </w:r>
+      <w:proofErr w:type="spellEnd"/>
       <w:r>
         <w:rPr>
           <w:rFonts w:cs="Arial"/>
@@ -9558,9 +10423,8 @@
           <w:i/>
           <w:lang w:val="en-US"/>
         </w:rPr>
-        <w:t xml:space="preserve">Function </w:t>
-      </w:r>
-      <w:proofErr w:type="spellStart"/>
+        <w:t xml:space="preserve"> Returns Boolean</w:t>
+      </w:r>
       <w:r>
         <w:rPr>
           <w:rFonts w:cs="Arial"/>
@@ -9568,47 +10432,8 @@
           <w:i/>
           <w:lang w:val="en-US"/>
         </w:rPr>
-        <w:t>MoveFirst</w:t>
-      </w:r>
-      <w:proofErr w:type="spellEnd"/>
-      <w:r>
-        <w:rPr>
-          <w:rFonts w:cs="Arial"/>
-          <w:b/>
-          <w:i/>
-          <w:lang w:val="en-US"/>
-        </w:rPr>
-        <w:t xml:space="preserve"> Returns Boolean</w:t>
-      </w:r>
-      <w:r>
-        <w:rPr>
-          <w:rFonts w:cs="Arial"/>
-          <w:b/>
-          <w:i/>
-          <w:lang w:val="en-US"/>
-        </w:rPr>
-        <w:br/>
-        <w:t xml:space="preserve">Function </w:t>
-      </w:r>
-      <w:proofErr w:type="spellStart"/>
-      <w:r>
-        <w:rPr>
-          <w:rFonts w:cs="Arial"/>
-          <w:b/>
-          <w:i/>
-          <w:lang w:val="en-US"/>
-        </w:rPr>
-        <w:t>MoveNext</w:t>
-      </w:r>
-      <w:proofErr w:type="spellEnd"/>
-      <w:r>
-        <w:rPr>
-          <w:rFonts w:cs="Arial"/>
-          <w:b/>
-          <w:i/>
-          <w:lang w:val="en-US"/>
-        </w:rPr>
-        <w:t xml:space="preserve"> Returns Boolean</w:t>
+        <w:br/>
+        <w:t>Function MoveNext Returns Boolean</w:t>
       </w:r>
       <w:r>
         <w:rPr>
@@ -10686,7 +11511,23 @@
           <w:rFonts w:cs="Arial"/>
           <w:lang w:val="en-US"/>
         </w:rPr>
-        <w:t xml:space="preserve"> actually printed. The parent record is already found here</w:t>
+        <w:t xml:space="preserve"> </w:t>
+      </w:r>
+      <w:proofErr w:type="gramStart"/>
+      <w:r>
+        <w:rPr>
+          <w:rFonts w:cs="Arial"/>
+          <w:lang w:val="en-US"/>
+        </w:rPr>
+        <w:t>actually printed</w:t>
+      </w:r>
+      <w:proofErr w:type="gramEnd"/>
+      <w:r>
+        <w:rPr>
+          <w:rFonts w:cs="Arial"/>
+          <w:lang w:val="en-US"/>
+        </w:rPr>
+        <w:t>. The parent record is already found here</w:t>
       </w:r>
       <w:r>
         <w:rPr>
@@ -10912,7 +11753,23 @@
           <w:rFonts w:cs="Arial"/>
           <w:lang w:val="en-US"/>
         </w:rPr>
-        <w:t xml:space="preserve"> in the Project File Parameter to create a new List &amp; Label Project. The user has to enter the Filename of the new Project on closing the Designer or the first Time the Project is saved. By doing it this Way, your existing Sources which uses this Dialog should be still functional. </w:t>
+        <w:t xml:space="preserve"> in the Project File Parameter to create a new List &amp; Label Project. The user </w:t>
+      </w:r>
+      <w:proofErr w:type="gramStart"/>
+      <w:r>
+        <w:rPr>
+          <w:rFonts w:cs="Arial"/>
+          <w:lang w:val="en-US"/>
+        </w:rPr>
+        <w:t>has to</w:t>
+      </w:r>
+      <w:proofErr w:type="gramEnd"/>
+      <w:r>
+        <w:rPr>
+          <w:rFonts w:cs="Arial"/>
+          <w:lang w:val="en-US"/>
+        </w:rPr>
+        <w:t xml:space="preserve"> enter the Filename of the new Project on closing the Designer or the first Time the Project is saved. By doing it this Way, your existing Sources which uses this Dialog should be still functional. </w:t>
       </w:r>
       <w:r>
         <w:rPr>
@@ -10926,7 +11783,7 @@
       <w:pPr>
         <w:pStyle w:val="berschrift2"/>
       </w:pPr>
-      <w:bookmarkStart w:id="22" w:name="_Toc210638696"/>
+      <w:bookmarkStart w:id="22" w:name="_Toc242259743"/>
       <w:r>
         <w:t>List &amp; Label Library 15.1</w:t>
       </w:r>
@@ -11016,7 +11873,23 @@
           <w:lang w:val="en-US"/>
         </w:rPr>
         <w:br/>
-        <w:t xml:space="preserve">The Preview-Object can now be placed directly into your Report-View. This eliminates the popup of the additional Preview window; you can change Report-Options directly in your Report View and reprint the report. To use this, the Report View has to be based on the new </w:t>
+        <w:t xml:space="preserve">The Preview-Object can now be placed directly into your Report-View. This eliminates the popup of the additional Preview window; you can change Report-Options directly in your Report View and reprint the report. To use this, the Report View </w:t>
+      </w:r>
+      <w:proofErr w:type="gramStart"/>
+      <w:r>
+        <w:rPr>
+          <w:rFonts w:cs="Arial"/>
+          <w:lang w:val="en-US"/>
+        </w:rPr>
+        <w:t>has to</w:t>
+      </w:r>
+      <w:proofErr w:type="gramEnd"/>
+      <w:r>
+        <w:rPr>
+          <w:rFonts w:cs="Arial"/>
+          <w:lang w:val="en-US"/>
+        </w:rPr>
+        <w:t xml:space="preserve"> be based on the new </w:t>
       </w:r>
       <w:proofErr w:type="spellStart"/>
       <w:r>
@@ -11190,39 +12063,23 @@
           <w:rFonts w:cs="Arial"/>
           <w:lang w:val="en-US"/>
         </w:rPr>
-        <w:t xml:space="preserve"> property is set to any value other than 0 the Report Class now adds debug information that can be logged with </w:t>
-      </w:r>
-      <w:proofErr w:type="spellStart"/>
-      <w:r>
-        <w:rPr>
-          <w:rFonts w:cs="Arial"/>
-          <w:lang w:val="en-US"/>
-        </w:rPr>
-        <w:t>Debwin</w:t>
-      </w:r>
-      <w:proofErr w:type="spellEnd"/>
-      <w:r>
-        <w:rPr>
-          <w:rFonts w:cs="Arial"/>
-          <w:lang w:val="en-US"/>
-        </w:rPr>
-        <w:t xml:space="preserve"> (the Debug Tool from </w:t>
-      </w:r>
-      <w:proofErr w:type="spellStart"/>
-      <w:r>
-        <w:rPr>
-          <w:rFonts w:cs="Arial"/>
-          <w:lang w:val="en-US"/>
-        </w:rPr>
-        <w:t>combit</w:t>
-      </w:r>
-      <w:proofErr w:type="spellEnd"/>
-      <w:r>
-        <w:rPr>
-          <w:rFonts w:cs="Arial"/>
-          <w:lang w:val="en-US"/>
-        </w:rPr>
-        <w:t xml:space="preserve">). This can be helpful if your report doesn't work like expected, so if you have problems with reports set the </w:t>
+        <w:t xml:space="preserve"> property is set to any value other than 0 the Report Class now adds debug information that can be logged with Debwin (the Debug Tool from combit). This can be helpful if your report doesn't work </w:t>
+      </w:r>
+      <w:proofErr w:type="gramStart"/>
+      <w:r>
+        <w:rPr>
+          <w:rFonts w:cs="Arial"/>
+          <w:lang w:val="en-US"/>
+        </w:rPr>
+        <w:t>like</w:t>
+      </w:r>
+      <w:proofErr w:type="gramEnd"/>
+      <w:r>
+        <w:rPr>
+          <w:rFonts w:cs="Arial"/>
+          <w:lang w:val="en-US"/>
+        </w:rPr>
+        <w:t xml:space="preserve"> expected, so if you have problems with reports set the </w:t>
       </w:r>
       <w:proofErr w:type="spellStart"/>
       <w:r>
@@ -11238,23 +12095,7 @@
           <w:rFonts w:cs="Arial"/>
           <w:lang w:val="en-US"/>
         </w:rPr>
-        <w:t xml:space="preserve"> property to any supported mask and start </w:t>
-      </w:r>
-      <w:proofErr w:type="spellStart"/>
-      <w:r>
-        <w:rPr>
-          <w:rFonts w:cs="Arial"/>
-          <w:lang w:val="en-US"/>
-        </w:rPr>
-        <w:t>Debwin</w:t>
-      </w:r>
-      <w:proofErr w:type="spellEnd"/>
-      <w:r>
-        <w:rPr>
-          <w:rFonts w:cs="Arial"/>
-          <w:lang w:val="en-US"/>
-        </w:rPr>
-        <w:t xml:space="preserve"> before printing your report. All debug lines from the </w:t>
+        <w:t xml:space="preserve"> property to any supported mask and start Debwin before printing your report. All debug lines from the </w:t>
       </w:r>
       <w:proofErr w:type="spellStart"/>
       <w:r>
@@ -11277,7 +12118,7 @@
       <w:pPr>
         <w:pStyle w:val="berschrift2"/>
       </w:pPr>
-      <w:bookmarkStart w:id="23" w:name="_Toc210638697"/>
+      <w:bookmarkStart w:id="23" w:name="_Toc242259744"/>
       <w:r>
         <w:t>List &amp; Label Library 15</w:t>
       </w:r>
@@ -11308,7 +12149,23 @@
           <w:lang w:val="en-US"/>
         </w:rPr>
         <w:br/>
-        <w:t xml:space="preserve">The new Drilldown-feature of List &amp; Label 15 is implemented. To use it you have to set the new property </w:t>
+        <w:t xml:space="preserve">The new Drilldown-feature of List &amp; Label 15 is implemented. To use it you </w:t>
+      </w:r>
+      <w:proofErr w:type="gramStart"/>
+      <w:r>
+        <w:rPr>
+          <w:rFonts w:cs="Arial"/>
+          <w:lang w:val="en-US"/>
+        </w:rPr>
+        <w:t>have to</w:t>
+      </w:r>
+      <w:proofErr w:type="gramEnd"/>
+      <w:r>
+        <w:rPr>
+          <w:rFonts w:cs="Arial"/>
+          <w:lang w:val="en-US"/>
+        </w:rPr>
+        <w:t xml:space="preserve"> set the new property </w:t>
       </w:r>
       <w:proofErr w:type="spellStart"/>
       <w:r>
@@ -11370,7 +12227,23 @@
           <w:rFonts w:cs="Arial"/>
           <w:lang w:val="en-US"/>
         </w:rPr>
-        <w:t xml:space="preserve"> to start a Drilldown-report. You can build constraints, find the requested parent-record and whatever you need to do before the Drilldown-report is started. Return LL_REPORT_USEDEFAULT to let the Report-class do the whole job or 0 if you </w:t>
+        <w:t xml:space="preserve"> to start a Drilldown-report. You can build constraints, find the requested parent-record and whatever you need to do before the </w:t>
+      </w:r>
+      <w:proofErr w:type="gramStart"/>
+      <w:r>
+        <w:rPr>
+          <w:rFonts w:cs="Arial"/>
+          <w:lang w:val="en-US"/>
+        </w:rPr>
+        <w:t>Drilldown-report</w:t>
+      </w:r>
+      <w:proofErr w:type="gramEnd"/>
+      <w:r>
+        <w:rPr>
+          <w:rFonts w:cs="Arial"/>
+          <w:lang w:val="en-US"/>
+        </w:rPr>
+        <w:t xml:space="preserve"> is started. Return LL_REPORT_USEDEFAULT to let the Report-class do the whole job or 0 if you </w:t>
       </w:r>
       <w:r>
         <w:rPr>
@@ -11700,7 +12573,23 @@
           <w:rFonts w:cs="Arial"/>
           <w:lang w:val="en-US"/>
         </w:rPr>
-        <w:t>Most of the report notifications now get additional parameters. These parameters can be used if you have defined some databases which are not automatically defined by a data dictionary.</w:t>
+        <w:t xml:space="preserve">Most of the report notifications now </w:t>
+      </w:r>
+      <w:proofErr w:type="gramStart"/>
+      <w:r>
+        <w:rPr>
+          <w:rFonts w:cs="Arial"/>
+          <w:lang w:val="en-US"/>
+        </w:rPr>
+        <w:t>get</w:t>
+      </w:r>
+      <w:proofErr w:type="gramEnd"/>
+      <w:r>
+        <w:rPr>
+          <w:rFonts w:cs="Arial"/>
+          <w:lang w:val="en-US"/>
+        </w:rPr>
+        <w:t xml:space="preserve"> additional parameters. These parameters can be used if you have defined some databases which are not automatically defined by a data dictionary.</w:t>
       </w:r>
       <w:r>
         <w:rPr>
@@ -11735,7 +12624,23 @@
           <w:lang w:val="en-US"/>
         </w:rPr>
         <w:br/>
-        <w:t xml:space="preserve">It is now possible to define one database more than one time by the use of the </w:t>
+        <w:t xml:space="preserve">It is now possible to define one database more than one time </w:t>
+      </w:r>
+      <w:proofErr w:type="gramStart"/>
+      <w:r>
+        <w:rPr>
+          <w:rFonts w:cs="Arial"/>
+          <w:lang w:val="en-US"/>
+        </w:rPr>
+        <w:t>by the use of</w:t>
+      </w:r>
+      <w:proofErr w:type="gramEnd"/>
+      <w:r>
+        <w:rPr>
+          <w:rFonts w:cs="Arial"/>
+          <w:lang w:val="en-US"/>
+        </w:rPr>
+        <w:t xml:space="preserve"> the </w:t>
       </w:r>
       <w:r>
         <w:rPr>
@@ -13236,7 +14141,7 @@
       <w:pPr>
         <w:pStyle w:val="berschrift2"/>
       </w:pPr>
-      <w:bookmarkStart w:id="24" w:name="_Toc210638698"/>
+      <w:bookmarkStart w:id="24" w:name="_Toc242259745"/>
       <w:r>
         <w:lastRenderedPageBreak/>
         <w:t>List &amp; Label Library 14</w:t>
@@ -13349,6 +14254,7 @@
         <w:t xml:space="preserve"> are undefined a dialog is shown after start of the report in which all possible Tables, Indexes and Relations can be selected. The selected values are the saved directly in the project file (via DOM objects). So if you have to change Tables, Indexes or Relations you can either edit the values directly in the Designer (then you have to know the possible values) or you can simply set the </w:t>
       </w:r>
       <w:proofErr w:type="spellStart"/>
+      <w:proofErr w:type="gramStart"/>
       <w:r>
         <w:rPr>
           <w:rFonts w:cs="Arial"/>
@@ -13357,6 +14263,7 @@
         <w:t>VDF.Report.Table</w:t>
       </w:r>
       <w:proofErr w:type="spellEnd"/>
+      <w:proofErr w:type="gramEnd"/>
       <w:r>
         <w:rPr>
           <w:rFonts w:cs="Arial"/>
@@ -13404,7 +14311,23 @@
           <w:rFonts w:cs="Arial"/>
           <w:lang w:val="en-US"/>
         </w:rPr>
-        <w:t xml:space="preserve">The ll15.pkg now has included all Meta-Data tags needed for </w:t>
+        <w:t xml:space="preserve">The ll15.pkg now </w:t>
+      </w:r>
+      <w:proofErr w:type="gramStart"/>
+      <w:r>
+        <w:rPr>
+          <w:rFonts w:cs="Arial"/>
+          <w:lang w:val="en-US"/>
+        </w:rPr>
+        <w:t>has included</w:t>
+      </w:r>
+      <w:proofErr w:type="gramEnd"/>
+      <w:r>
+        <w:rPr>
+          <w:rFonts w:cs="Arial"/>
+          <w:lang w:val="en-US"/>
+        </w:rPr>
+        <w:t xml:space="preserve"> all Meta-Data tags needed for </w:t>
       </w:r>
       <w:proofErr w:type="spellStart"/>
       <w:r>
@@ -13436,14 +14359,30 @@
           <w:rFonts w:cs="Arial"/>
           <w:lang w:val="en-US"/>
         </w:rPr>
-        <w:t xml:space="preserve"> Studio. It should now be much easier to work with the component and the Preview-Control.</w:t>
+        <w:t xml:space="preserve"> Studio. It should now be much easier to work with the component and </w:t>
+      </w:r>
+      <w:proofErr w:type="gramStart"/>
+      <w:r>
+        <w:rPr>
+          <w:rFonts w:cs="Arial"/>
+          <w:lang w:val="en-US"/>
+        </w:rPr>
+        <w:t>the Preview</w:t>
+      </w:r>
+      <w:proofErr w:type="gramEnd"/>
+      <w:r>
+        <w:rPr>
+          <w:rFonts w:cs="Arial"/>
+          <w:lang w:val="en-US"/>
+        </w:rPr>
+        <w:t>-Control.</w:t>
       </w:r>
     </w:p>
     <w:p>
       <w:pPr>
         <w:pStyle w:val="berschrift2"/>
       </w:pPr>
-      <w:bookmarkStart w:id="25" w:name="_Toc210638699"/>
+      <w:bookmarkStart w:id="25" w:name="_Toc242259746"/>
       <w:r>
         <w:t>List &amp; Label Library 13</w:t>
       </w:r>
@@ -13482,7 +14421,23 @@
           <w:rFonts w:cs="Arial"/>
           <w:lang w:val="en-US"/>
         </w:rPr>
-        <w:t xml:space="preserve"> to TRUE. If the standard preview of List &amp; Label is used there is nothing else to do. If you are using the VDF control for displaying the preview, there are some additional steps needed. Before List &amp; Label 14 the preview window normally was a modal window. Now the window cannot be modal any longer since it must be displayed during printing report. The preview window handling is now included in the VDF class. To use a VDF window as preview window you have to create a normal VDF View Object and put a List &amp; Label preview object "</w:t>
+        <w:t xml:space="preserve"> to TRUE. If the standard preview of List &amp; Label is used there is nothing else to do. If you are using the VDF control for displaying the preview, there are some additional steps needed. Before List &amp; Label 14 the preview window normally was a modal window. Now the window cannot be modal any longer since it must be displayed during printing report. The preview window handling is now included in the VDF class. To use a VDF window as preview window you </w:t>
+      </w:r>
+      <w:proofErr w:type="gramStart"/>
+      <w:r>
+        <w:rPr>
+          <w:rFonts w:cs="Arial"/>
+          <w:lang w:val="en-US"/>
+        </w:rPr>
+        <w:t>have to</w:t>
+      </w:r>
+      <w:proofErr w:type="gramEnd"/>
+      <w:r>
+        <w:rPr>
+          <w:rFonts w:cs="Arial"/>
+          <w:lang w:val="en-US"/>
+        </w:rPr>
+        <w:t xml:space="preserve"> create a normal VDF View Object and put a List &amp; Label preview object "</w:t>
       </w:r>
       <w:proofErr w:type="spellStart"/>
       <w:r>
@@ -13546,39 +14501,39 @@
           <w:rFonts w:cs="Arial"/>
           <w:lang w:val="en-US"/>
         </w:rPr>
-        <w:t xml:space="preserve"> object. When both properties are set you just need to call </w:t>
-      </w:r>
-      <w:proofErr w:type="spellStart"/>
-      <w:r>
-        <w:rPr>
-          <w:rFonts w:cs="Arial"/>
-          <w:lang w:val="en-US"/>
-        </w:rPr>
-        <w:t>LlPreviewDisplay</w:t>
-      </w:r>
-      <w:proofErr w:type="spellEnd"/>
-      <w:r>
-        <w:rPr>
-          <w:rFonts w:cs="Arial"/>
-          <w:lang w:val="en-US"/>
-        </w:rPr>
-        <w:t xml:space="preserve"> after the report. If you use the incremental preview option, make sure that </w:t>
-      </w:r>
-      <w:proofErr w:type="spellStart"/>
-      <w:r>
-        <w:rPr>
-          <w:rFonts w:cs="Arial"/>
-          <w:lang w:val="en-US"/>
-        </w:rPr>
-        <w:t>LlPreviewDisplay</w:t>
-      </w:r>
-      <w:proofErr w:type="spellEnd"/>
-      <w:r>
-        <w:rPr>
-          <w:rFonts w:cs="Arial"/>
-          <w:lang w:val="en-US"/>
-        </w:rPr>
-        <w:t xml:space="preserve"> is called after the report regardless if the user cancelled the report or not. This is important to clean up some internal stuff! The sample uses a VDF preview window so look into LLContRpt3.rv and </w:t>
+        <w:t xml:space="preserve"> object. When both properties are set you just need to call LlPreviewDisplay after the report. If you use the incremental preview option, make sure that LlPreviewDisplay is called after the report </w:t>
+      </w:r>
+      <w:proofErr w:type="gramStart"/>
+      <w:r>
+        <w:rPr>
+          <w:rFonts w:cs="Arial"/>
+          <w:lang w:val="en-US"/>
+        </w:rPr>
+        <w:t>regardless</w:t>
+      </w:r>
+      <w:proofErr w:type="gramEnd"/>
+      <w:r>
+        <w:rPr>
+          <w:rFonts w:cs="Arial"/>
+          <w:lang w:val="en-US"/>
+        </w:rPr>
+        <w:t xml:space="preserve"> if the user cancelled the report or not. This is important to clean up some internal stuff! The sample uses a VDF preview window so </w:t>
+      </w:r>
+      <w:proofErr w:type="gramStart"/>
+      <w:r>
+        <w:rPr>
+          <w:rFonts w:cs="Arial"/>
+          <w:lang w:val="en-US"/>
+        </w:rPr>
+        <w:t>look into</w:t>
+      </w:r>
+      <w:proofErr w:type="gramEnd"/>
+      <w:r>
+        <w:rPr>
+          <w:rFonts w:cs="Arial"/>
+          <w:lang w:val="en-US"/>
+        </w:rPr>
+        <w:t xml:space="preserve"> LLContRpt3.rv and </w:t>
       </w:r>
       <w:proofErr w:type="spellStart"/>
       <w:r>
@@ -13928,14 +14883,28 @@
         <w:rPr>
           <w:lang w:val="en-US"/>
         </w:rPr>
-        <w:t>All DOM functions are implemented. They can be used to manipulate or to create projects at runtime. Take a look at the List &amp; Label documentation and in the sample to see how to use these functions.</w:t>
+        <w:t xml:space="preserve">All DOM functions are implemented. They can be used to manipulate or to create projects at runtime. </w:t>
+      </w:r>
+      <w:proofErr w:type="gramStart"/>
+      <w:r>
+        <w:rPr>
+          <w:lang w:val="en-US"/>
+        </w:rPr>
+        <w:t>Take a look</w:t>
+      </w:r>
+      <w:proofErr w:type="gramEnd"/>
+      <w:r>
+        <w:rPr>
+          <w:lang w:val="en-US"/>
+        </w:rPr>
+        <w:t xml:space="preserve"> at the List &amp; Label documentation and in the sample to see how to use these functions.</w:t>
       </w:r>
     </w:p>
     <w:p>
       <w:pPr>
         <w:pStyle w:val="berschrift2"/>
       </w:pPr>
-      <w:bookmarkStart w:id="26" w:name="_Toc210638700"/>
+      <w:bookmarkStart w:id="26" w:name="_Toc242259747"/>
       <w:r>
         <w:t>List &amp; Label Library 12</w:t>
       </w:r>
@@ -13993,7 +14962,21 @@
         <w:rPr>
           <w:lang w:val="en-US"/>
         </w:rPr>
-        <w:t xml:space="preserve"> with a semicolon separated list of all actually used fields, variables and user-variables. If you have declared a database with </w:t>
+        <w:t xml:space="preserve"> with a semicolon separated list of all </w:t>
+      </w:r>
+      <w:proofErr w:type="gramStart"/>
+      <w:r>
+        <w:rPr>
+          <w:lang w:val="en-US"/>
+        </w:rPr>
+        <w:t>actually used</w:t>
+      </w:r>
+      <w:proofErr w:type="gramEnd"/>
+      <w:r>
+        <w:rPr>
+          <w:lang w:val="en-US"/>
+        </w:rPr>
+        <w:t xml:space="preserve"> fields, variables and user-variables. If you have declared a database with </w:t>
       </w:r>
       <w:proofErr w:type="spellStart"/>
       <w:r>
@@ -14059,7 +15042,7 @@
           <w:rFonts w:cs="Arial"/>
         </w:rPr>
       </w:pPr>
-      <w:bookmarkStart w:id="27" w:name="_Toc210638701"/>
+      <w:bookmarkStart w:id="27" w:name="_Toc242259748"/>
       <w:r>
         <w:t>List &amp; Label Library 11</w:t>
       </w:r>
@@ -14130,7 +15113,21 @@
           <w:lang w:val="en-US"/>
         </w:rPr>
         <w:br/>
-        <w:t xml:space="preserve">- You no longer need to define your database files yourself. As long as you forward the </w:t>
+        <w:t xml:space="preserve">- You no longer need to define your database files yourself. </w:t>
+      </w:r>
+      <w:proofErr w:type="gramStart"/>
+      <w:r>
+        <w:rPr>
+          <w:lang w:val="en-US"/>
+        </w:rPr>
+        <w:t>As long as</w:t>
+      </w:r>
+      <w:proofErr w:type="gramEnd"/>
+      <w:r>
+        <w:rPr>
+          <w:lang w:val="en-US"/>
+        </w:rPr>
+        <w:t xml:space="preserve"> you forward the </w:t>
       </w:r>
       <w:proofErr w:type="spellStart"/>
       <w:r>
@@ -14227,7 +15224,49 @@
         </w:rPr>
         <w:lastRenderedPageBreak/>
         <w:br/>
-        <w:t xml:space="preserve">- For list projects, you can run your report with a single line of code. The complete Report-Loop, all database findings and all the reporting logic is encapsulated in the class. This was done for easier using of the new table structures of List &amp; Label 14. You just have to start the print job, let the user select the needed layout file and the printing options, set the appropriate constraints in your </w:t>
+        <w:t xml:space="preserve">- For list projects, you can run your report with a single line of code. The complete Report-Loop, all database findings and all the reporting logic </w:t>
+      </w:r>
+      <w:proofErr w:type="gramStart"/>
+      <w:r>
+        <w:rPr>
+          <w:lang w:val="en-US"/>
+        </w:rPr>
+        <w:t>is</w:t>
+      </w:r>
+      <w:proofErr w:type="gramEnd"/>
+      <w:r>
+        <w:rPr>
+          <w:lang w:val="en-US"/>
+        </w:rPr>
+        <w:t xml:space="preserve"> encapsulated in the class. This was done for easier </w:t>
+      </w:r>
+      <w:proofErr w:type="gramStart"/>
+      <w:r>
+        <w:rPr>
+          <w:lang w:val="en-US"/>
+        </w:rPr>
+        <w:t>using</w:t>
+      </w:r>
+      <w:proofErr w:type="gramEnd"/>
+      <w:r>
+        <w:rPr>
+          <w:lang w:val="en-US"/>
+        </w:rPr>
+        <w:t xml:space="preserve"> of the new table structures of List &amp; Label 14. You just </w:t>
+      </w:r>
+      <w:proofErr w:type="gramStart"/>
+      <w:r>
+        <w:rPr>
+          <w:lang w:val="en-US"/>
+        </w:rPr>
+        <w:t>have to</w:t>
+      </w:r>
+      <w:proofErr w:type="gramEnd"/>
+      <w:r>
+        <w:rPr>
+          <w:lang w:val="en-US"/>
+        </w:rPr>
+        <w:t xml:space="preserve"> start the print job, let the user select the needed layout file and the printing options, set the appropriate constraints in your </w:t>
       </w:r>
       <w:proofErr w:type="spellStart"/>
       <w:r>
@@ -14350,7 +15389,7 @@
               </wp:anchor>
             </w:drawing>
           </mc:Choice>
-          <mc:Fallback xmlns:w16sdtdh="http://schemas.microsoft.com/office/word/2020/wordml/sdtdatahash" xmlns:w16="http://schemas.microsoft.com/office/word/2018/wordml" xmlns:w16cex="http://schemas.microsoft.com/office/word/2018/wordml/cex" xmlns:oel="http://schemas.microsoft.com/office/2019/extlst">
+          <mc:Fallback xmlns:w16cei="http://schemas.microsoft.com/office/word/2026/wordml/cei">
             <w:pict>
               <v:rect w14:anchorId="1F373315" id="Rectangle 2" o:spid="_x0000_s1026" style="position:absolute;margin-left:0;margin-top:0;width:595.3pt;height:841.9pt;z-index:-5776;visibility:visible;mso-wrap-style:square;mso-width-percent:0;mso-height-percent:0;mso-wrap-distance-left:9pt;mso-wrap-distance-top:0;mso-wrap-distance-right:9pt;mso-wrap-distance-bottom:0;mso-position-horizontal:absolute;mso-position-horizontal-relative:page;mso-position-vertical:absolute;mso-position-vertical-relative:page;mso-width-percent:0;mso-height-percent:0;mso-width-relative:page;mso-height-relative:page;v-text-anchor:top" o:gfxdata="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" fillcolor="#6d6e71" stroked="f">
                 <w10:wrap anchorx="page" anchory="page"/>
@@ -14674,23 +15713,13 @@
           <w:lang w:val="en-US"/>
         </w:rPr>
       </w:pPr>
-      <w:proofErr w:type="spellStart"/>
       <w:r>
         <w:rPr>
           <w:rFonts w:ascii="Humnst777 BT" w:hAnsi="Humnst777 BT"/>
           <w:color w:val="EEECE1" w:themeColor="background2"/>
           <w:lang w:val="en-US"/>
         </w:rPr>
-        <w:t>combit</w:t>
-      </w:r>
-      <w:proofErr w:type="spellEnd"/>
-      <w:r>
-        <w:rPr>
-          <w:rFonts w:ascii="Humnst777 BT" w:hAnsi="Humnst777 BT"/>
-          <w:color w:val="EEECE1" w:themeColor="background2"/>
-          <w:lang w:val="en-US"/>
-        </w:rPr>
-        <w:t xml:space="preserve"> GmbH</w:t>
+        <w:t>combit GmbH</w:t>
       </w:r>
       <w:r>
         <w:rPr>
@@ -14812,9 +15841,8 @@
           <w:szCs w:val="16"/>
           <w:lang w:val="en-US"/>
         </w:rPr>
-        <w:t xml:space="preserve">© </w:t>
-      </w:r>
-      <w:proofErr w:type="spellStart"/>
+        <w:t>© combit GmbH</w:t>
+      </w:r>
       <w:r>
         <w:rPr>
           <w:rFonts w:ascii="Humnst777 BT" w:hAnsi="Humnst777 BT"/>
@@ -14823,9 +15851,9 @@
           <w:szCs w:val="16"/>
           <w:lang w:val="en-US"/>
         </w:rPr>
-        <w:t>combit</w:t>
-      </w:r>
-      <w:proofErr w:type="spellEnd"/>
+        <w:t xml:space="preserve">. combit does not make any claims about the suitability of the above information for any particular purpose. Errors and mistakes are explicitly </w:t>
+      </w:r>
+      <w:proofErr w:type="gramStart"/>
       <w:r>
         <w:rPr>
           <w:rFonts w:ascii="Humnst777 BT" w:hAnsi="Humnst777 BT"/>
@@ -14834,8 +15862,9 @@
           <w:szCs w:val="16"/>
           <w:lang w:val="en-US"/>
         </w:rPr>
-        <w:t xml:space="preserve"> GmbH</w:t>
-      </w:r>
+        <w:t>reserved,</w:t>
+      </w:r>
+      <w:proofErr w:type="gramEnd"/>
       <w:r>
         <w:rPr>
           <w:rFonts w:ascii="Humnst777 BT" w:hAnsi="Humnst777 BT"/>
@@ -14844,9 +15873,9 @@
           <w:szCs w:val="16"/>
           <w:lang w:val="en-US"/>
         </w:rPr>
-        <w:t xml:space="preserve">. </w:t>
-      </w:r>
-      <w:proofErr w:type="spellStart"/>
+        <w:t xml:space="preserve"> the information is provided without guarantee and does not contain any assurance. The information only represents descriptions and does not contain any guarantee of the condition of the products. </w:t>
+      </w:r>
+      <w:proofErr w:type="gramStart"/>
       <w:r>
         <w:rPr>
           <w:rFonts w:ascii="Humnst777 BT" w:hAnsi="Humnst777 BT"/>
@@ -14855,9 +15884,9 @@
           <w:szCs w:val="16"/>
           <w:lang w:val="en-US"/>
         </w:rPr>
-        <w:t>combit</w:t>
-      </w:r>
-      <w:proofErr w:type="spellEnd"/>
+        <w:t>The</w:t>
+      </w:r>
+      <w:proofErr w:type="gramEnd"/>
       <w:r>
         <w:rPr>
           <w:rFonts w:ascii="Humnst777 BT" w:hAnsi="Humnst777 BT"/>
@@ -14866,7 +15895,7 @@
           <w:szCs w:val="16"/>
           <w:lang w:val="en-US"/>
         </w:rPr>
-        <w:t xml:space="preserve"> does not make any claims about the suitability of the above information for any particular purpose. Errors and mistakes are explicitly reserved, the information is provided without guarantee and does not contain any assurance. The information only represents descriptions and does not contain any guarantee of the condition of the products. The information may partly be an attempt to help you with a task, even if the product was not actually intended for this specific purpose. All mentioned products and product names as well as logos are trademarks, registered trademarks or property of the respective manufacturers.</w:t>
+        <w:t xml:space="preserve"> information may partly be an attempt to help you with a task, even if the product was not actually intended for this specific purpose. All mentioned products and product names as well as logos are trademarks, registered trademarks or property of the respective manufacturers.</w:t>
       </w:r>
     </w:p>
     <w:p>
@@ -14891,7 +15920,6 @@
           <w:t>combit.com</w:t>
         </w:r>
       </w:hyperlink>
-      <w:bookmarkEnd w:id="0"/>
     </w:p>
     <w:sectPr>
       <w:headerReference w:type="default" r:id="rId22"/>
@@ -14905,7 +15933,7 @@
 </file>
 
 <file path=word/endnotes.xml><?xml version="1.0" encoding="utf-8"?>
-<w:endnotes xmlns:wpc="http://schemas.microsoft.com/office/word/2010/wordprocessingCanvas" xmlns:cx="http://schemas.microsoft.com/office/drawing/2014/chartex" xmlns:cx1="http://schemas.microsoft.com/office/drawing/2015/9/8/chartex" xmlns:cx2="http://schemas.microsoft.com/office/drawing/2015/10/21/chartex" xmlns:cx3="http://schemas.microsoft.com/office/drawing/2016/5/9/chartex" xmlns:cx4="http://schemas.microsoft.com/office/drawing/2016/5/10/chartex" xmlns:cx5="http://schemas.microsoft.com/office/drawing/2016/5/11/chartex" xmlns:cx6="http://schemas.microsoft.com/office/drawing/2016/5/12/chartex" xmlns:cx7="http://schemas.microsoft.com/office/drawing/2016/5/13/chartex" xmlns:cx8="http://schemas.microsoft.com/office/drawing/2016/5/14/chartex" xmlns:mc="http://schemas.openxmlformats.org/markup-compatibility/2006" xmlns:aink="http://schemas.microsoft.com/office/drawing/2016/ink" xmlns:am3d="http://schemas.microsoft.com/office/drawing/2017/model3d" xmlns:o="urn:schemas-microsoft-com:office:office" xmlns:r="http://schemas.openxmlformats.org/officeDocument/2006/relationships" xmlns:m="http://schemas.openxmlformats.org/officeDocument/2006/math" xmlns:v="urn:schemas-microsoft-com:vml" xmlns:wp14="http://schemas.microsoft.com/office/word/2010/wordprocessingDrawing" xmlns:wp="http://schemas.openxmlformats.org/drawingml/2006/wordprocessingDrawing" xmlns:w10="urn:schemas-microsoft-com:office:word" xmlns:w="http://schemas.openxmlformats.org/wordprocessingml/2006/main" xmlns:w14="http://schemas.microsoft.com/office/word/2010/wordml" xmlns:w15="http://schemas.microsoft.com/office/word/2012/wordml" xmlns:w16cid="http://schemas.microsoft.com/office/word/2016/wordml/cid" xmlns:w16se="http://schemas.microsoft.com/office/word/2015/wordml/symex" xmlns:wpg="http://schemas.microsoft.com/office/word/2010/wordprocessingGroup" xmlns:wpi="http://schemas.microsoft.com/office/word/2010/wordprocessingInk" xmlns:wne="http://schemas.microsoft.com/office/word/2006/wordml" xmlns:wps="http://schemas.microsoft.com/office/word/2010/wordprocessingShape" mc:Ignorable="w14 w15 w16se w16cid wp14">
+<w:endnotes xmlns:wpc="http://schemas.microsoft.com/office/word/2010/wordprocessingCanvas" xmlns:cx="http://schemas.microsoft.com/office/drawing/2014/chartex" xmlns:cx1="http://schemas.microsoft.com/office/drawing/2015/9/8/chartex" xmlns:cx2="http://schemas.microsoft.com/office/drawing/2015/10/21/chartex" xmlns:cx3="http://schemas.microsoft.com/office/drawing/2016/5/9/chartex" xmlns:cx4="http://schemas.microsoft.com/office/drawing/2016/5/10/chartex" xmlns:cx5="http://schemas.microsoft.com/office/drawing/2016/5/11/chartex" xmlns:cx6="http://schemas.microsoft.com/office/drawing/2016/5/12/chartex" xmlns:cx7="http://schemas.microsoft.com/office/drawing/2016/5/13/chartex" xmlns:cx8="http://schemas.microsoft.com/office/drawing/2016/5/14/chartex" xmlns:mc="http://schemas.openxmlformats.org/markup-compatibility/2006" xmlns:aink="http://schemas.microsoft.com/office/drawing/2016/ink" xmlns:am3d="http://schemas.microsoft.com/office/drawing/2017/model3d" xmlns:o="urn:schemas-microsoft-com:office:office" xmlns:oel="http://schemas.microsoft.com/office/2019/extlst" xmlns:r="http://schemas.openxmlformats.org/officeDocument/2006/relationships" xmlns:m="http://schemas.openxmlformats.org/officeDocument/2006/math" xmlns:v="urn:schemas-microsoft-com:vml" xmlns:wp14="http://schemas.microsoft.com/office/word/2010/wordprocessingDrawing" xmlns:wp="http://schemas.openxmlformats.org/drawingml/2006/wordprocessingDrawing" xmlns:w10="urn:schemas-microsoft-com:office:word" xmlns:w="http://schemas.openxmlformats.org/wordprocessingml/2006/main" xmlns:w14="http://schemas.microsoft.com/office/word/2010/wordml" xmlns:w15="http://schemas.microsoft.com/office/word/2012/wordml" xmlns:w16cex="http://schemas.microsoft.com/office/word/2018/wordml/cex" xmlns:w16cid="http://schemas.microsoft.com/office/word/2016/wordml/cid" xmlns:w16="http://schemas.microsoft.com/office/word/2018/wordml" xmlns:w16du="http://schemas.microsoft.com/office/word/2023/wordml/word16du" xmlns:w16sdtdh="http://schemas.microsoft.com/office/word/2020/wordml/sdtdatahash" xmlns:w16sdtfl="http://schemas.microsoft.com/office/word/2024/wordml/sdtformatlock" xmlns:w16se="http://schemas.microsoft.com/office/word/2015/wordml/symex" xmlns:wpg="http://schemas.microsoft.com/office/word/2010/wordprocessingGroup" xmlns:wpi="http://schemas.microsoft.com/office/word/2010/wordprocessingInk" xmlns:wne="http://schemas.microsoft.com/office/word/2006/wordml" xmlns:wps="http://schemas.microsoft.com/office/word/2010/wordprocessingShape" mc:Ignorable="w14 w15 w16se w16cid w16 w16cex w16sdtdh w16sdtfl w16du wp14">
   <w:endnote w:type="separator" w:id="-1">
     <w:p>
       <w:r>
@@ -14924,7 +15952,7 @@
 </file>
 
 <file path=word/footer1.xml><?xml version="1.0" encoding="utf-8"?>
-<w:ftr xmlns:wpc="http://schemas.microsoft.com/office/word/2010/wordprocessingCanvas" xmlns:cx="http://schemas.microsoft.com/office/drawing/2014/chartex" xmlns:cx1="http://schemas.microsoft.com/office/drawing/2015/9/8/chartex" xmlns:cx2="http://schemas.microsoft.com/office/drawing/2015/10/21/chartex" xmlns:cx3="http://schemas.microsoft.com/office/drawing/2016/5/9/chartex" xmlns:cx4="http://schemas.microsoft.com/office/drawing/2016/5/10/chartex" xmlns:cx5="http://schemas.microsoft.com/office/drawing/2016/5/11/chartex" xmlns:cx6="http://schemas.microsoft.com/office/drawing/2016/5/12/chartex" xmlns:cx7="http://schemas.microsoft.com/office/drawing/2016/5/13/chartex" xmlns:cx8="http://schemas.microsoft.com/office/drawing/2016/5/14/chartex" xmlns:mc="http://schemas.openxmlformats.org/markup-compatibility/2006" xmlns:aink="http://schemas.microsoft.com/office/drawing/2016/ink" xmlns:am3d="http://schemas.microsoft.com/office/drawing/2017/model3d" xmlns:o="urn:schemas-microsoft-com:office:office" xmlns:r="http://schemas.openxmlformats.org/officeDocument/2006/relationships" xmlns:m="http://schemas.openxmlformats.org/officeDocument/2006/math" xmlns:v="urn:schemas-microsoft-com:vml" xmlns:wp14="http://schemas.microsoft.com/office/word/2010/wordprocessingDrawing" xmlns:wp="http://schemas.openxmlformats.org/drawingml/2006/wordprocessingDrawing" xmlns:w10="urn:schemas-microsoft-com:office:word" xmlns:w="http://schemas.openxmlformats.org/wordprocessingml/2006/main" xmlns:w14="http://schemas.microsoft.com/office/word/2010/wordml" xmlns:w15="http://schemas.microsoft.com/office/word/2012/wordml" xmlns:w16cid="http://schemas.microsoft.com/office/word/2016/wordml/cid" xmlns:w16se="http://schemas.microsoft.com/office/word/2015/wordml/symex" xmlns:wpg="http://schemas.microsoft.com/office/word/2010/wordprocessingGroup" xmlns:wpi="http://schemas.microsoft.com/office/word/2010/wordprocessingInk" xmlns:wne="http://schemas.microsoft.com/office/word/2006/wordml" xmlns:wps="http://schemas.microsoft.com/office/word/2010/wordprocessingShape" mc:Ignorable="w14 w15 w16se w16cid wp14">
+<w:ftr xmlns:wpc="http://schemas.microsoft.com/office/word/2010/wordprocessingCanvas" xmlns:cx="http://schemas.microsoft.com/office/drawing/2014/chartex" xmlns:cx1="http://schemas.microsoft.com/office/drawing/2015/9/8/chartex" xmlns:cx2="http://schemas.microsoft.com/office/drawing/2015/10/21/chartex" xmlns:cx3="http://schemas.microsoft.com/office/drawing/2016/5/9/chartex" xmlns:cx4="http://schemas.microsoft.com/office/drawing/2016/5/10/chartex" xmlns:cx5="http://schemas.microsoft.com/office/drawing/2016/5/11/chartex" xmlns:cx6="http://schemas.microsoft.com/office/drawing/2016/5/12/chartex" xmlns:cx7="http://schemas.microsoft.com/office/drawing/2016/5/13/chartex" xmlns:cx8="http://schemas.microsoft.com/office/drawing/2016/5/14/chartex" xmlns:mc="http://schemas.openxmlformats.org/markup-compatibility/2006" xmlns:aink="http://schemas.microsoft.com/office/drawing/2016/ink" xmlns:am3d="http://schemas.microsoft.com/office/drawing/2017/model3d" xmlns:o="urn:schemas-microsoft-com:office:office" xmlns:oel="http://schemas.microsoft.com/office/2019/extlst" xmlns:r="http://schemas.openxmlformats.org/officeDocument/2006/relationships" xmlns:m="http://schemas.openxmlformats.org/officeDocument/2006/math" xmlns:v="urn:schemas-microsoft-com:vml" xmlns:wp14="http://schemas.microsoft.com/office/word/2010/wordprocessingDrawing" xmlns:wp="http://schemas.openxmlformats.org/drawingml/2006/wordprocessingDrawing" xmlns:w10="urn:schemas-microsoft-com:office:word" xmlns:w="http://schemas.openxmlformats.org/wordprocessingml/2006/main" xmlns:w14="http://schemas.microsoft.com/office/word/2010/wordml" xmlns:w15="http://schemas.microsoft.com/office/word/2012/wordml" xmlns:w16cex="http://schemas.microsoft.com/office/word/2018/wordml/cex" xmlns:w16cid="http://schemas.microsoft.com/office/word/2016/wordml/cid" xmlns:w16="http://schemas.microsoft.com/office/word/2018/wordml" xmlns:w16du="http://schemas.microsoft.com/office/word/2023/wordml/word16du" xmlns:w16sdtdh="http://schemas.microsoft.com/office/word/2020/wordml/sdtdatahash" xmlns:w16sdtfl="http://schemas.microsoft.com/office/word/2024/wordml/sdtformatlock" xmlns:w16se="http://schemas.microsoft.com/office/word/2015/wordml/symex" xmlns:wpg="http://schemas.microsoft.com/office/word/2010/wordprocessingGroup" xmlns:wpi="http://schemas.microsoft.com/office/word/2010/wordprocessingInk" xmlns:wne="http://schemas.microsoft.com/office/word/2006/wordml" xmlns:wps="http://schemas.microsoft.com/office/word/2010/wordprocessingShape" mc:Ignorable="w14 w15 w16se w16cid w16 w16cex w16sdtdh w16sdtfl w16du wp14">
   <w:p>
     <w:pPr>
       <w:pStyle w:val="Fuzeile"/>
@@ -15062,7 +16090,7 @@
               <v:stroke joinstyle="miter"/>
               <v:path gradientshapeok="t" o:connecttype="rect"/>
             </v:shapetype>
-            <v:shape id="_x0000_s1027" type="#_x0000_t202" style="position:absolute;margin-left:381.7pt;margin-top:39.25pt;width:167.15pt;height:26.1pt;z-index:251669504;visibility:visible;mso-wrap-style:square;mso-width-percent:0;mso-height-percent:0;mso-wrap-distance-left:9pt;mso-wrap-distance-top:0;mso-wrap-distance-right:9pt;mso-wrap-distance-bottom:0;mso-position-horizontal:absolute;mso-position-horizontal-relative:text;mso-position-vertical:absolute;mso-position-vertical-relative:bottom-margin-area;mso-width-percent:0;mso-height-percent:0;mso-width-relative:margin;mso-height-relative:margin;v-text-anchor:top" o:gfxdata="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" filled="f" stroked="f">
+            <v:shape id="_x0000_s1027" type="#_x0000_t202" style="position:absolute;margin-left:381.7pt;margin-top:39.25pt;width:167.15pt;height:26.1pt;z-index:251669504;visibility:visible;mso-wrap-style:square;mso-width-percent:0;mso-height-percent:0;mso-wrap-distance-left:9pt;mso-wrap-distance-top:0;mso-wrap-distance-right:9pt;mso-wrap-distance-bottom:0;mso-position-horizontal:absolute;mso-position-horizontal-relative:text;mso-position-vertical:absolute;mso-position-vertical-relative:bottom-margin-area;mso-width-percent:0;mso-height-percent:0;mso-width-relative:margin;mso-height-relative:margin;v-text-anchor:top" o:gfxdata="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" filled="f" stroked="f">
               <v:textbox inset="0,0,0,0">
                 <w:txbxContent>
                   <w:p>
@@ -15185,7 +16213,7 @@
             </wp:anchor>
           </w:drawing>
         </mc:Choice>
-        <mc:Fallback xmlns:w16sdtdh="http://schemas.microsoft.com/office/word/2020/wordml/sdtdatahash" xmlns:w16="http://schemas.microsoft.com/office/word/2018/wordml" xmlns:w16cex="http://schemas.microsoft.com/office/word/2018/wordml/cex" xmlns:oel="http://schemas.microsoft.com/office/2019/extlst">
+        <mc:Fallback xmlns:w16cei="http://schemas.microsoft.com/office/word/2026/wordml/cei">
           <w:pict>
             <v:rect w14:anchorId="1618427F" id="Rectangle 10" o:spid="_x0000_s1026" style="position:absolute;margin-left:544.1pt;margin-top:13.1pt;width:595.3pt;height:61.9pt;z-index:251658239;visibility:visible;mso-wrap-style:square;mso-wrap-distance-left:9pt;mso-wrap-distance-top:0;mso-wrap-distance-right:9pt;mso-wrap-distance-bottom:0;mso-position-horizontal:right;mso-position-horizontal-relative:page;mso-position-vertical:absolute;mso-position-vertical-relative:text;v-text-anchor:top" o:gfxdata="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" fillcolor="#c6c8ca" stroked="f">
               <w10:wrap anchorx="page"/>
@@ -15199,7 +16227,7 @@
 </file>
 
 <file path=word/footer2.xml><?xml version="1.0" encoding="utf-8"?>
-<w:ftr xmlns:wpc="http://schemas.microsoft.com/office/word/2010/wordprocessingCanvas" xmlns:cx="http://schemas.microsoft.com/office/drawing/2014/chartex" xmlns:cx1="http://schemas.microsoft.com/office/drawing/2015/9/8/chartex" xmlns:cx2="http://schemas.microsoft.com/office/drawing/2015/10/21/chartex" xmlns:cx3="http://schemas.microsoft.com/office/drawing/2016/5/9/chartex" xmlns:cx4="http://schemas.microsoft.com/office/drawing/2016/5/10/chartex" xmlns:cx5="http://schemas.microsoft.com/office/drawing/2016/5/11/chartex" xmlns:cx6="http://schemas.microsoft.com/office/drawing/2016/5/12/chartex" xmlns:cx7="http://schemas.microsoft.com/office/drawing/2016/5/13/chartex" xmlns:cx8="http://schemas.microsoft.com/office/drawing/2016/5/14/chartex" xmlns:mc="http://schemas.openxmlformats.org/markup-compatibility/2006" xmlns:aink="http://schemas.microsoft.com/office/drawing/2016/ink" xmlns:am3d="http://schemas.microsoft.com/office/drawing/2017/model3d" xmlns:o="urn:schemas-microsoft-com:office:office" xmlns:r="http://schemas.openxmlformats.org/officeDocument/2006/relationships" xmlns:m="http://schemas.openxmlformats.org/officeDocument/2006/math" xmlns:v="urn:schemas-microsoft-com:vml" xmlns:wp14="http://schemas.microsoft.com/office/word/2010/wordprocessingDrawing" xmlns:wp="http://schemas.openxmlformats.org/drawingml/2006/wordprocessingDrawing" xmlns:w10="urn:schemas-microsoft-com:office:word" xmlns:w="http://schemas.openxmlformats.org/wordprocessingml/2006/main" xmlns:w14="http://schemas.microsoft.com/office/word/2010/wordml" xmlns:w15="http://schemas.microsoft.com/office/word/2012/wordml" xmlns:w16cid="http://schemas.microsoft.com/office/word/2016/wordml/cid" xmlns:w16se="http://schemas.microsoft.com/office/word/2015/wordml/symex" xmlns:wpg="http://schemas.microsoft.com/office/word/2010/wordprocessingGroup" xmlns:wpi="http://schemas.microsoft.com/office/word/2010/wordprocessingInk" xmlns:wne="http://schemas.microsoft.com/office/word/2006/wordml" xmlns:wps="http://schemas.microsoft.com/office/word/2010/wordprocessingShape" mc:Ignorable="w14 w15 w16se w16cid wp14">
+<w:ftr xmlns:wpc="http://schemas.microsoft.com/office/word/2010/wordprocessingCanvas" xmlns:cx="http://schemas.microsoft.com/office/drawing/2014/chartex" xmlns:cx1="http://schemas.microsoft.com/office/drawing/2015/9/8/chartex" xmlns:cx2="http://schemas.microsoft.com/office/drawing/2015/10/21/chartex" xmlns:cx3="http://schemas.microsoft.com/office/drawing/2016/5/9/chartex" xmlns:cx4="http://schemas.microsoft.com/office/drawing/2016/5/10/chartex" xmlns:cx5="http://schemas.microsoft.com/office/drawing/2016/5/11/chartex" xmlns:cx6="http://schemas.microsoft.com/office/drawing/2016/5/12/chartex" xmlns:cx7="http://schemas.microsoft.com/office/drawing/2016/5/13/chartex" xmlns:cx8="http://schemas.microsoft.com/office/drawing/2016/5/14/chartex" xmlns:mc="http://schemas.openxmlformats.org/markup-compatibility/2006" xmlns:aink="http://schemas.microsoft.com/office/drawing/2016/ink" xmlns:am3d="http://schemas.microsoft.com/office/drawing/2017/model3d" xmlns:o="urn:schemas-microsoft-com:office:office" xmlns:oel="http://schemas.microsoft.com/office/2019/extlst" xmlns:r="http://schemas.openxmlformats.org/officeDocument/2006/relationships" xmlns:m="http://schemas.openxmlformats.org/officeDocument/2006/math" xmlns:v="urn:schemas-microsoft-com:vml" xmlns:wp14="http://schemas.microsoft.com/office/word/2010/wordprocessingDrawing" xmlns:wp="http://schemas.openxmlformats.org/drawingml/2006/wordprocessingDrawing" xmlns:w10="urn:schemas-microsoft-com:office:word" xmlns:w="http://schemas.openxmlformats.org/wordprocessingml/2006/main" xmlns:w14="http://schemas.microsoft.com/office/word/2010/wordml" xmlns:w15="http://schemas.microsoft.com/office/word/2012/wordml" xmlns:w16cex="http://schemas.microsoft.com/office/word/2018/wordml/cex" xmlns:w16cid="http://schemas.microsoft.com/office/word/2016/wordml/cid" xmlns:w16="http://schemas.microsoft.com/office/word/2018/wordml" xmlns:w16du="http://schemas.microsoft.com/office/word/2023/wordml/word16du" xmlns:w16sdtdh="http://schemas.microsoft.com/office/word/2020/wordml/sdtdatahash" xmlns:w16sdtfl="http://schemas.microsoft.com/office/word/2024/wordml/sdtformatlock" xmlns:w16se="http://schemas.microsoft.com/office/word/2015/wordml/symex" xmlns:wpg="http://schemas.microsoft.com/office/word/2010/wordprocessingGroup" xmlns:wpi="http://schemas.microsoft.com/office/word/2010/wordprocessingInk" xmlns:wne="http://schemas.microsoft.com/office/word/2006/wordml" xmlns:wps="http://schemas.microsoft.com/office/word/2010/wordprocessingShape" mc:Ignorable="w14 w15 w16se w16cid w16 w16cex w16sdtdh w16sdtfl w16du wp14">
   <w:p>
     <w:pPr>
       <w:pStyle w:val="Fuzeile"/>
@@ -15343,7 +16371,7 @@
               <v:stroke joinstyle="miter"/>
               <v:path gradientshapeok="t" o:connecttype="rect"/>
             </v:shapetype>
-            <v:shape id="_x0000_s1029" type="#_x0000_t202" style="position:absolute;margin-left:376.25pt;margin-top:39.2pt;width:97.65pt;height:26.05pt;z-index:251672576;visibility:visible;mso-wrap-style:square;mso-width-percent:0;mso-height-percent:0;mso-wrap-distance-left:9pt;mso-wrap-distance-top:0;mso-wrap-distance-right:9pt;mso-wrap-distance-bottom:0;mso-position-horizontal:absolute;mso-position-horizontal-relative:text;mso-position-vertical:absolute;mso-position-vertical-relative:bottom-margin-area;mso-width-percent:0;mso-height-percent:0;mso-width-relative:margin;mso-height-relative:margin;v-text-anchor:top" o:gfxdata="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" filled="f" stroked="f">
+            <v:shape id="_x0000_s1029" type="#_x0000_t202" style="position:absolute;margin-left:376.25pt;margin-top:39.2pt;width:97.65pt;height:26.05pt;z-index:251672576;visibility:visible;mso-wrap-style:square;mso-width-percent:0;mso-height-percent:0;mso-wrap-distance-left:9pt;mso-wrap-distance-top:0;mso-wrap-distance-right:9pt;mso-wrap-distance-bottom:0;mso-position-horizontal:absolute;mso-position-horizontal-relative:text;mso-position-vertical:absolute;mso-position-vertical-relative:bottom-margin-area;mso-width-percent:0;mso-height-percent:0;mso-width-relative:margin;mso-height-relative:margin;v-text-anchor:top" o:gfxdata="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" filled="f" stroked="f">
               <v:textbox inset="0,0,0,0">
                 <w:txbxContent>
                   <w:p>
@@ -15472,7 +16500,7 @@
             </wp:anchor>
           </w:drawing>
         </mc:Choice>
-        <mc:Fallback xmlns:w16sdtdh="http://schemas.microsoft.com/office/word/2020/wordml/sdtdatahash" xmlns:w16="http://schemas.microsoft.com/office/word/2018/wordml" xmlns:w16cex="http://schemas.microsoft.com/office/word/2018/wordml/cex" xmlns:oel="http://schemas.microsoft.com/office/2019/extlst">
+        <mc:Fallback xmlns:w16cei="http://schemas.microsoft.com/office/word/2026/wordml/cei">
           <w:pict>
             <v:rect w14:anchorId="4DED211A" id="Rectangle 10" o:spid="_x0000_s1026" style="position:absolute;margin-left:0;margin-top:13.65pt;width:595.3pt;height:61.9pt;z-index:251671552;visibility:visible;mso-wrap-style:square;mso-wrap-distance-left:9pt;mso-wrap-distance-top:0;mso-wrap-distance-right:9pt;mso-wrap-distance-bottom:0;mso-position-horizontal:absolute;mso-position-horizontal-relative:page;mso-position-vertical:absolute;mso-position-vertical-relative:text;v-text-anchor:top" o:gfxdata="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" fillcolor="#c6c8ca" stroked="f">
               <w10:wrap anchorx="page"/>
@@ -15486,7 +16514,7 @@
 </file>
 
 <file path=word/footer3.xml><?xml version="1.0" encoding="utf-8"?>
-<w:ftr xmlns:wpc="http://schemas.microsoft.com/office/word/2010/wordprocessingCanvas" xmlns:cx="http://schemas.microsoft.com/office/drawing/2014/chartex" xmlns:cx1="http://schemas.microsoft.com/office/drawing/2015/9/8/chartex" xmlns:cx2="http://schemas.microsoft.com/office/drawing/2015/10/21/chartex" xmlns:cx3="http://schemas.microsoft.com/office/drawing/2016/5/9/chartex" xmlns:cx4="http://schemas.microsoft.com/office/drawing/2016/5/10/chartex" xmlns:cx5="http://schemas.microsoft.com/office/drawing/2016/5/11/chartex" xmlns:cx6="http://schemas.microsoft.com/office/drawing/2016/5/12/chartex" xmlns:cx7="http://schemas.microsoft.com/office/drawing/2016/5/13/chartex" xmlns:cx8="http://schemas.microsoft.com/office/drawing/2016/5/14/chartex" xmlns:mc="http://schemas.openxmlformats.org/markup-compatibility/2006" xmlns:aink="http://schemas.microsoft.com/office/drawing/2016/ink" xmlns:am3d="http://schemas.microsoft.com/office/drawing/2017/model3d" xmlns:o="urn:schemas-microsoft-com:office:office" xmlns:r="http://schemas.openxmlformats.org/officeDocument/2006/relationships" xmlns:m="http://schemas.openxmlformats.org/officeDocument/2006/math" xmlns:v="urn:schemas-microsoft-com:vml" xmlns:wp14="http://schemas.microsoft.com/office/word/2010/wordprocessingDrawing" xmlns:wp="http://schemas.openxmlformats.org/drawingml/2006/wordprocessingDrawing" xmlns:w10="urn:schemas-microsoft-com:office:word" xmlns:w="http://schemas.openxmlformats.org/wordprocessingml/2006/main" xmlns:w14="http://schemas.microsoft.com/office/word/2010/wordml" xmlns:w15="http://schemas.microsoft.com/office/word/2012/wordml" xmlns:w16cid="http://schemas.microsoft.com/office/word/2016/wordml/cid" xmlns:w16se="http://schemas.microsoft.com/office/word/2015/wordml/symex" xmlns:wpg="http://schemas.microsoft.com/office/word/2010/wordprocessingGroup" xmlns:wpi="http://schemas.microsoft.com/office/word/2010/wordprocessingInk" xmlns:wne="http://schemas.microsoft.com/office/word/2006/wordml" xmlns:wps="http://schemas.microsoft.com/office/word/2010/wordprocessingShape" mc:Ignorable="w14 w15 w16se w16cid wp14">
+<w:ftr xmlns:wpc="http://schemas.microsoft.com/office/word/2010/wordprocessingCanvas" xmlns:cx="http://schemas.microsoft.com/office/drawing/2014/chartex" xmlns:cx1="http://schemas.microsoft.com/office/drawing/2015/9/8/chartex" xmlns:cx2="http://schemas.microsoft.com/office/drawing/2015/10/21/chartex" xmlns:cx3="http://schemas.microsoft.com/office/drawing/2016/5/9/chartex" xmlns:cx4="http://schemas.microsoft.com/office/drawing/2016/5/10/chartex" xmlns:cx5="http://schemas.microsoft.com/office/drawing/2016/5/11/chartex" xmlns:cx6="http://schemas.microsoft.com/office/drawing/2016/5/12/chartex" xmlns:cx7="http://schemas.microsoft.com/office/drawing/2016/5/13/chartex" xmlns:cx8="http://schemas.microsoft.com/office/drawing/2016/5/14/chartex" xmlns:mc="http://schemas.openxmlformats.org/markup-compatibility/2006" xmlns:aink="http://schemas.microsoft.com/office/drawing/2016/ink" xmlns:am3d="http://schemas.microsoft.com/office/drawing/2017/model3d" xmlns:o="urn:schemas-microsoft-com:office:office" xmlns:oel="http://schemas.microsoft.com/office/2019/extlst" xmlns:r="http://schemas.openxmlformats.org/officeDocument/2006/relationships" xmlns:m="http://schemas.openxmlformats.org/officeDocument/2006/math" xmlns:v="urn:schemas-microsoft-com:vml" xmlns:wp14="http://schemas.microsoft.com/office/word/2010/wordprocessingDrawing" xmlns:wp="http://schemas.openxmlformats.org/drawingml/2006/wordprocessingDrawing" xmlns:w10="urn:schemas-microsoft-com:office:word" xmlns:w="http://schemas.openxmlformats.org/wordprocessingml/2006/main" xmlns:w14="http://schemas.microsoft.com/office/word/2010/wordml" xmlns:w15="http://schemas.microsoft.com/office/word/2012/wordml" xmlns:w16cex="http://schemas.microsoft.com/office/word/2018/wordml/cex" xmlns:w16cid="http://schemas.microsoft.com/office/word/2016/wordml/cid" xmlns:w16="http://schemas.microsoft.com/office/word/2018/wordml" xmlns:w16du="http://schemas.microsoft.com/office/word/2023/wordml/word16du" xmlns:w16sdtdh="http://schemas.microsoft.com/office/word/2020/wordml/sdtdatahash" xmlns:w16sdtfl="http://schemas.microsoft.com/office/word/2024/wordml/sdtformatlock" xmlns:w16se="http://schemas.microsoft.com/office/word/2015/wordml/symex" xmlns:wpg="http://schemas.microsoft.com/office/word/2010/wordprocessingGroup" xmlns:wpi="http://schemas.microsoft.com/office/word/2010/wordprocessingInk" xmlns:wne="http://schemas.microsoft.com/office/word/2006/wordml" xmlns:wps="http://schemas.microsoft.com/office/word/2010/wordprocessingShape" mc:Ignorable="w14 w15 w16se w16cid w16 w16cex w16sdtdh w16sdtfl w16du wp14">
   <w:p>
     <w:pPr>
       <w:pStyle w:val="Fuzeile"/>
@@ -15624,7 +16652,7 @@
               <v:stroke joinstyle="miter"/>
               <v:path gradientshapeok="t" o:connecttype="rect"/>
             </v:shapetype>
-            <v:shape id="_x0000_s1030" type="#_x0000_t202" style="position:absolute;margin-left:381.7pt;margin-top:39.25pt;width:167.15pt;height:26.1pt;z-index:251679744;visibility:visible;mso-wrap-style:square;mso-width-percent:0;mso-height-percent:0;mso-wrap-distance-left:9pt;mso-wrap-distance-top:0;mso-wrap-distance-right:9pt;mso-wrap-distance-bottom:0;mso-position-horizontal:absolute;mso-position-horizontal-relative:text;mso-position-vertical:absolute;mso-position-vertical-relative:bottom-margin-area;mso-width-percent:0;mso-height-percent:0;mso-width-relative:margin;mso-height-relative:margin;v-text-anchor:top" o:gfxdata="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" filled="f" stroked="f">
+            <v:shape id="_x0000_s1030" type="#_x0000_t202" style="position:absolute;margin-left:381.7pt;margin-top:39.25pt;width:167.15pt;height:26.1pt;z-index:251679744;visibility:visible;mso-wrap-style:square;mso-width-percent:0;mso-height-percent:0;mso-wrap-distance-left:9pt;mso-wrap-distance-top:0;mso-wrap-distance-right:9pt;mso-wrap-distance-bottom:0;mso-position-horizontal:absolute;mso-position-horizontal-relative:text;mso-position-vertical:absolute;mso-position-vertical-relative:bottom-margin-area;mso-width-percent:0;mso-height-percent:0;mso-width-relative:margin;mso-height-relative:margin;v-text-anchor:top" o:gfxdata="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" filled="f" stroked="f">
               <v:textbox inset="0,0,0,0">
                 <w:txbxContent>
                   <w:p>
@@ -15687,7 +16715,7 @@
 </file>
 
 <file path=word/footnotes.xml><?xml version="1.0" encoding="utf-8"?>
-<w:footnotes xmlns:wpc="http://schemas.microsoft.com/office/word/2010/wordprocessingCanvas" xmlns:cx="http://schemas.microsoft.com/office/drawing/2014/chartex" xmlns:cx1="http://schemas.microsoft.com/office/drawing/2015/9/8/chartex" xmlns:cx2="http://schemas.microsoft.com/office/drawing/2015/10/21/chartex" xmlns:cx3="http://schemas.microsoft.com/office/drawing/2016/5/9/chartex" xmlns:cx4="http://schemas.microsoft.com/office/drawing/2016/5/10/chartex" xmlns:cx5="http://schemas.microsoft.com/office/drawing/2016/5/11/chartex" xmlns:cx6="http://schemas.microsoft.com/office/drawing/2016/5/12/chartex" xmlns:cx7="http://schemas.microsoft.com/office/drawing/2016/5/13/chartex" xmlns:cx8="http://schemas.microsoft.com/office/drawing/2016/5/14/chartex" xmlns:mc="http://schemas.openxmlformats.org/markup-compatibility/2006" xmlns:aink="http://schemas.microsoft.com/office/drawing/2016/ink" xmlns:am3d="http://schemas.microsoft.com/office/drawing/2017/model3d" xmlns:o="urn:schemas-microsoft-com:office:office" xmlns:r="http://schemas.openxmlformats.org/officeDocument/2006/relationships" xmlns:m="http://schemas.openxmlformats.org/officeDocument/2006/math" xmlns:v="urn:schemas-microsoft-com:vml" xmlns:wp14="http://schemas.microsoft.com/office/word/2010/wordprocessingDrawing" xmlns:wp="http://schemas.openxmlformats.org/drawingml/2006/wordprocessingDrawing" xmlns:w10="urn:schemas-microsoft-com:office:word" xmlns:w="http://schemas.openxmlformats.org/wordprocessingml/2006/main" xmlns:w14="http://schemas.microsoft.com/office/word/2010/wordml" xmlns:w15="http://schemas.microsoft.com/office/word/2012/wordml" xmlns:w16cid="http://schemas.microsoft.com/office/word/2016/wordml/cid" xmlns:w16se="http://schemas.microsoft.com/office/word/2015/wordml/symex" xmlns:wpg="http://schemas.microsoft.com/office/word/2010/wordprocessingGroup" xmlns:wpi="http://schemas.microsoft.com/office/word/2010/wordprocessingInk" xmlns:wne="http://schemas.microsoft.com/office/word/2006/wordml" xmlns:wps="http://schemas.microsoft.com/office/word/2010/wordprocessingShape" mc:Ignorable="w14 w15 w16se w16cid wp14">
+<w:footnotes xmlns:wpc="http://schemas.microsoft.com/office/word/2010/wordprocessingCanvas" xmlns:cx="http://schemas.microsoft.com/office/drawing/2014/chartex" xmlns:cx1="http://schemas.microsoft.com/office/drawing/2015/9/8/chartex" xmlns:cx2="http://schemas.microsoft.com/office/drawing/2015/10/21/chartex" xmlns:cx3="http://schemas.microsoft.com/office/drawing/2016/5/9/chartex" xmlns:cx4="http://schemas.microsoft.com/office/drawing/2016/5/10/chartex" xmlns:cx5="http://schemas.microsoft.com/office/drawing/2016/5/11/chartex" xmlns:cx6="http://schemas.microsoft.com/office/drawing/2016/5/12/chartex" xmlns:cx7="http://schemas.microsoft.com/office/drawing/2016/5/13/chartex" xmlns:cx8="http://schemas.microsoft.com/office/drawing/2016/5/14/chartex" xmlns:mc="http://schemas.openxmlformats.org/markup-compatibility/2006" xmlns:aink="http://schemas.microsoft.com/office/drawing/2016/ink" xmlns:am3d="http://schemas.microsoft.com/office/drawing/2017/model3d" xmlns:o="urn:schemas-microsoft-com:office:office" xmlns:oel="http://schemas.microsoft.com/office/2019/extlst" xmlns:r="http://schemas.openxmlformats.org/officeDocument/2006/relationships" xmlns:m="http://schemas.openxmlformats.org/officeDocument/2006/math" xmlns:v="urn:schemas-microsoft-com:vml" xmlns:wp14="http://schemas.microsoft.com/office/word/2010/wordprocessingDrawing" xmlns:wp="http://schemas.openxmlformats.org/drawingml/2006/wordprocessingDrawing" xmlns:w10="urn:schemas-microsoft-com:office:word" xmlns:w="http://schemas.openxmlformats.org/wordprocessingml/2006/main" xmlns:w14="http://schemas.microsoft.com/office/word/2010/wordml" xmlns:w15="http://schemas.microsoft.com/office/word/2012/wordml" xmlns:w16cex="http://schemas.microsoft.com/office/word/2018/wordml/cex" xmlns:w16cid="http://schemas.microsoft.com/office/word/2016/wordml/cid" xmlns:w16="http://schemas.microsoft.com/office/word/2018/wordml" xmlns:w16du="http://schemas.microsoft.com/office/word/2023/wordml/word16du" xmlns:w16sdtdh="http://schemas.microsoft.com/office/word/2020/wordml/sdtdatahash" xmlns:w16sdtfl="http://schemas.microsoft.com/office/word/2024/wordml/sdtformatlock" xmlns:w16se="http://schemas.microsoft.com/office/word/2015/wordml/symex" xmlns:wpg="http://schemas.microsoft.com/office/word/2010/wordprocessingGroup" xmlns:wpi="http://schemas.microsoft.com/office/word/2010/wordprocessingInk" xmlns:wne="http://schemas.microsoft.com/office/word/2006/wordml" xmlns:wps="http://schemas.microsoft.com/office/word/2010/wordprocessingShape" mc:Ignorable="w14 w15 w16se w16cid w16 w16cex w16sdtdh w16sdtfl w16du wp14">
   <w:footnote w:type="separator" w:id="-1">
     <w:p>
       <w:r>
@@ -15706,7 +16734,7 @@
 </file>
 
 <file path=word/header1.xml><?xml version="1.0" encoding="utf-8"?>
-<w:hdr xmlns:wpc="http://schemas.microsoft.com/office/word/2010/wordprocessingCanvas" xmlns:cx="http://schemas.microsoft.com/office/drawing/2014/chartex" xmlns:cx1="http://schemas.microsoft.com/office/drawing/2015/9/8/chartex" xmlns:cx2="http://schemas.microsoft.com/office/drawing/2015/10/21/chartex" xmlns:cx3="http://schemas.microsoft.com/office/drawing/2016/5/9/chartex" xmlns:cx4="http://schemas.microsoft.com/office/drawing/2016/5/10/chartex" xmlns:cx5="http://schemas.microsoft.com/office/drawing/2016/5/11/chartex" xmlns:cx6="http://schemas.microsoft.com/office/drawing/2016/5/12/chartex" xmlns:cx7="http://schemas.microsoft.com/office/drawing/2016/5/13/chartex" xmlns:cx8="http://schemas.microsoft.com/office/drawing/2016/5/14/chartex" xmlns:mc="http://schemas.openxmlformats.org/markup-compatibility/2006" xmlns:aink="http://schemas.microsoft.com/office/drawing/2016/ink" xmlns:am3d="http://schemas.microsoft.com/office/drawing/2017/model3d" xmlns:o="urn:schemas-microsoft-com:office:office" xmlns:r="http://schemas.openxmlformats.org/officeDocument/2006/relationships" xmlns:m="http://schemas.openxmlformats.org/officeDocument/2006/math" xmlns:v="urn:schemas-microsoft-com:vml" xmlns:wp14="http://schemas.microsoft.com/office/word/2010/wordprocessingDrawing" xmlns:wp="http://schemas.openxmlformats.org/drawingml/2006/wordprocessingDrawing" xmlns:w10="urn:schemas-microsoft-com:office:word" xmlns:w="http://schemas.openxmlformats.org/wordprocessingml/2006/main" xmlns:w14="http://schemas.microsoft.com/office/word/2010/wordml" xmlns:w15="http://schemas.microsoft.com/office/word/2012/wordml" xmlns:w16cid="http://schemas.microsoft.com/office/word/2016/wordml/cid" xmlns:w16se="http://schemas.microsoft.com/office/word/2015/wordml/symex" xmlns:wpg="http://schemas.microsoft.com/office/word/2010/wordprocessingGroup" xmlns:wpi="http://schemas.microsoft.com/office/word/2010/wordprocessingInk" xmlns:wne="http://schemas.microsoft.com/office/word/2006/wordml" xmlns:wps="http://schemas.microsoft.com/office/word/2010/wordprocessingShape" mc:Ignorable="w14 w15 w16se w16cid wp14">
+<w:hdr xmlns:wpc="http://schemas.microsoft.com/office/word/2010/wordprocessingCanvas" xmlns:cx="http://schemas.microsoft.com/office/drawing/2014/chartex" xmlns:cx1="http://schemas.microsoft.com/office/drawing/2015/9/8/chartex" xmlns:cx2="http://schemas.microsoft.com/office/drawing/2015/10/21/chartex" xmlns:cx3="http://schemas.microsoft.com/office/drawing/2016/5/9/chartex" xmlns:cx4="http://schemas.microsoft.com/office/drawing/2016/5/10/chartex" xmlns:cx5="http://schemas.microsoft.com/office/drawing/2016/5/11/chartex" xmlns:cx6="http://schemas.microsoft.com/office/drawing/2016/5/12/chartex" xmlns:cx7="http://schemas.microsoft.com/office/drawing/2016/5/13/chartex" xmlns:cx8="http://schemas.microsoft.com/office/drawing/2016/5/14/chartex" xmlns:mc="http://schemas.openxmlformats.org/markup-compatibility/2006" xmlns:aink="http://schemas.microsoft.com/office/drawing/2016/ink" xmlns:am3d="http://schemas.microsoft.com/office/drawing/2017/model3d" xmlns:o="urn:schemas-microsoft-com:office:office" xmlns:oel="http://schemas.microsoft.com/office/2019/extlst" xmlns:r="http://schemas.openxmlformats.org/officeDocument/2006/relationships" xmlns:m="http://schemas.openxmlformats.org/officeDocument/2006/math" xmlns:v="urn:schemas-microsoft-com:vml" xmlns:wp14="http://schemas.microsoft.com/office/word/2010/wordprocessingDrawing" xmlns:wp="http://schemas.openxmlformats.org/drawingml/2006/wordprocessingDrawing" xmlns:w10="urn:schemas-microsoft-com:office:word" xmlns:w="http://schemas.openxmlformats.org/wordprocessingml/2006/main" xmlns:w14="http://schemas.microsoft.com/office/word/2010/wordml" xmlns:w15="http://schemas.microsoft.com/office/word/2012/wordml" xmlns:w16cex="http://schemas.microsoft.com/office/word/2018/wordml/cex" xmlns:w16cid="http://schemas.microsoft.com/office/word/2016/wordml/cid" xmlns:w16="http://schemas.microsoft.com/office/word/2018/wordml" xmlns:w16du="http://schemas.microsoft.com/office/word/2023/wordml/word16du" xmlns:w16sdtdh="http://schemas.microsoft.com/office/word/2020/wordml/sdtdatahash" xmlns:w16sdtfl="http://schemas.microsoft.com/office/word/2024/wordml/sdtformatlock" xmlns:w16se="http://schemas.microsoft.com/office/word/2015/wordml/symex" xmlns:wpg="http://schemas.microsoft.com/office/word/2010/wordprocessingGroup" xmlns:wpi="http://schemas.microsoft.com/office/word/2010/wordprocessingInk" xmlns:wne="http://schemas.microsoft.com/office/word/2006/wordml" xmlns:wps="http://schemas.microsoft.com/office/word/2010/wordprocessingShape" mc:Ignorable="w14 w15 w16se w16cid w16 w16cex w16sdtdh w16sdtfl w16du wp14">
   <w:p>
     <w:pPr>
       <w:pStyle w:val="Kopfzeile"/>
@@ -15782,6 +16810,7 @@
                               <w:sz w:val="28"/>
                             </w:rPr>
                           </w:pPr>
+                          <w:proofErr w:type="gramStart"/>
                           <w:r>
                             <w:rPr>
                               <w:rStyle w:val="HeadlineKopfzeileLightZchn"/>
@@ -15803,6 +16832,7 @@
                             </w:rPr>
                             <w:t>|</w:t>
                           </w:r>
+                          <w:proofErr w:type="gramEnd"/>
                           <w:r>
                             <w:rPr>
                               <w:color w:val="6D6E71"/>
@@ -15835,7 +16865,7 @@
               <v:stroke joinstyle="miter"/>
               <v:path gradientshapeok="t" o:connecttype="rect"/>
             </v:shapetype>
-            <v:shape id="Text Box 4" o:spid="_x0000_s1026" type="#_x0000_t202" style="position:absolute;margin-left:310.15pt;margin-top:49.8pt;width:145.15pt;height:17.05pt;z-index:251659264;visibility:visible;mso-wrap-style:square;mso-wrap-distance-left:9pt;mso-wrap-distance-top:0;mso-wrap-distance-right:9pt;mso-wrap-distance-bottom:0;mso-position-horizontal:absolute;mso-position-horizontal-relative:text;mso-position-vertical:absolute;mso-position-vertical-relative:text;v-text-anchor:top" o:gfxdata="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" filled="f" stroked="f">
+            <v:shape id="Text Box 4" o:spid="_x0000_s1026" type="#_x0000_t202" style="position:absolute;margin-left:310.15pt;margin-top:49.8pt;width:145.15pt;height:17.05pt;z-index:251659264;visibility:visible;mso-wrap-style:square;mso-wrap-distance-left:9pt;mso-wrap-distance-top:0;mso-wrap-distance-right:9pt;mso-wrap-distance-bottom:0;mso-position-horizontal:absolute;mso-position-horizontal-relative:text;mso-position-vertical:absolute;mso-position-vertical-relative:text;v-text-anchor:top" o:gfxdata="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" filled="f" stroked="f">
               <v:textbox inset="0,0,0,0">
                 <w:txbxContent>
                   <w:p>
@@ -15894,7 +16924,7 @@
 </file>
 
 <file path=word/header2.xml><?xml version="1.0" encoding="utf-8"?>
-<w:hdr xmlns:wpc="http://schemas.microsoft.com/office/word/2010/wordprocessingCanvas" xmlns:cx="http://schemas.microsoft.com/office/drawing/2014/chartex" xmlns:cx1="http://schemas.microsoft.com/office/drawing/2015/9/8/chartex" xmlns:cx2="http://schemas.microsoft.com/office/drawing/2015/10/21/chartex" xmlns:cx3="http://schemas.microsoft.com/office/drawing/2016/5/9/chartex" xmlns:cx4="http://schemas.microsoft.com/office/drawing/2016/5/10/chartex" xmlns:cx5="http://schemas.microsoft.com/office/drawing/2016/5/11/chartex" xmlns:cx6="http://schemas.microsoft.com/office/drawing/2016/5/12/chartex" xmlns:cx7="http://schemas.microsoft.com/office/drawing/2016/5/13/chartex" xmlns:cx8="http://schemas.microsoft.com/office/drawing/2016/5/14/chartex" xmlns:mc="http://schemas.openxmlformats.org/markup-compatibility/2006" xmlns:aink="http://schemas.microsoft.com/office/drawing/2016/ink" xmlns:am3d="http://schemas.microsoft.com/office/drawing/2017/model3d" xmlns:o="urn:schemas-microsoft-com:office:office" xmlns:r="http://schemas.openxmlformats.org/officeDocument/2006/relationships" xmlns:m="http://schemas.openxmlformats.org/officeDocument/2006/math" xmlns:v="urn:schemas-microsoft-com:vml" xmlns:wp14="http://schemas.microsoft.com/office/word/2010/wordprocessingDrawing" xmlns:wp="http://schemas.openxmlformats.org/drawingml/2006/wordprocessingDrawing" xmlns:w10="urn:schemas-microsoft-com:office:word" xmlns:w="http://schemas.openxmlformats.org/wordprocessingml/2006/main" xmlns:w14="http://schemas.microsoft.com/office/word/2010/wordml" xmlns:w15="http://schemas.microsoft.com/office/word/2012/wordml" xmlns:w16cid="http://schemas.microsoft.com/office/word/2016/wordml/cid" xmlns:w16se="http://schemas.microsoft.com/office/word/2015/wordml/symex" xmlns:wpg="http://schemas.microsoft.com/office/word/2010/wordprocessingGroup" xmlns:wpi="http://schemas.microsoft.com/office/word/2010/wordprocessingInk" xmlns:wne="http://schemas.microsoft.com/office/word/2006/wordml" xmlns:wps="http://schemas.microsoft.com/office/word/2010/wordprocessingShape" mc:Ignorable="w14 w15 w16se w16cid wp14">
+<w:hdr xmlns:wpc="http://schemas.microsoft.com/office/word/2010/wordprocessingCanvas" xmlns:cx="http://schemas.microsoft.com/office/drawing/2014/chartex" xmlns:cx1="http://schemas.microsoft.com/office/drawing/2015/9/8/chartex" xmlns:cx2="http://schemas.microsoft.com/office/drawing/2015/10/21/chartex" xmlns:cx3="http://schemas.microsoft.com/office/drawing/2016/5/9/chartex" xmlns:cx4="http://schemas.microsoft.com/office/drawing/2016/5/10/chartex" xmlns:cx5="http://schemas.microsoft.com/office/drawing/2016/5/11/chartex" xmlns:cx6="http://schemas.microsoft.com/office/drawing/2016/5/12/chartex" xmlns:cx7="http://schemas.microsoft.com/office/drawing/2016/5/13/chartex" xmlns:cx8="http://schemas.microsoft.com/office/drawing/2016/5/14/chartex" xmlns:mc="http://schemas.openxmlformats.org/markup-compatibility/2006" xmlns:aink="http://schemas.microsoft.com/office/drawing/2016/ink" xmlns:am3d="http://schemas.microsoft.com/office/drawing/2017/model3d" xmlns:o="urn:schemas-microsoft-com:office:office" xmlns:oel="http://schemas.microsoft.com/office/2019/extlst" xmlns:r="http://schemas.openxmlformats.org/officeDocument/2006/relationships" xmlns:m="http://schemas.openxmlformats.org/officeDocument/2006/math" xmlns:v="urn:schemas-microsoft-com:vml" xmlns:wp14="http://schemas.microsoft.com/office/word/2010/wordprocessingDrawing" xmlns:wp="http://schemas.openxmlformats.org/drawingml/2006/wordprocessingDrawing" xmlns:w10="urn:schemas-microsoft-com:office:word" xmlns:w="http://schemas.openxmlformats.org/wordprocessingml/2006/main" xmlns:w14="http://schemas.microsoft.com/office/word/2010/wordml" xmlns:w15="http://schemas.microsoft.com/office/word/2012/wordml" xmlns:w16cex="http://schemas.microsoft.com/office/word/2018/wordml/cex" xmlns:w16cid="http://schemas.microsoft.com/office/word/2016/wordml/cid" xmlns:w16="http://schemas.microsoft.com/office/word/2018/wordml" xmlns:w16du="http://schemas.microsoft.com/office/word/2023/wordml/word16du" xmlns:w16sdtdh="http://schemas.microsoft.com/office/word/2020/wordml/sdtdatahash" xmlns:w16sdtfl="http://schemas.microsoft.com/office/word/2024/wordml/sdtformatlock" xmlns:w16se="http://schemas.microsoft.com/office/word/2015/wordml/symex" xmlns:wpg="http://schemas.microsoft.com/office/word/2010/wordprocessingGroup" xmlns:wpi="http://schemas.microsoft.com/office/word/2010/wordprocessingInk" xmlns:wne="http://schemas.microsoft.com/office/word/2006/wordml" xmlns:wps="http://schemas.microsoft.com/office/word/2010/wordprocessingShape" mc:Ignorable="w14 w15 w16se w16cid w16 w16cex w16sdtdh w16sdtfl w16du wp14">
   <w:p>
     <w:pPr>
       <w:pStyle w:val="Kopfzeile"/>
@@ -16058,7 +17088,7 @@
                               <w:noProof/>
                               <w:lang w:val="en-US"/>
                             </w:rPr>
-                            <w:t>Library for DataFlex V31.0</w:t>
+                            <w:t>Library for DataFlex V32.0</w:t>
                           </w:r>
                           <w:r>
                             <w:rPr>
@@ -16090,7 +17120,7 @@
               <v:stroke joinstyle="miter"/>
               <v:path gradientshapeok="t" o:connecttype="rect"/>
             </v:shapetype>
-            <v:shape id="_x0000_s1028" type="#_x0000_t202" style="position:absolute;margin-left:-8.65pt;margin-top:85.5pt;width:485.8pt;height:26.05pt;z-index:251667456;visibility:visible;mso-wrap-style:square;mso-width-percent:0;mso-height-percent:0;mso-wrap-distance-left:9pt;mso-wrap-distance-top:0;mso-wrap-distance-right:9pt;mso-wrap-distance-bottom:0;mso-position-horizontal:absolute;mso-position-horizontal-relative:margin;mso-position-vertical:absolute;mso-position-vertical-relative:page;mso-width-percent:0;mso-height-percent:0;mso-width-relative:margin;mso-height-relative:margin;v-text-anchor:top" o:gfxdata="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" filled="f" stroked="f">
+            <v:shape id="_x0000_s1028" type="#_x0000_t202" style="position:absolute;margin-left:-8.65pt;margin-top:85.5pt;width:485.8pt;height:26.05pt;z-index:251667456;visibility:visible;mso-wrap-style:square;mso-width-percent:0;mso-height-percent:0;mso-wrap-distance-left:9pt;mso-wrap-distance-top:0;mso-wrap-distance-right:9pt;mso-wrap-distance-bottom:0;mso-position-horizontal:absolute;mso-position-horizontal-relative:margin;mso-position-vertical:absolute;mso-position-vertical-relative:page;mso-width-percent:0;mso-height-percent:0;mso-width-relative:margin;mso-height-relative:margin;v-text-anchor:top" o:gfxdata="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" filled="f" stroked="f">
               <v:textbox inset="0,0,0,0">
                 <w:txbxContent>
                   <w:p>
@@ -16185,7 +17215,7 @@
                         <w:noProof/>
                         <w:lang w:val="en-US"/>
                       </w:rPr>
-                      <w:t>Library for DataFlex V31.0</w:t>
+                      <w:t>Library for DataFlex V32.0</w:t>
                     </w:r>
                     <w:r>
                       <w:rPr>
@@ -18081,7 +19111,7 @@
             </wp:anchor>
           </w:drawing>
         </mc:Choice>
-        <mc:Fallback xmlns:w16sdtdh="http://schemas.microsoft.com/office/word/2020/wordml/sdtdatahash" xmlns:w16="http://schemas.microsoft.com/office/word/2018/wordml" xmlns:w16cex="http://schemas.microsoft.com/office/word/2018/wordml/cex" xmlns:oel="http://schemas.microsoft.com/office/2019/extlst">
+        <mc:Fallback xmlns:w16cei="http://schemas.microsoft.com/office/word/2026/wordml/cei">
           <w:pict>
             <v:group w14:anchorId="13B5511B" id="Group 6" o:spid="_x0000_s1026" style="position:absolute;margin-left:471.3pt;margin-top:-5.6pt;width:77.1pt;height:20.1pt;z-index:251665408;mso-position-horizontal-relative:page" coordsize="1542,402" o:gfxdata="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">
               <v:shape id="AutoShape 7" o:spid="_x0000_s1027" style="position:absolute;width:1542;height:402;visibility:visible;mso-wrap-style:square;v-text-anchor:top" coordsize="1542,402" o:gfxdata="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" path="m137,178r-15,1l108,182r-14,5l80,193r-13,7l54,209,42,219,31,231,21,244r-8,14l7,273,3,289r,1l2,290r,1l,306r,15l3,334r5,13l15,359r8,11l33,379r11,7l57,393r13,4l83,400r15,1l133,396r32,-12l180,373r-78,l84,371,69,366,56,358,45,348,37,335,32,321,31,306r1,-17l37,274r7,-15l54,246,67,233,81,222r15,-8l113,209r18,-3l142,206r73,l214,204,201,194r-15,-7l171,181r-17,-2l137,178xm220,334r-33,l179,342r-9,7l160,356r-11,6l137,367r-11,3l114,372r-12,1l180,373r14,-10l220,334xm215,206r-73,l152,207r20,6l180,217r14,13l200,238r3,9l237,247r-5,-17l224,216r-9,-10xm412,179r-12,l384,180r-16,2l353,187r-15,6l323,201r-13,10l298,221r-10,12l279,245r-8,13l266,272r-4,14l259,303r,15l261,333r4,14l272,359r8,11l289,379r11,8l313,393r13,4l339,400r14,1l368,400r16,-3l399,392r16,-8l429,376r3,-2l358,374r-16,-2l327,367r-13,-8l303,349r-9,-13l289,322r-1,-16l290,287r5,-16l303,256r11,-13l327,230r16,-10l358,213r17,-5l392,206r73,l458,199r-10,-7l424,181r-12,-2xm465,206r-73,l402,207r10,2l421,212r9,5l441,225r9,10l455,248r3,10l460,268r,9l459,287r-4,13l451,313r-7,11l437,334r-9,9l419,351r-10,7l399,364r-10,4l378,371r-10,2l358,374r74,l443,365r12,-11l466,340r9,-14l483,311r5,-15l491,280r,-8l491,268r,-9l489,250r-2,-10l482,227r-7,-10l465,206xm563,183r-28,l493,396r30,l549,265r3,-14l558,240r7,-10l573,222r10,-7l590,212r-33,l563,183xm686,207r-71,l627,208r11,3l648,216r8,7l663,231r3,10l667,251r,3l666,265,640,396r31,l697,261r4,-12l706,238r7,-9l722,221r3,-2l691,219r-5,-12xm830,207r-66,l776,208r11,3l796,216r8,7l810,232r4,10l815,254r-1,14l788,396r29,l843,263r2,-17l843,230r-6,-14l830,207xm768,180r-10,l748,182r-10,3l728,189r-10,6l708,202r-9,8l691,219r34,l732,215r10,-4l753,208r11,-1l830,207r-3,-4l815,193r-14,-7l785,181r-17,-1xm622,179r-13,l597,182r-22,11l565,201r-8,11l590,212r3,-1l604,208r11,-1l686,207r-9,-10l664,190r-10,-5l644,181r-10,-2l622,179xm938,359r-35,l908,368r7,9l924,384r10,7l945,395r13,4l971,401r15,l999,400r12,-2l1024,395r11,-5l1047,385r10,-6l1065,373r-74,l969,371r-18,-5l938,359xm954,108r-30,l867,396r28,l903,359r35,l937,358,927,347r-7,-14l916,318r-1,-17l917,283r4,-12l926,260r6,-10l940,241r9,-8l959,226r3,-2l932,224,954,108xm1095,206r-88,l1018,206r11,1l1039,209r9,3l1058,217r12,7l1079,233r6,13l1089,255r2,10l1091,275r-1,10l1084,304r-7,16l1066,335r-13,13l1038,359r-15,8l1007,371r-16,2l1065,373r2,-2l1076,363r9,-8l1092,346r7,-10l1105,326r5,-11l1115,304r3,-11l1120,281r1,-12l1121,257r-3,-12l1114,233r-6,-12l1100,211r-5,-5xm1023,178r-13,1l997,182r-13,4l971,192r-12,7l949,206r-9,9l932,224r30,l969,220r11,-5l994,209r13,-3l1095,206r-4,-5l1079,193r-12,-7l1054,182r-15,-3l1023,178xm1210,183r-29,l1139,396r29,l1210,183xm1225,108r-29,l1186,158r29,l1225,108xm1310,210r-29,l1244,396r29,l1310,210xm1366,183r-126,l1235,210r126,l1366,183xm1330,108r-29,l1286,183r29,l1330,108xm1466,r-30,6l1412,22r-16,24l1390,76r6,29l1412,129r24,16l1466,151r29,-6l1498,143r-32,l1439,138r-21,-15l1404,102r-6,-26l1404,49r14,-21l1439,14r27,-6l1498,8r-3,-2l1466,xm1498,8r-32,l1492,14r21,14l1528,49r5,27l1528,102r-15,21l1492,138r-26,5l1498,143r21,-14l1535,105r6,-29l1535,46,1519,22,1498,8xm1478,38r-41,l1437,115r11,l1448,81r31,l1477,80r7,-1l1490,76r4,-4l1448,72r,-25l1495,47r-2,-3l1490,42r-3,-2l1483,39r-5,-1xm1479,81r-17,l1464,81r1,l1466,81r2,1l1471,84r2,2l1475,88r2,3l1479,94r3,5l1492,115r13,l1492,94r-3,-4l1486,86r-4,-4l1480,81r-1,xm1495,47r-18,l1482,48r5,4l1488,55r,6l1487,64r-2,4l1483,69r-5,2l1474,72r20,l1497,69r2,-5l1499,55r-1,-4l1495,47xe" fillcolor="#6d6e71" stroked="f">
@@ -18158,7 +19188,7 @@
             </wp:anchor>
           </w:drawing>
         </mc:Choice>
-        <mc:Fallback xmlns:w16sdtdh="http://schemas.microsoft.com/office/word/2020/wordml/sdtdatahash" xmlns:w16="http://schemas.microsoft.com/office/word/2018/wordml" xmlns:w16cex="http://schemas.microsoft.com/office/word/2018/wordml/cex" xmlns:oel="http://schemas.microsoft.com/office/2019/extlst">
+        <mc:Fallback xmlns:w16cei="http://schemas.microsoft.com/office/word/2026/wordml/cei">
           <w:pict>
             <v:rect w14:anchorId="24F8162F" id="Rectangle 5" o:spid="_x0000_s1026" style="position:absolute;margin-left:544.1pt;margin-top:-35.8pt;width:595.3pt;height:120pt;z-index:-251652096;visibility:visible;mso-wrap-style:square;mso-wrap-distance-left:9pt;mso-wrap-distance-top:0;mso-wrap-distance-right:9pt;mso-wrap-distance-bottom:0;mso-position-horizontal:right;mso-position-horizontal-relative:page;mso-position-vertical:absolute;mso-position-vertical-relative:text;v-text-anchor:top" o:gfxdata="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" fillcolor="#c6c8ca" stroked="f">
               <w10:wrap anchorx="page"/>
@@ -18172,7 +19202,7 @@
 </file>
 
 <file path=word/header3.xml><?xml version="1.0" encoding="utf-8"?>
-<w:hdr xmlns:wpc="http://schemas.microsoft.com/office/word/2010/wordprocessingCanvas" xmlns:cx="http://schemas.microsoft.com/office/drawing/2014/chartex" xmlns:cx1="http://schemas.microsoft.com/office/drawing/2015/9/8/chartex" xmlns:cx2="http://schemas.microsoft.com/office/drawing/2015/10/21/chartex" xmlns:cx3="http://schemas.microsoft.com/office/drawing/2016/5/9/chartex" xmlns:cx4="http://schemas.microsoft.com/office/drawing/2016/5/10/chartex" xmlns:cx5="http://schemas.microsoft.com/office/drawing/2016/5/11/chartex" xmlns:cx6="http://schemas.microsoft.com/office/drawing/2016/5/12/chartex" xmlns:cx7="http://schemas.microsoft.com/office/drawing/2016/5/13/chartex" xmlns:cx8="http://schemas.microsoft.com/office/drawing/2016/5/14/chartex" xmlns:mc="http://schemas.openxmlformats.org/markup-compatibility/2006" xmlns:aink="http://schemas.microsoft.com/office/drawing/2016/ink" xmlns:am3d="http://schemas.microsoft.com/office/drawing/2017/model3d" xmlns:o="urn:schemas-microsoft-com:office:office" xmlns:r="http://schemas.openxmlformats.org/officeDocument/2006/relationships" xmlns:m="http://schemas.openxmlformats.org/officeDocument/2006/math" xmlns:v="urn:schemas-microsoft-com:vml" xmlns:wp14="http://schemas.microsoft.com/office/word/2010/wordprocessingDrawing" xmlns:wp="http://schemas.openxmlformats.org/drawingml/2006/wordprocessingDrawing" xmlns:w10="urn:schemas-microsoft-com:office:word" xmlns:w="http://schemas.openxmlformats.org/wordprocessingml/2006/main" xmlns:w14="http://schemas.microsoft.com/office/word/2010/wordml" xmlns:w15="http://schemas.microsoft.com/office/word/2012/wordml" xmlns:w16cid="http://schemas.microsoft.com/office/word/2016/wordml/cid" xmlns:w16se="http://schemas.microsoft.com/office/word/2015/wordml/symex" xmlns:wpg="http://schemas.microsoft.com/office/word/2010/wordprocessingGroup" xmlns:wpi="http://schemas.microsoft.com/office/word/2010/wordprocessingInk" xmlns:wne="http://schemas.microsoft.com/office/word/2006/wordml" xmlns:wps="http://schemas.microsoft.com/office/word/2010/wordprocessingShape" mc:Ignorable="w14 w15 w16se w16cid wp14">
+<w:hdr xmlns:wpc="http://schemas.microsoft.com/office/word/2010/wordprocessingCanvas" xmlns:cx="http://schemas.microsoft.com/office/drawing/2014/chartex" xmlns:cx1="http://schemas.microsoft.com/office/drawing/2015/9/8/chartex" xmlns:cx2="http://schemas.microsoft.com/office/drawing/2015/10/21/chartex" xmlns:cx3="http://schemas.microsoft.com/office/drawing/2016/5/9/chartex" xmlns:cx4="http://schemas.microsoft.com/office/drawing/2016/5/10/chartex" xmlns:cx5="http://schemas.microsoft.com/office/drawing/2016/5/11/chartex" xmlns:cx6="http://schemas.microsoft.com/office/drawing/2016/5/12/chartex" xmlns:cx7="http://schemas.microsoft.com/office/drawing/2016/5/13/chartex" xmlns:cx8="http://schemas.microsoft.com/office/drawing/2016/5/14/chartex" xmlns:mc="http://schemas.openxmlformats.org/markup-compatibility/2006" xmlns:aink="http://schemas.microsoft.com/office/drawing/2016/ink" xmlns:am3d="http://schemas.microsoft.com/office/drawing/2017/model3d" xmlns:o="urn:schemas-microsoft-com:office:office" xmlns:oel="http://schemas.microsoft.com/office/2019/extlst" xmlns:r="http://schemas.openxmlformats.org/officeDocument/2006/relationships" xmlns:m="http://schemas.openxmlformats.org/officeDocument/2006/math" xmlns:v="urn:schemas-microsoft-com:vml" xmlns:wp14="http://schemas.microsoft.com/office/word/2010/wordprocessingDrawing" xmlns:wp="http://schemas.openxmlformats.org/drawingml/2006/wordprocessingDrawing" xmlns:w10="urn:schemas-microsoft-com:office:word" xmlns:w="http://schemas.openxmlformats.org/wordprocessingml/2006/main" xmlns:w14="http://schemas.microsoft.com/office/word/2010/wordml" xmlns:w15="http://schemas.microsoft.com/office/word/2012/wordml" xmlns:w16cex="http://schemas.microsoft.com/office/word/2018/wordml/cex" xmlns:w16cid="http://schemas.microsoft.com/office/word/2016/wordml/cid" xmlns:w16="http://schemas.microsoft.com/office/word/2018/wordml" xmlns:w16du="http://schemas.microsoft.com/office/word/2023/wordml/word16du" xmlns:w16sdtdh="http://schemas.microsoft.com/office/word/2020/wordml/sdtdatahash" xmlns:w16sdtfl="http://schemas.microsoft.com/office/word/2024/wordml/sdtformatlock" xmlns:w16se="http://schemas.microsoft.com/office/word/2015/wordml/symex" xmlns:wpg="http://schemas.microsoft.com/office/word/2010/wordprocessingGroup" xmlns:wpi="http://schemas.microsoft.com/office/word/2010/wordprocessingInk" xmlns:wne="http://schemas.microsoft.com/office/word/2006/wordml" xmlns:wps="http://schemas.microsoft.com/office/word/2010/wordprocessingShape" mc:Ignorable="w14 w15 w16se w16cid w16 w16cex w16sdtdh w16sdtfl w16du wp14">
   <w:p>
     <w:pPr>
       <w:pStyle w:val="Kopfzeile"/>
@@ -18186,7 +19216,7 @@
 </file>
 
 <file path=word/numbering.xml><?xml version="1.0" encoding="utf-8"?>
-<w:numbering xmlns:wpc="http://schemas.microsoft.com/office/word/2010/wordprocessingCanvas" xmlns:cx="http://schemas.microsoft.com/office/drawing/2014/chartex" xmlns:cx1="http://schemas.microsoft.com/office/drawing/2015/9/8/chartex" xmlns:cx2="http://schemas.microsoft.com/office/drawing/2015/10/21/chartex" xmlns:cx3="http://schemas.microsoft.com/office/drawing/2016/5/9/chartex" xmlns:cx4="http://schemas.microsoft.com/office/drawing/2016/5/10/chartex" xmlns:cx5="http://schemas.microsoft.com/office/drawing/2016/5/11/chartex" xmlns:cx6="http://schemas.microsoft.com/office/drawing/2016/5/12/chartex" xmlns:cx7="http://schemas.microsoft.com/office/drawing/2016/5/13/chartex" xmlns:cx8="http://schemas.microsoft.com/office/drawing/2016/5/14/chartex" xmlns:mc="http://schemas.openxmlformats.org/markup-compatibility/2006" xmlns:aink="http://schemas.microsoft.com/office/drawing/2016/ink" xmlns:am3d="http://schemas.microsoft.com/office/drawing/2017/model3d" xmlns:o="urn:schemas-microsoft-com:office:office" xmlns:r="http://schemas.openxmlformats.org/officeDocument/2006/relationships" xmlns:m="http://schemas.openxmlformats.org/officeDocument/2006/math" xmlns:v="urn:schemas-microsoft-com:vml" xmlns:wp14="http://schemas.microsoft.com/office/word/2010/wordprocessingDrawing" xmlns:wp="http://schemas.openxmlformats.org/drawingml/2006/wordprocessingDrawing" xmlns:w10="urn:schemas-microsoft-com:office:word" xmlns:w="http://schemas.openxmlformats.org/wordprocessingml/2006/main" xmlns:w14="http://schemas.microsoft.com/office/word/2010/wordml" xmlns:w15="http://schemas.microsoft.com/office/word/2012/wordml" xmlns:w16cid="http://schemas.microsoft.com/office/word/2016/wordml/cid" xmlns:w16se="http://schemas.microsoft.com/office/word/2015/wordml/symex" xmlns:wpg="http://schemas.microsoft.com/office/word/2010/wordprocessingGroup" xmlns:wpi="http://schemas.microsoft.com/office/word/2010/wordprocessingInk" xmlns:wne="http://schemas.microsoft.com/office/word/2006/wordml" xmlns:wps="http://schemas.microsoft.com/office/word/2010/wordprocessingShape" mc:Ignorable="w14 w15 w16se w16cid wp14">
+<w:numbering xmlns:wpc="http://schemas.microsoft.com/office/word/2010/wordprocessingCanvas" xmlns:cx="http://schemas.microsoft.com/office/drawing/2014/chartex" xmlns:cx1="http://schemas.microsoft.com/office/drawing/2015/9/8/chartex" xmlns:cx2="http://schemas.microsoft.com/office/drawing/2015/10/21/chartex" xmlns:cx3="http://schemas.microsoft.com/office/drawing/2016/5/9/chartex" xmlns:cx4="http://schemas.microsoft.com/office/drawing/2016/5/10/chartex" xmlns:cx5="http://schemas.microsoft.com/office/drawing/2016/5/11/chartex" xmlns:cx6="http://schemas.microsoft.com/office/drawing/2016/5/12/chartex" xmlns:cx7="http://schemas.microsoft.com/office/drawing/2016/5/13/chartex" xmlns:cx8="http://schemas.microsoft.com/office/drawing/2016/5/14/chartex" xmlns:mc="http://schemas.openxmlformats.org/markup-compatibility/2006" xmlns:aink="http://schemas.microsoft.com/office/drawing/2016/ink" xmlns:am3d="http://schemas.microsoft.com/office/drawing/2017/model3d" xmlns:o="urn:schemas-microsoft-com:office:office" xmlns:oel="http://schemas.microsoft.com/office/2019/extlst" xmlns:r="http://schemas.openxmlformats.org/officeDocument/2006/relationships" xmlns:m="http://schemas.openxmlformats.org/officeDocument/2006/math" xmlns:v="urn:schemas-microsoft-com:vml" xmlns:wp14="http://schemas.microsoft.com/office/word/2010/wordprocessingDrawing" xmlns:wp="http://schemas.openxmlformats.org/drawingml/2006/wordprocessingDrawing" xmlns:w10="urn:schemas-microsoft-com:office:word" xmlns:w="http://schemas.openxmlformats.org/wordprocessingml/2006/main" xmlns:w14="http://schemas.microsoft.com/office/word/2010/wordml" xmlns:w15="http://schemas.microsoft.com/office/word/2012/wordml" xmlns:w16cex="http://schemas.microsoft.com/office/word/2018/wordml/cex" xmlns:w16cid="http://schemas.microsoft.com/office/word/2016/wordml/cid" xmlns:w16="http://schemas.microsoft.com/office/word/2018/wordml" xmlns:w16du="http://schemas.microsoft.com/office/word/2023/wordml/word16du" xmlns:w16sdtdh="http://schemas.microsoft.com/office/word/2020/wordml/sdtdatahash" xmlns:w16sdtfl="http://schemas.microsoft.com/office/word/2024/wordml/sdtformatlock" xmlns:w16se="http://schemas.microsoft.com/office/word/2015/wordml/symex" xmlns:wpg="http://schemas.microsoft.com/office/word/2010/wordprocessingGroup" xmlns:wpi="http://schemas.microsoft.com/office/word/2010/wordprocessingInk" xmlns:wne="http://schemas.microsoft.com/office/word/2006/wordml" xmlns:wps="http://schemas.microsoft.com/office/word/2010/wordprocessingShape" mc:Ignorable="w14 w15 w16se w16cid w16 w16cex w16sdtdh w16sdtfl w16du wp14">
   <w:abstractNum w:abstractNumId="0" w15:restartNumberingAfterBreak="0">
     <w:nsid w:val="FFFFFF7C"/>
     <w:multiLevelType w:val="singleLevel"/>
@@ -20196,92 +21226,92 @@
       </w:rPr>
     </w:lvl>
   </w:abstractNum>
-  <w:num w:numId="1">
+  <w:num w:numId="1" w16cid:durableId="7103503">
     <w:abstractNumId w:val="9"/>
   </w:num>
-  <w:num w:numId="2">
+  <w:num w:numId="2" w16cid:durableId="161431757">
     <w:abstractNumId w:val="7"/>
   </w:num>
-  <w:num w:numId="3">
+  <w:num w:numId="3" w16cid:durableId="34043298">
     <w:abstractNumId w:val="6"/>
   </w:num>
-  <w:num w:numId="4">
+  <w:num w:numId="4" w16cid:durableId="502354650">
     <w:abstractNumId w:val="5"/>
   </w:num>
-  <w:num w:numId="5">
+  <w:num w:numId="5" w16cid:durableId="20203152">
     <w:abstractNumId w:val="4"/>
   </w:num>
-  <w:num w:numId="6">
+  <w:num w:numId="6" w16cid:durableId="1242372839">
     <w:abstractNumId w:val="8"/>
   </w:num>
-  <w:num w:numId="7">
+  <w:num w:numId="7" w16cid:durableId="1449423749">
     <w:abstractNumId w:val="3"/>
   </w:num>
-  <w:num w:numId="8">
+  <w:num w:numId="8" w16cid:durableId="1576822693">
     <w:abstractNumId w:val="2"/>
   </w:num>
-  <w:num w:numId="9">
+  <w:num w:numId="9" w16cid:durableId="277223863">
     <w:abstractNumId w:val="1"/>
   </w:num>
-  <w:num w:numId="10">
+  <w:num w:numId="10" w16cid:durableId="1792046348">
     <w:abstractNumId w:val="0"/>
   </w:num>
-  <w:num w:numId="11">
+  <w:num w:numId="11" w16cid:durableId="919173515">
     <w:abstractNumId w:val="10"/>
   </w:num>
-  <w:num w:numId="12">
+  <w:num w:numId="12" w16cid:durableId="1788810439">
     <w:abstractNumId w:val="13"/>
   </w:num>
-  <w:num w:numId="13">
+  <w:num w:numId="13" w16cid:durableId="1058747625">
     <w:abstractNumId w:val="15"/>
   </w:num>
-  <w:num w:numId="14">
+  <w:num w:numId="14" w16cid:durableId="1098213575">
     <w:abstractNumId w:val="11"/>
   </w:num>
-  <w:num w:numId="15">
+  <w:num w:numId="15" w16cid:durableId="1113329881">
     <w:abstractNumId w:val="19"/>
   </w:num>
-  <w:num w:numId="16">
+  <w:num w:numId="16" w16cid:durableId="1893886392">
     <w:abstractNumId w:val="16"/>
   </w:num>
-  <w:num w:numId="17">
+  <w:num w:numId="17" w16cid:durableId="1007907577">
     <w:abstractNumId w:val="23"/>
   </w:num>
-  <w:num w:numId="18">
+  <w:num w:numId="18" w16cid:durableId="270823433">
     <w:abstractNumId w:val="17"/>
   </w:num>
-  <w:num w:numId="19">
+  <w:num w:numId="19" w16cid:durableId="1717661732">
     <w:abstractNumId w:val="22"/>
   </w:num>
-  <w:num w:numId="20">
+  <w:num w:numId="20" w16cid:durableId="1680693566">
     <w:abstractNumId w:val="20"/>
   </w:num>
-  <w:num w:numId="21">
+  <w:num w:numId="21" w16cid:durableId="83384259">
     <w:abstractNumId w:val="21"/>
   </w:num>
-  <w:num w:numId="22">
+  <w:num w:numId="22" w16cid:durableId="281575263">
     <w:abstractNumId w:val="14"/>
   </w:num>
-  <w:num w:numId="23">
+  <w:num w:numId="23" w16cid:durableId="1654524102">
     <w:abstractNumId w:val="26"/>
   </w:num>
-  <w:num w:numId="24">
+  <w:num w:numId="24" w16cid:durableId="1334993708">
     <w:abstractNumId w:val="12"/>
   </w:num>
-  <w:num w:numId="25">
+  <w:num w:numId="25" w16cid:durableId="2004774955">
     <w:abstractNumId w:val="24"/>
   </w:num>
-  <w:num w:numId="26">
+  <w:num w:numId="26" w16cid:durableId="1061756792">
     <w:abstractNumId w:val="25"/>
   </w:num>
-  <w:num w:numId="27">
+  <w:num w:numId="27" w16cid:durableId="1062170612">
     <w:abstractNumId w:val="18"/>
   </w:num>
 </w:numbering>
 </file>
 
 <file path=word/styles.xml><?xml version="1.0" encoding="utf-8"?>
-<w:styles xmlns:mc="http://schemas.openxmlformats.org/markup-compatibility/2006" xmlns:r="http://schemas.openxmlformats.org/officeDocument/2006/relationships" xmlns:w="http://schemas.openxmlformats.org/wordprocessingml/2006/main" xmlns:w14="http://schemas.microsoft.com/office/word/2010/wordml" xmlns:w15="http://schemas.microsoft.com/office/word/2012/wordml" xmlns:w16cid="http://schemas.microsoft.com/office/word/2016/wordml/cid" xmlns:w16se="http://schemas.microsoft.com/office/word/2015/wordml/symex" mc:Ignorable="w14 w15 w16se w16cid">
+<w:styles xmlns:mc="http://schemas.openxmlformats.org/markup-compatibility/2006" xmlns:r="http://schemas.openxmlformats.org/officeDocument/2006/relationships" xmlns:w="http://schemas.openxmlformats.org/wordprocessingml/2006/main" xmlns:w14="http://schemas.microsoft.com/office/word/2010/wordml" xmlns:w15="http://schemas.microsoft.com/office/word/2012/wordml" xmlns:w16cex="http://schemas.microsoft.com/office/word/2018/wordml/cex" xmlns:w16cid="http://schemas.microsoft.com/office/word/2016/wordml/cid" xmlns:w16="http://schemas.microsoft.com/office/word/2018/wordml" xmlns:w16du="http://schemas.microsoft.com/office/word/2023/wordml/word16du" xmlns:w16sdtdh="http://schemas.microsoft.com/office/word/2020/wordml/sdtdatahash" xmlns:w16sdtfl="http://schemas.microsoft.com/office/word/2024/wordml/sdtformatlock" xmlns:w16se="http://schemas.microsoft.com/office/word/2015/wordml/symex" mc:Ignorable="w14 w15 w16se w16cid w16 w16cex w16sdtdh w16sdtfl w16du">
   <w:docDefaults>
     <w:rPrDefault>
       <w:rPr>
@@ -20299,7 +21329,7 @@
       </w:pPr>
     </w:pPrDefault>
   </w:docDefaults>
-  <w:latentStyles w:defLockedState="0" w:defUIPriority="99" w:defSemiHidden="0" w:defUnhideWhenUsed="0" w:defQFormat="0" w:count="375">
+  <w:latentStyles w:defLockedState="0" w:defUIPriority="99" w:defSemiHidden="0" w:defUnhideWhenUsed="0" w:defQFormat="0" w:count="376">
     <w:lsdException w:name="Normal" w:uiPriority="0"/>
     <w:lsdException w:name="heading 1" w:uiPriority="0" w:qFormat="1"/>
     <w:lsdException w:name="heading 2" w:semiHidden="1" w:uiPriority="0" w:unhideWhenUsed="1" w:qFormat="1"/>
@@ -20675,6 +21705,7 @@
     <w:lsdException w:name="Smart Hyperlink" w:semiHidden="1" w:unhideWhenUsed="1"/>
     <w:lsdException w:name="Hashtag" w:semiHidden="1" w:unhideWhenUsed="1"/>
     <w:lsdException w:name="Unresolved Mention" w:semiHidden="1" w:unhideWhenUsed="1"/>
+    <w:lsdException w:name="Smart Link" w:semiHidden="1" w:unhideWhenUsed="1"/>
   </w:latentStyles>
   <w:style w:type="paragraph" w:default="1" w:styleId="Standard">
     <w:name w:val="Normal"/>
@@ -21333,7 +22364,6 @@
     <w:name w:val="Überschrift 2 Zchn"/>
     <w:basedOn w:val="Absatz-Standardschriftart"/>
     <w:link w:val="berschrift2"/>
-    <w:uiPriority w:val="9"/>
     <w:rsid w:val="00F807E6"/>
     <w:rPr>
       <w:rFonts w:ascii="Humnst777 Lt BT" w:eastAsia="Humnst777 Lt BT" w:hAnsi="Humnst777 Lt BT" w:cs="Humnst777 Lt BT"/>
@@ -21992,6 +23022,16 @@
       <w:u w:val="single"/>
     </w:rPr>
   </w:style>
+  <w:style w:type="character" w:styleId="Platzhaltertext">
+    <w:name w:val="Placeholder Text"/>
+    <w:basedOn w:val="Absatz-Standardschriftart"/>
+    <w:uiPriority w:val="99"/>
+    <w:semiHidden/>
+    <w:rsid w:val="00CC1CE7"/>
+    <w:rPr>
+      <w:color w:val="666666"/>
+    </w:rPr>
+  </w:style>
 </w:styles>
 </file>
 
